--- a/docs_docx/specs.docx
+++ b/docs_docx/specs.docx
@@ -2,139 +2,41 @@
 <file path=word/document.xml><?xml version="1.0" encoding="utf-8"?>
 <w:document xmlns:wpc="http://schemas.microsoft.com/office/word/2010/wordprocessingCanvas" xmlns:mo="http://schemas.microsoft.com/office/mac/office/2008/main" xmlns:mc="http://schemas.openxmlformats.org/markup-compatibility/2006" xmlns:mv="urn:schemas-microsoft-com:mac:vml" xmlns:o="urn:schemas-microsoft-com:office:office" xmlns:r="http://schemas.openxmlformats.org/officeDocument/2006/relationships" xmlns:m="http://schemas.openxmlformats.org/officeDocument/2006/math" xmlns:v="urn:schemas-microsoft-com:vml" xmlns:wp14="http://schemas.microsoft.com/office/word/2010/wordprocessingDrawing" xmlns:wp="http://schemas.openxmlformats.org/drawingml/2006/wordprocessingDrawing" xmlns:w10="urn:schemas-microsoft-com:office:word" xmlns:w="http://schemas.openxmlformats.org/wordprocessingml/2006/main" xmlns:w14="http://schemas.microsoft.com/office/word/2010/wordml" xmlns:wpg="http://schemas.microsoft.com/office/word/2010/wordprocessingGroup" xmlns:wpi="http://schemas.microsoft.com/office/word/2010/wordprocessingInk" xmlns:wne="http://schemas.microsoft.com/office/word/2006/wordml" xmlns:wps="http://schemas.microsoft.com/office/word/2010/wordprocessingShape" mc:Ignorable="w14 wp14">
   <w:body>
+    <w:p>
+      <w:pPr>
+        <w:pStyle w:val="Heading1"/>
+        <w:jc w:val="left"/>
+      </w:pPr>
+      <w:r>
+        <w:t>Functional Specifications: Multimodal Crime / Incident Report Analyzer</w:t>
+      </w:r>
+    </w:p>
     <w:tbl>
       <w:tblPr>
-        <w:tblW w:type="pct" w:w="5000"/>
+        <w:tblStyle w:val="TableGrid"/>
+        <w:tblW w:type="auto" w:w="0"/>
         <w:jc w:val="center"/>
-        <w:tblLayout w:type="autofit"/>
         <w:tblLook w:firstColumn="1" w:firstRow="1" w:lastColumn="0" w:lastRow="0" w:noHBand="0" w:noVBand="1" w:val="04A0"/>
       </w:tblPr>
       <w:tblGrid>
-        <w:gridCol w:w="10656"/>
+        <w:gridCol w:w="2592"/>
+        <w:gridCol w:w="2592"/>
+        <w:gridCol w:w="2592"/>
+        <w:gridCol w:w="2592"/>
       </w:tblGrid>
       <w:tr>
         <w:tc>
           <w:tcPr>
-            <w:tcW w:type="dxa" w:w="10656"/>
-            <w:shd w:fill="12385B"/>
-            <w:tcBorders>
-              <w:top w:val="single" w:sz="6" w:space="0" w:color="12385B"/>
-              <w:left w:val="single" w:sz="6" w:space="0" w:color="12385B"/>
-              <w:bottom w:val="single" w:sz="6" w:space="0" w:color="12385B"/>
-              <w:right w:val="single" w:sz="6" w:space="0" w:color="12385B"/>
-            </w:tcBorders>
-            <w:tcMar>
-              <w:top w:w="190" w:type="dxa"/>
-              <w:start w:w="180" w:type="dxa"/>
-              <w:bottom w:w="160" w:type="dxa"/>
-              <w:end w:w="180" w:type="dxa"/>
-            </w:tcMar>
+            <w:tcW w:type="dxa" w:w="2592"/>
+            <w:shd w:fill="D9EAF7"/>
+            <w:vAlign w:val="center"/>
           </w:tcPr>
           <w:p>
-            <w:pPr>
-              <w:jc w:val="left"/>
-            </w:pPr>
+            <w:r/>
             <w:r>
               <w:rPr>
-                <w:rFonts w:ascii="Times New Roman" w:hAnsi="Times New Roman" w:eastAsia="Times New Roman"/>
                 <w:b/>
-                <w:i w:val="0"/>
-                <w:color w:val="FFFFFF"/>
-                <w:sz w:val="40"/>
-              </w:rPr>
-              <w:t>System Specifications</w:t>
-            </w:r>
-          </w:p>
-          <w:p>
-            <w:r>
-              <w:rPr>
-                <w:rFonts w:ascii="Times New Roman" w:hAnsi="Times New Roman" w:eastAsia="Times New Roman"/>
-                <w:b w:val="0"/>
-                <w:i w:val="0"/>
-                <w:color w:val="DDEBF7"/>
-                <w:sz w:val="25"/>
-              </w:rPr>
-              <w:t>Multimodal Crime / Incident Report Analyzer</w:t>
-            </w:r>
-          </w:p>
-        </w:tc>
-      </w:tr>
-      <w:tr>
-        <w:tc>
-          <w:tcPr>
-            <w:tcW w:type="dxa" w:w="10656"/>
-            <w:shd w:fill="D9EAF7"/>
-            <w:tcBorders>
-              <w:top w:val="single" w:sz="6" w:space="0" w:color="AAB8C5"/>
-              <w:left w:val="single" w:sz="6" w:space="0" w:color="AAB8C5"/>
-              <w:bottom w:val="single" w:sz="6" w:space="0" w:color="AAB8C5"/>
-              <w:right w:val="single" w:sz="6" w:space="0" w:color="AAB8C5"/>
-            </w:tcBorders>
-            <w:tcMar>
-              <w:top w:w="120" w:type="dxa"/>
-              <w:start w:w="180" w:type="dxa"/>
-              <w:bottom w:w="120" w:type="dxa"/>
-              <w:end w:w="180" w:type="dxa"/>
-            </w:tcMar>
-          </w:tcPr>
-          <w:p>
-            <w:r>
-              <w:rPr>
-                <w:rFonts w:ascii="Times New Roman" w:hAnsi="Times New Roman" w:eastAsia="Times New Roman"/>
-                <w:b w:val="0"/>
-                <w:i/>
-                <w:color w:val="12385B"/>
-                <w:sz w:val="25"/>
-              </w:rPr>
-              <w:t>Behavioral requirements, data contracts, acceptance criteria, and edge cases.</w:t>
-            </w:r>
-          </w:p>
-        </w:tc>
-      </w:tr>
-    </w:tbl>
-    <w:p/>
-    <w:tbl>
-      <w:tblPr>
-        <w:tblW w:type="pct" w:w="5000"/>
-        <w:jc w:val="center"/>
-        <w:tblLayout w:type="autofit"/>
-        <w:tblLook w:firstColumn="1" w:firstRow="1" w:lastColumn="0" w:lastRow="0" w:noHBand="0" w:noVBand="1" w:val="04A0"/>
-      </w:tblPr>
-      <w:tblGrid>
-        <w:gridCol w:w="2664"/>
-        <w:gridCol w:w="2664"/>
-        <w:gridCol w:w="2664"/>
-        <w:gridCol w:w="2664"/>
-      </w:tblGrid>
-      <w:tr>
-        <w:tc>
-          <w:tcPr>
-            <w:tcW w:type="dxa" w:w="2664"/>
-            <w:shd w:fill="1F4E79"/>
-            <w:tcBorders>
-              <w:top w:val="single" w:sz="4" w:space="0" w:color="FFFFFF"/>
-              <w:left w:val="single" w:sz="4" w:space="0" w:color="FFFFFF"/>
-              <w:bottom w:val="single" w:sz="4" w:space="0" w:color="FFFFFF"/>
-              <w:right w:val="single" w:sz="4" w:space="0" w:color="FFFFFF"/>
-            </w:tcBorders>
-            <w:tcMar>
-              <w:top w:w="70" w:type="dxa"/>
-              <w:start w:w="80" w:type="dxa"/>
-              <w:bottom w:w="70" w:type="dxa"/>
-              <w:end w:w="80" w:type="dxa"/>
-            </w:tcMar>
-          </w:tcPr>
-          <w:p>
-            <w:pPr>
-              <w:jc w:val="center"/>
-            </w:pPr>
-            <w:r>
-              <w:rPr>
-                <w:rFonts w:ascii="Times New Roman" w:hAnsi="Times New Roman" w:eastAsia="Times New Roman"/>
-                <w:b/>
-                <w:i w:val="0"/>
-                <w:color w:val="FFFFFF"/>
-                <w:sz w:val="21"/>
+                <w:sz w:val="17"/>
               </w:rPr>
               <w:t>Owner</w:t>
             </w:r>
@@ -142,32 +44,16 @@
         </w:tc>
         <w:tc>
           <w:tcPr>
-            <w:tcW w:type="dxa" w:w="2664"/>
-            <w:shd w:fill="1F4E79"/>
-            <w:tcBorders>
-              <w:top w:val="single" w:sz="4" w:space="0" w:color="FFFFFF"/>
-              <w:left w:val="single" w:sz="4" w:space="0" w:color="FFFFFF"/>
-              <w:bottom w:val="single" w:sz="4" w:space="0" w:color="FFFFFF"/>
-              <w:right w:val="single" w:sz="4" w:space="0" w:color="FFFFFF"/>
-            </w:tcBorders>
-            <w:tcMar>
-              <w:top w:w="70" w:type="dxa"/>
-              <w:start w:w="80" w:type="dxa"/>
-              <w:bottom w:w="70" w:type="dxa"/>
-              <w:end w:w="80" w:type="dxa"/>
-            </w:tcMar>
+            <w:tcW w:type="dxa" w:w="2592"/>
+            <w:shd w:fill="D9EAF7"/>
+            <w:vAlign w:val="center"/>
           </w:tcPr>
           <w:p>
-            <w:pPr>
-              <w:jc w:val="center"/>
-            </w:pPr>
+            <w:r/>
             <w:r>
               <w:rPr>
-                <w:rFonts w:ascii="Times New Roman" w:hAnsi="Times New Roman" w:eastAsia="Times New Roman"/>
                 <w:b/>
-                <w:i w:val="0"/>
-                <w:color w:val="FFFFFF"/>
-                <w:sz w:val="21"/>
+                <w:sz w:val="17"/>
               </w:rPr>
               <w:t>Project Type</w:t>
             </w:r>
@@ -175,32 +61,16 @@
         </w:tc>
         <w:tc>
           <w:tcPr>
-            <w:tcW w:type="dxa" w:w="2664"/>
-            <w:shd w:fill="1F4E79"/>
-            <w:tcBorders>
-              <w:top w:val="single" w:sz="4" w:space="0" w:color="FFFFFF"/>
-              <w:left w:val="single" w:sz="4" w:space="0" w:color="FFFFFF"/>
-              <w:bottom w:val="single" w:sz="4" w:space="0" w:color="FFFFFF"/>
-              <w:right w:val="single" w:sz="4" w:space="0" w:color="FFFFFF"/>
-            </w:tcBorders>
-            <w:tcMar>
-              <w:top w:w="70" w:type="dxa"/>
-              <w:start w:w="80" w:type="dxa"/>
-              <w:bottom w:w="70" w:type="dxa"/>
-              <w:end w:w="80" w:type="dxa"/>
-            </w:tcMar>
+            <w:tcW w:type="dxa" w:w="2592"/>
+            <w:shd w:fill="D9EAF7"/>
+            <w:vAlign w:val="center"/>
           </w:tcPr>
           <w:p>
-            <w:pPr>
-              <w:jc w:val="center"/>
-            </w:pPr>
+            <w:r/>
             <w:r>
               <w:rPr>
-                <w:rFonts w:ascii="Times New Roman" w:hAnsi="Times New Roman" w:eastAsia="Times New Roman"/>
                 <w:b/>
-                <w:i w:val="0"/>
-                <w:color w:val="FFFFFF"/>
-                <w:sz w:val="21"/>
+                <w:sz w:val="17"/>
               </w:rPr>
               <w:t>Date</w:t>
             </w:r>
@@ -208,32 +78,16 @@
         </w:tc>
         <w:tc>
           <w:tcPr>
-            <w:tcW w:type="dxa" w:w="2664"/>
-            <w:shd w:fill="1F4E79"/>
-            <w:tcBorders>
-              <w:top w:val="single" w:sz="4" w:space="0" w:color="FFFFFF"/>
-              <w:left w:val="single" w:sz="4" w:space="0" w:color="FFFFFF"/>
-              <w:bottom w:val="single" w:sz="4" w:space="0" w:color="FFFFFF"/>
-              <w:right w:val="single" w:sz="4" w:space="0" w:color="FFFFFF"/>
-            </w:tcBorders>
-            <w:tcMar>
-              <w:top w:w="70" w:type="dxa"/>
-              <w:start w:w="80" w:type="dxa"/>
-              <w:bottom w:w="70" w:type="dxa"/>
-              <w:end w:w="80" w:type="dxa"/>
-            </w:tcMar>
+            <w:tcW w:type="dxa" w:w="2592"/>
+            <w:shd w:fill="D9EAF7"/>
+            <w:vAlign w:val="center"/>
           </w:tcPr>
           <w:p>
-            <w:pPr>
-              <w:jc w:val="center"/>
-            </w:pPr>
+            <w:r/>
             <w:r>
               <w:rPr>
-                <w:rFonts w:ascii="Times New Roman" w:hAnsi="Times New Roman" w:eastAsia="Times New Roman"/>
                 <w:b/>
-                <w:i w:val="0"/>
-                <w:color w:val="FFFFFF"/>
-                <w:sz w:val="21"/>
+                <w:sz w:val="17"/>
               </w:rPr>
               <w:t>Submission</w:t>
             </w:r>
@@ -243,32 +97,15 @@
       <w:tr>
         <w:tc>
           <w:tcPr>
-            <w:tcW w:type="dxa" w:w="2664"/>
-            <w:shd w:fill="F3F6F8"/>
-            <w:tcBorders>
-              <w:top w:val="single" w:sz="4" w:space="0" w:color="D0D7DE"/>
-              <w:left w:val="single" w:sz="4" w:space="0" w:color="D0D7DE"/>
-              <w:bottom w:val="single" w:sz="4" w:space="0" w:color="D0D7DE"/>
-              <w:right w:val="single" w:sz="4" w:space="0" w:color="D0D7DE"/>
-            </w:tcBorders>
-            <w:tcMar>
-              <w:top w:w="70" w:type="dxa"/>
-              <w:start w:w="80" w:type="dxa"/>
-              <w:bottom w:w="70" w:type="dxa"/>
-              <w:end w:w="80" w:type="dxa"/>
-            </w:tcMar>
+            <w:tcW w:type="dxa" w:w="2592"/>
+            <w:vAlign w:val="top"/>
           </w:tcPr>
           <w:p>
-            <w:pPr>
-              <w:jc w:val="center"/>
-            </w:pPr>
+            <w:r/>
             <w:r>
               <w:rPr>
-                <w:rFonts w:ascii="Times New Roman" w:hAnsi="Times New Roman" w:eastAsia="Times New Roman"/>
                 <w:b w:val="0"/>
-                <w:i w:val="0"/>
-                <w:color w:val="1F1F1F"/>
-                <w:sz w:val="21"/>
+                <w:sz w:val="17"/>
               </w:rPr>
               <w:t>Group 2</w:t>
             </w:r>
@@ -276,32 +113,15 @@
         </w:tc>
         <w:tc>
           <w:tcPr>
-            <w:tcW w:type="dxa" w:w="2664"/>
-            <w:shd w:fill="F3F6F8"/>
-            <w:tcBorders>
-              <w:top w:val="single" w:sz="4" w:space="0" w:color="D0D7DE"/>
-              <w:left w:val="single" w:sz="4" w:space="0" w:color="D0D7DE"/>
-              <w:bottom w:val="single" w:sz="4" w:space="0" w:color="D0D7DE"/>
-              <w:right w:val="single" w:sz="4" w:space="0" w:color="D0D7DE"/>
-            </w:tcBorders>
-            <w:tcMar>
-              <w:top w:w="70" w:type="dxa"/>
-              <w:start w:w="80" w:type="dxa"/>
-              <w:bottom w:w="70" w:type="dxa"/>
-              <w:end w:w="80" w:type="dxa"/>
-            </w:tcMar>
+            <w:tcW w:type="dxa" w:w="2592"/>
+            <w:vAlign w:val="top"/>
           </w:tcPr>
           <w:p>
-            <w:pPr>
-              <w:jc w:val="center"/>
-            </w:pPr>
+            <w:r/>
             <w:r>
               <w:rPr>
-                <w:rFonts w:ascii="Times New Roman" w:hAnsi="Times New Roman" w:eastAsia="Times New Roman"/>
                 <w:b w:val="0"/>
-                <w:i w:val="0"/>
-                <w:color w:val="1F1F1F"/>
-                <w:sz w:val="21"/>
+                <w:sz w:val="17"/>
               </w:rPr>
               <w:t>Class prototype only</w:t>
             </w:r>
@@ -309,65 +129,31 @@
         </w:tc>
         <w:tc>
           <w:tcPr>
-            <w:tcW w:type="dxa" w:w="2664"/>
-            <w:shd w:fill="F3F6F8"/>
-            <w:tcBorders>
-              <w:top w:val="single" w:sz="4" w:space="0" w:color="D0D7DE"/>
-              <w:left w:val="single" w:sz="4" w:space="0" w:color="D0D7DE"/>
-              <w:bottom w:val="single" w:sz="4" w:space="0" w:color="D0D7DE"/>
-              <w:right w:val="single" w:sz="4" w:space="0" w:color="D0D7DE"/>
-            </w:tcBorders>
-            <w:tcMar>
-              <w:top w:w="70" w:type="dxa"/>
-              <w:start w:w="80" w:type="dxa"/>
-              <w:bottom w:w="70" w:type="dxa"/>
-              <w:end w:w="80" w:type="dxa"/>
-            </w:tcMar>
+            <w:tcW w:type="dxa" w:w="2592"/>
+            <w:vAlign w:val="top"/>
           </w:tcPr>
           <w:p>
-            <w:pPr>
-              <w:jc w:val="center"/>
-            </w:pPr>
+            <w:r/>
             <w:r>
               <w:rPr>
-                <w:rFonts w:ascii="Times New Roman" w:hAnsi="Times New Roman" w:eastAsia="Times New Roman"/>
                 <w:b w:val="0"/>
-                <w:i w:val="0"/>
-                <w:color w:val="1F1F1F"/>
-                <w:sz w:val="21"/>
+                <w:sz w:val="17"/>
               </w:rPr>
-              <w:t>June 15, 2026</w:t>
+              <w:t>June 19, 2026</w:t>
             </w:r>
           </w:p>
         </w:tc>
         <w:tc>
           <w:tcPr>
-            <w:tcW w:type="dxa" w:w="2664"/>
-            <w:shd w:fill="F3F6F8"/>
-            <w:tcBorders>
-              <w:top w:val="single" w:sz="4" w:space="0" w:color="D0D7DE"/>
-              <w:left w:val="single" w:sz="4" w:space="0" w:color="D0D7DE"/>
-              <w:bottom w:val="single" w:sz="4" w:space="0" w:color="D0D7DE"/>
-              <w:right w:val="single" w:sz="4" w:space="0" w:color="D0D7DE"/>
-            </w:tcBorders>
-            <w:tcMar>
-              <w:top w:w="70" w:type="dxa"/>
-              <w:start w:w="80" w:type="dxa"/>
-              <w:bottom w:w="70" w:type="dxa"/>
-              <w:end w:w="80" w:type="dxa"/>
-            </w:tcMar>
+            <w:tcW w:type="dxa" w:w="2592"/>
+            <w:vAlign w:val="top"/>
           </w:tcPr>
           <w:p>
-            <w:pPr>
-              <w:jc w:val="center"/>
-            </w:pPr>
+            <w:r/>
             <w:r>
               <w:rPr>
-                <w:rFonts w:ascii="Times New Roman" w:hAnsi="Times New Roman" w:eastAsia="Times New Roman"/>
                 <w:b w:val="0"/>
-                <w:i w:val="0"/>
-                <w:color w:val="1F1F1F"/>
-                <w:sz w:val="21"/>
+                <w:sz w:val="17"/>
               </w:rPr>
               <w:t>June 26, 2026</w:t>
             </w:r>
@@ -378,310 +164,225 @@
     <w:p/>
     <w:p>
       <w:pPr>
-        <w:pStyle w:val="Heading1"/>
-        <w:pBdr>
-          <w:bottom w:val="single" w:sz="6" w:space="4" w:color="D9EAF7"/>
-        </w:pBdr>
+        <w:pStyle w:val="Heading2"/>
       </w:pPr>
       <w:r>
-        <w:rPr>
-          <w:rFonts w:ascii="Times New Roman" w:hAnsi="Times New Roman" w:eastAsia="Times New Roman"/>
-          <w:b/>
-          <w:i w:val="0"/>
-          <w:color w:val="12385B"/>
-          <w:sz w:val="36"/>
-        </w:rPr>
         <w:t>1. Purpose</w:t>
       </w:r>
     </w:p>
     <w:p>
+      <w:pPr>
+        <w:spacing w:after="80"/>
+      </w:pPr>
       <w:r>
-        <w:rPr>
-          <w:rFonts w:ascii="Times New Roman" w:hAnsi="Times New Roman" w:eastAsia="Times New Roman"/>
-          <w:b w:val="0"/>
-          <w:i w:val="0"/>
-          <w:sz w:val="26"/>
-        </w:rPr>
-        <w:t>This file defines the product behavior and data contracts for the Multimodal Crime / Incident Report Analyzer. It focuses on what the system must do, not how the code is structured.</w:t>
+        <w:t>This document defines product behavior and data contracts for the Multimodal Crime / Incident Report Analyzer. It focuses on what the system must do and how modules must communicate. It replaces older local-folder, watch-folder, SQLite, and CSV-combine contracts with the approved Streamlit + Supabase flow.</w:t>
       </w:r>
     </w:p>
     <w:p>
       <w:pPr>
-        <w:pStyle w:val="Heading1"/>
-        <w:pBdr>
-          <w:bottom w:val="single" w:sz="6" w:space="4" w:color="D9EAF7"/>
-        </w:pBdr>
+        <w:pStyle w:val="Heading2"/>
+      </w:pPr>
+      <w:r>
+        <w:t>2. Approved End-to-End Behavior</w:t>
+      </w:r>
+    </w:p>
+    <w:p>
+      <w:pPr>
+        <w:spacing w:after="120"/>
+        <w:ind w:left="360"/>
       </w:pPr>
       <w:r>
         <w:rPr>
-          <w:rFonts w:ascii="Times New Roman" w:hAnsi="Times New Roman" w:eastAsia="Times New Roman"/>
-          <w:b/>
-          <w:i w:val="0"/>
-          <w:color w:val="12385B"/>
-          <w:sz w:val="36"/>
+          <w:rFonts w:ascii="Courier New" w:hAnsi="Courier New" w:eastAsia="Courier New"/>
+          <w:sz w:val="17"/>
         </w:rPr>
-        <w:t>2. Input Contract</w:t>
+        <w:t>1. User opens the Streamlit app.</w:t>
+        <w:br/>
+      </w:r>
+      <w:r>
+        <w:rPr>
+          <w:rFonts w:ascii="Courier New" w:hAnsi="Courier New" w:eastAsia="Courier New"/>
+          <w:sz w:val="17"/>
+        </w:rPr>
+        <w:t>2. User uploads exactly one supported file.</w:t>
+        <w:br/>
+      </w:r>
+      <w:r>
+        <w:rPr>
+          <w:rFonts w:ascii="Courier New" w:hAnsi="Courier New" w:eastAsia="Courier New"/>
+          <w:sz w:val="17"/>
+        </w:rPr>
+        <w:t>3. App detects the file type and source abbreviation.</w:t>
+        <w:br/>
+      </w:r>
+      <w:r>
+        <w:rPr>
+          <w:rFonts w:ascii="Courier New" w:hAnsi="Courier New" w:eastAsia="Courier New"/>
+          <w:sz w:val="17"/>
+        </w:rPr>
+        <w:t>4. App runs the correct extractor synchronously.</w:t>
+        <w:br/>
+      </w:r>
+      <w:r>
+        <w:rPr>
+          <w:rFonts w:ascii="Courier New" w:hAnsi="Courier New" w:eastAsia="Courier New"/>
+          <w:sz w:val="17"/>
+        </w:rPr>
+        <w:t>5. Extractor returns a pandas DataFrame using the extractor schema.</w:t>
+        <w:br/>
+      </w:r>
+      <w:r>
+        <w:rPr>
+          <w:rFonts w:ascii="Courier New" w:hAnsi="Courier New" w:eastAsia="Courier New"/>
+          <w:sz w:val="17"/>
+        </w:rPr>
+        <w:t>6. Student 6 integration receives that DataFrame and returns cleaned incident rows.</w:t>
+        <w:br/>
+      </w:r>
+      <w:r>
+        <w:rPr>
+          <w:rFonts w:ascii="Courier New" w:hAnsi="Courier New" w:eastAsia="Courier New"/>
+          <w:sz w:val="17"/>
+        </w:rPr>
+        <w:t>7. Student 6 calls the separate LLM summarizer function for each cleaned row.</w:t>
+        <w:br/>
+      </w:r>
+      <w:r>
+        <w:rPr>
+          <w:rFonts w:ascii="Courier New" w:hAnsi="Courier New" w:eastAsia="Courier New"/>
+          <w:sz w:val="17"/>
+        </w:rPr>
+        <w:t>8. App adds summary columns to each row.</w:t>
+        <w:br/>
+      </w:r>
+      <w:r>
+        <w:rPr>
+          <w:rFonts w:ascii="Courier New" w:hAnsi="Courier New" w:eastAsia="Courier New"/>
+          <w:sz w:val="17"/>
+        </w:rPr>
+        <w:t>9. App generates INC_TYPE_NUMBER IDs.</w:t>
+        <w:br/>
+      </w:r>
+      <w:r>
+        <w:rPr>
+          <w:rFonts w:ascii="Courier New" w:hAnsi="Courier New" w:eastAsia="Courier New"/>
+          <w:sz w:val="17"/>
+        </w:rPr>
+        <w:t>10. App automatically inserts rows into the Supabase incidents table.</w:t>
+        <w:br/>
+      </w:r>
+      <w:r>
+        <w:rPr>
+          <w:rFonts w:ascii="Courier New" w:hAnsi="Courier New" w:eastAsia="Courier New"/>
+          <w:sz w:val="17"/>
+        </w:rPr>
+        <w:t>11. Dashboard and final CSV export read from Supabase only.</w:t>
+        <w:br/>
       </w:r>
     </w:p>
     <w:p>
+      <w:pPr>
+        <w:pStyle w:val="Heading2"/>
+      </w:pPr>
       <w:r>
-        <w:rPr>
-          <w:rFonts w:ascii="Times New Roman" w:hAnsi="Times New Roman" w:eastAsia="Times New Roman"/>
-          <w:b w:val="0"/>
-          <w:i w:val="0"/>
-          <w:sz w:val="26"/>
-        </w:rPr>
-        <w:t>Each synthetic case is stored under:</w:t>
-      </w:r>
-    </w:p>
-    <w:tbl>
-      <w:tblPr>
-        <w:tblW w:type="pct" w:w="5000"/>
-        <w:jc w:val="center"/>
-        <w:tblLayout w:type="autofit"/>
-        <w:tblLook w:firstColumn="1" w:firstRow="1" w:lastColumn="0" w:lastRow="0" w:noHBand="0" w:noVBand="1" w:val="04A0"/>
-      </w:tblPr>
-      <w:tblGrid>
-        <w:gridCol w:w="10656"/>
-      </w:tblGrid>
-      <w:tr>
-        <w:tc>
-          <w:tcPr>
-            <w:tcW w:type="dxa" w:w="10656"/>
-            <w:shd w:fill="F3F6F8"/>
-            <w:tcBorders>
-              <w:top w:val="single" w:sz="6" w:space="0" w:color="C9D1D9"/>
-              <w:left w:val="single" w:sz="6" w:space="0" w:color="C9D1D9"/>
-              <w:bottom w:val="single" w:sz="6" w:space="0" w:color="C9D1D9"/>
-              <w:right w:val="single" w:sz="6" w:space="0" w:color="C9D1D9"/>
-            </w:tcBorders>
-            <w:tcMar>
-              <w:top w:w="120" w:type="dxa"/>
-              <w:start w:w="140" w:type="dxa"/>
-              <w:bottom w:w="120" w:type="dxa"/>
-              <w:end w:w="140" w:type="dxa"/>
-            </w:tcMar>
-          </w:tcPr>
-          <w:p>
-            <w:pPr>
-              <w:spacing w:after="0" w:line="240" w:lineRule="auto"/>
-            </w:pPr>
-            <w:r>
-              <w:rPr>
-                <w:rFonts w:ascii="Courier New" w:hAnsi="Courier New" w:eastAsia="Courier New"/>
-                <w:b w:val="0"/>
-                <w:i w:val="0"/>
-                <w:color w:val="2F3437"/>
-                <w:sz w:val="21"/>
-              </w:rPr>
-              <w:t>data/raw/INC_###/</w:t>
-            </w:r>
-          </w:p>
-        </w:tc>
-      </w:tr>
-    </w:tbl>
-    <w:p/>
-    <w:p>
-      <w:r>
-        <w:rPr>
-          <w:rFonts w:ascii="Times New Roman" w:hAnsi="Times New Roman" w:eastAsia="Times New Roman"/>
-          <w:b w:val="0"/>
-          <w:i w:val="0"/>
-          <w:sz w:val="26"/>
-        </w:rPr>
-        <w:t>Expected subfolders:</w:t>
-      </w:r>
-    </w:p>
-    <w:tbl>
-      <w:tblPr>
-        <w:tblW w:type="pct" w:w="5000"/>
-        <w:jc w:val="center"/>
-        <w:tblLayout w:type="autofit"/>
-        <w:tblLook w:firstColumn="1" w:firstRow="1" w:lastColumn="0" w:lastRow="0" w:noHBand="0" w:noVBand="1" w:val="04A0"/>
-      </w:tblPr>
-      <w:tblGrid>
-        <w:gridCol w:w="10656"/>
-      </w:tblGrid>
-      <w:tr>
-        <w:tc>
-          <w:tcPr>
-            <w:tcW w:type="dxa" w:w="10656"/>
-            <w:shd w:fill="F3F6F8"/>
-            <w:tcBorders>
-              <w:top w:val="single" w:sz="6" w:space="0" w:color="C9D1D9"/>
-              <w:left w:val="single" w:sz="6" w:space="0" w:color="C9D1D9"/>
-              <w:bottom w:val="single" w:sz="6" w:space="0" w:color="C9D1D9"/>
-              <w:right w:val="single" w:sz="6" w:space="0" w:color="C9D1D9"/>
-            </w:tcBorders>
-            <w:tcMar>
-              <w:top w:w="120" w:type="dxa"/>
-              <w:start w:w="140" w:type="dxa"/>
-              <w:bottom w:w="120" w:type="dxa"/>
-              <w:end w:w="140" w:type="dxa"/>
-            </w:tcMar>
-          </w:tcPr>
-          <w:p>
-            <w:pPr>
-              <w:spacing w:after="0" w:line="240" w:lineRule="auto"/>
-            </w:pPr>
-            <w:r>
-              <w:rPr>
-                <w:rFonts w:ascii="Courier New" w:hAnsi="Courier New" w:eastAsia="Courier New"/>
-                <w:b w:val="0"/>
-                <w:i w:val="0"/>
-                <w:color w:val="2F3437"/>
-                <w:sz w:val="21"/>
-              </w:rPr>
-              <w:t>audio/</w:t>
-              <w:br/>
-              <w:t>pdf/</w:t>
-              <w:br/>
-              <w:t>images/</w:t>
-              <w:br/>
-              <w:t>video/</w:t>
-              <w:br/>
-              <w:t>text/</w:t>
-            </w:r>
-          </w:p>
-        </w:tc>
-      </w:tr>
-    </w:tbl>
-    <w:p/>
-    <w:p>
-      <w:r>
-        <w:rPr>
-          <w:rFonts w:ascii="Times New Roman" w:hAnsi="Times New Roman" w:eastAsia="Times New Roman"/>
-          <w:b w:val="0"/>
-          <w:i w:val="0"/>
-          <w:sz w:val="26"/>
-        </w:rPr>
-        <w:t>Supported MVP limits:</w:t>
+        <w:t>3. Input Contract</w:t>
       </w:r>
     </w:p>
     <w:tbl>
       <w:tblPr>
         <w:tblStyle w:val="TableGrid"/>
-        <w:tblW w:type="pct" w:w="5000"/>
+        <w:tblW w:type="auto" w:w="0"/>
         <w:jc w:val="center"/>
-        <w:tblLayout w:type="autofit"/>
         <w:tblLook w:firstColumn="1" w:firstRow="1" w:lastColumn="0" w:lastRow="0" w:noHBand="0" w:noVBand="1" w:val="04A0"/>
       </w:tblPr>
       <w:tblGrid>
-        <w:gridCol w:w="5328"/>
-        <w:gridCol w:w="5328"/>
+        <w:gridCol w:w="2592"/>
+        <w:gridCol w:w="2592"/>
+        <w:gridCol w:w="2592"/>
+        <w:gridCol w:w="2592"/>
       </w:tblGrid>
       <w:tr>
-        <w:trPr>
-          <w:tblHeader w:val="true"/>
-        </w:trPr>
         <w:tc>
           <w:tcPr>
-            <w:tcW w:type="dxa" w:w="5328"/>
+            <w:tcW w:type="dxa" w:w="2592"/>
+            <w:shd w:fill="D9EAF7"/>
             <w:vAlign w:val="center"/>
-            <w:tcMar>
-              <w:top w:w="85" w:type="dxa"/>
-              <w:start w:w="90" w:type="dxa"/>
-              <w:bottom w:w="85" w:type="dxa"/>
-              <w:end w:w="90" w:type="dxa"/>
-            </w:tcMar>
-            <w:tcBorders>
-              <w:top w:val="single" w:sz="6" w:space="0" w:color="AAB8C5"/>
-              <w:left w:val="single" w:sz="6" w:space="0" w:color="AAB8C5"/>
-              <w:bottom w:val="single" w:sz="6" w:space="0" w:color="AAB8C5"/>
-              <w:right w:val="single" w:sz="6" w:space="0" w:color="AAB8C5"/>
-            </w:tcBorders>
-            <w:shd w:fill="1F4E79"/>
           </w:tcPr>
           <w:p>
-            <w:pPr>
-              <w:spacing w:after="0"/>
-              <w:jc w:val="center"/>
-            </w:pPr>
             <w:r/>
             <w:r>
               <w:rPr>
-                <w:rFonts w:ascii="Times New Roman" w:hAnsi="Times New Roman" w:eastAsia="Times New Roman"/>
                 <w:b/>
-                <w:i w:val="0"/>
-                <w:color w:val="FFFFFF"/>
-                <w:sz w:val="24"/>
+                <w:sz w:val="17"/>
               </w:rPr>
-              <w:t>Modality</w:t>
+              <w:t>Input Type</w:t>
             </w:r>
           </w:p>
         </w:tc>
         <w:tc>
           <w:tcPr>
-            <w:tcW w:type="dxa" w:w="5328"/>
+            <w:tcW w:type="dxa" w:w="2592"/>
+            <w:shd w:fill="D9EAF7"/>
             <w:vAlign w:val="center"/>
-            <w:tcMar>
-              <w:top w:w="85" w:type="dxa"/>
-              <w:start w:w="90" w:type="dxa"/>
-              <w:bottom w:w="85" w:type="dxa"/>
-              <w:end w:w="90" w:type="dxa"/>
-            </w:tcMar>
-            <w:tcBorders>
-              <w:top w:val="single" w:sz="6" w:space="0" w:color="AAB8C5"/>
-              <w:left w:val="single" w:sz="6" w:space="0" w:color="AAB8C5"/>
-              <w:bottom w:val="single" w:sz="6" w:space="0" w:color="AAB8C5"/>
-              <w:right w:val="single" w:sz="6" w:space="0" w:color="AAB8C5"/>
-            </w:tcBorders>
-            <w:shd w:fill="1F4E79"/>
           </w:tcPr>
           <w:p>
-            <w:pPr>
-              <w:spacing w:after="0"/>
-              <w:jc w:val="center"/>
-            </w:pPr>
             <w:r/>
             <w:r>
               <w:rPr>
-                <w:rFonts w:ascii="Times New Roman" w:hAnsi="Times New Roman" w:eastAsia="Times New Roman"/>
                 <w:b/>
-                <w:i w:val="0"/>
-                <w:color w:val="FFFFFF"/>
-                <w:sz w:val="24"/>
+                <w:sz w:val="17"/>
               </w:rPr>
-              <w:t>Limit</w:t>
+              <w:t>Extensions</w:t>
+            </w:r>
+          </w:p>
+        </w:tc>
+        <w:tc>
+          <w:tcPr>
+            <w:tcW w:type="dxa" w:w="2592"/>
+            <w:shd w:fill="D9EAF7"/>
+            <w:vAlign w:val="center"/>
+          </w:tcPr>
+          <w:p>
+            <w:r/>
+            <w:r>
+              <w:rPr>
+                <w:b/>
+                <w:sz w:val="17"/>
+              </w:rPr>
+              <w:t>Source Abbreviation</w:t>
+            </w:r>
+          </w:p>
+        </w:tc>
+        <w:tc>
+          <w:tcPr>
+            <w:tcW w:type="dxa" w:w="2592"/>
+            <w:shd w:fill="D9EAF7"/>
+            <w:vAlign w:val="center"/>
+          </w:tcPr>
+          <w:p>
+            <w:r/>
+            <w:r>
+              <w:rPr>
+                <w:b/>
+                <w:sz w:val="17"/>
+              </w:rPr>
+              <w:t>MVP Behavior</w:t>
             </w:r>
           </w:p>
         </w:tc>
       </w:tr>
       <w:tr>
-        <w:trPr>
-          <w:cantSplit/>
-        </w:trPr>
         <w:tc>
           <w:tcPr>
-            <w:tcW w:type="dxa" w:w="5328"/>
-            <w:vAlign w:val="center"/>
-            <w:tcMar>
-              <w:top w:w="85" w:type="dxa"/>
-              <w:start w:w="90" w:type="dxa"/>
-              <w:bottom w:w="85" w:type="dxa"/>
-              <w:end w:w="90" w:type="dxa"/>
-            </w:tcMar>
-            <w:tcBorders>
-              <w:top w:val="single" w:sz="6" w:space="0" w:color="D0D7DE"/>
-              <w:left w:val="single" w:sz="6" w:space="0" w:color="D0D7DE"/>
-              <w:bottom w:val="single" w:sz="6" w:space="0" w:color="D0D7DE"/>
-              <w:right w:val="single" w:sz="6" w:space="0" w:color="D0D7DE"/>
-            </w:tcBorders>
-            <w:shd w:fill="FFFFFF"/>
+            <w:tcW w:type="dxa" w:w="2592"/>
+            <w:vAlign w:val="top"/>
           </w:tcPr>
           <w:p>
-            <w:pPr>
-              <w:spacing w:after="0"/>
-              <w:jc w:val="left"/>
-            </w:pPr>
             <w:r/>
             <w:r>
               <w:rPr>
-                <w:rFonts w:ascii="Times New Roman" w:hAnsi="Times New Roman" w:eastAsia="Times New Roman"/>
                 <w:b w:val="0"/>
-                <w:i w:val="0"/>
-                <w:color w:val="1F1F1F"/>
-                <w:sz w:val="24"/>
+                <w:sz w:val="17"/>
               </w:rPr>
               <w:t>Audio</w:t>
             </w:r>
@@ -689,76 +390,65 @@
         </w:tc>
         <w:tc>
           <w:tcPr>
-            <w:tcW w:type="dxa" w:w="5328"/>
-            <w:vAlign w:val="center"/>
-            <w:tcMar>
-              <w:top w:w="85" w:type="dxa"/>
-              <w:start w:w="90" w:type="dxa"/>
-              <w:bottom w:w="85" w:type="dxa"/>
-              <w:end w:w="90" w:type="dxa"/>
-            </w:tcMar>
-            <w:tcBorders>
-              <w:top w:val="single" w:sz="6" w:space="0" w:color="D0D7DE"/>
-              <w:left w:val="single" w:sz="6" w:space="0" w:color="D0D7DE"/>
-              <w:bottom w:val="single" w:sz="6" w:space="0" w:color="D0D7DE"/>
-              <w:right w:val="single" w:sz="6" w:space="0" w:color="D0D7DE"/>
-            </w:tcBorders>
-            <w:shd w:fill="FFFFFF"/>
+            <w:tcW w:type="dxa" w:w="2592"/>
+            <w:vAlign w:val="top"/>
           </w:tcPr>
           <w:p>
-            <w:pPr>
-              <w:spacing w:after="0"/>
-              <w:jc w:val="left"/>
-            </w:pPr>
             <w:r/>
             <w:r>
               <w:rPr>
-                <w:rFonts w:ascii="Times New Roman" w:hAnsi="Times New Roman" w:eastAsia="Times New Roman"/>
                 <w:b w:val="0"/>
-                <w:i w:val="0"/>
-                <w:color w:val="1F1F1F"/>
-                <w:sz w:val="24"/>
+                <w:sz w:val="17"/>
               </w:rPr>
-              <w:t>Up to 3 files</w:t>
+              <w:t>.wav, .mp3, .m4a</w:t>
+            </w:r>
+          </w:p>
+        </w:tc>
+        <w:tc>
+          <w:tcPr>
+            <w:tcW w:type="dxa" w:w="2592"/>
+            <w:vAlign w:val="top"/>
+          </w:tcPr>
+          <w:p>
+            <w:r/>
+            <w:r>
+              <w:rPr>
+                <w:b w:val="0"/>
+                <w:sz w:val="17"/>
+              </w:rPr>
+              <w:t>AUD</w:t>
+            </w:r>
+          </w:p>
+        </w:tc>
+        <w:tc>
+          <w:tcPr>
+            <w:tcW w:type="dxa" w:w="2592"/>
+            <w:vAlign w:val="top"/>
+          </w:tcPr>
+          <w:p>
+            <w:r/>
+            <w:r>
+              <w:rPr>
+                <w:b w:val="0"/>
+                <w:sz w:val="17"/>
+              </w:rPr>
+              <w:t>Transcribe or fallback, then extract event/location/time/severity signals</w:t>
             </w:r>
           </w:p>
         </w:tc>
       </w:tr>
       <w:tr>
-        <w:trPr>
-          <w:cantSplit/>
-        </w:trPr>
         <w:tc>
           <w:tcPr>
-            <w:tcW w:type="dxa" w:w="5328"/>
-            <w:vAlign w:val="center"/>
-            <w:tcMar>
-              <w:top w:w="85" w:type="dxa"/>
-              <w:start w:w="90" w:type="dxa"/>
-              <w:bottom w:w="85" w:type="dxa"/>
-              <w:end w:w="90" w:type="dxa"/>
-            </w:tcMar>
-            <w:tcBorders>
-              <w:top w:val="single" w:sz="6" w:space="0" w:color="D0D7DE"/>
-              <w:left w:val="single" w:sz="6" w:space="0" w:color="D0D7DE"/>
-              <w:bottom w:val="single" w:sz="6" w:space="0" w:color="D0D7DE"/>
-              <w:right w:val="single" w:sz="6" w:space="0" w:color="D0D7DE"/>
-            </w:tcBorders>
-            <w:shd w:fill="F8FAFC"/>
+            <w:tcW w:type="dxa" w:w="2592"/>
+            <w:vAlign w:val="top"/>
           </w:tcPr>
           <w:p>
-            <w:pPr>
-              <w:spacing w:after="0"/>
-              <w:jc w:val="left"/>
-            </w:pPr>
             <w:r/>
             <w:r>
               <w:rPr>
-                <w:rFonts w:ascii="Times New Roman" w:hAnsi="Times New Roman" w:eastAsia="Times New Roman"/>
                 <w:b w:val="0"/>
-                <w:i w:val="0"/>
-                <w:color w:val="1F1F1F"/>
-                <w:sz w:val="24"/>
+                <w:sz w:val="17"/>
               </w:rPr>
               <w:t>PDF</w:t>
             </w:r>
@@ -766,153 +456,131 @@
         </w:tc>
         <w:tc>
           <w:tcPr>
-            <w:tcW w:type="dxa" w:w="5328"/>
-            <w:vAlign w:val="center"/>
-            <w:tcMar>
-              <w:top w:w="85" w:type="dxa"/>
-              <w:start w:w="90" w:type="dxa"/>
-              <w:bottom w:w="85" w:type="dxa"/>
-              <w:end w:w="90" w:type="dxa"/>
-            </w:tcMar>
-            <w:tcBorders>
-              <w:top w:val="single" w:sz="6" w:space="0" w:color="D0D7DE"/>
-              <w:left w:val="single" w:sz="6" w:space="0" w:color="D0D7DE"/>
-              <w:bottom w:val="single" w:sz="6" w:space="0" w:color="D0D7DE"/>
-              <w:right w:val="single" w:sz="6" w:space="0" w:color="D0D7DE"/>
-            </w:tcBorders>
-            <w:shd w:fill="F8FAFC"/>
+            <w:tcW w:type="dxa" w:w="2592"/>
+            <w:vAlign w:val="top"/>
           </w:tcPr>
           <w:p>
-            <w:pPr>
-              <w:spacing w:after="0"/>
-              <w:jc w:val="left"/>
-            </w:pPr>
             <w:r/>
             <w:r>
               <w:rPr>
-                <w:rFonts w:ascii="Times New Roman" w:hAnsi="Times New Roman" w:eastAsia="Times New Roman"/>
                 <w:b w:val="0"/>
-                <w:i w:val="0"/>
-                <w:color w:val="1F1F1F"/>
-                <w:sz w:val="24"/>
+                <w:sz w:val="17"/>
               </w:rPr>
-              <w:t>Up to 1 file</w:t>
+              <w:t>.pdf</w:t>
+            </w:r>
+          </w:p>
+        </w:tc>
+        <w:tc>
+          <w:tcPr>
+            <w:tcW w:type="dxa" w:w="2592"/>
+            <w:vAlign w:val="top"/>
+          </w:tcPr>
+          <w:p>
+            <w:r/>
+            <w:r>
+              <w:rPr>
+                <w:b w:val="0"/>
+                <w:sz w:val="17"/>
+              </w:rPr>
+              <w:t>PDF</w:t>
+            </w:r>
+          </w:p>
+        </w:tc>
+        <w:tc>
+          <w:tcPr>
+            <w:tcW w:type="dxa" w:w="2592"/>
+            <w:vAlign w:val="top"/>
+          </w:tcPr>
+          <w:p>
+            <w:r/>
+            <w:r>
+              <w:rPr>
+                <w:b w:val="0"/>
+                <w:sz w:val="17"/>
+              </w:rPr>
+              <w:t>Extract text, use OCR fallback when enabled, then extract incident fields</w:t>
             </w:r>
           </w:p>
         </w:tc>
       </w:tr>
       <w:tr>
-        <w:trPr>
-          <w:cantSplit/>
-        </w:trPr>
         <w:tc>
           <w:tcPr>
-            <w:tcW w:type="dxa" w:w="5328"/>
-            <w:vAlign w:val="center"/>
-            <w:tcMar>
-              <w:top w:w="85" w:type="dxa"/>
-              <w:start w:w="90" w:type="dxa"/>
-              <w:bottom w:w="85" w:type="dxa"/>
-              <w:end w:w="90" w:type="dxa"/>
-            </w:tcMar>
-            <w:tcBorders>
-              <w:top w:val="single" w:sz="6" w:space="0" w:color="D0D7DE"/>
-              <w:left w:val="single" w:sz="6" w:space="0" w:color="D0D7DE"/>
-              <w:bottom w:val="single" w:sz="6" w:space="0" w:color="D0D7DE"/>
-              <w:right w:val="single" w:sz="6" w:space="0" w:color="D0D7DE"/>
-            </w:tcBorders>
-            <w:shd w:fill="FFFFFF"/>
+            <w:tcW w:type="dxa" w:w="2592"/>
+            <w:vAlign w:val="top"/>
           </w:tcPr>
           <w:p>
-            <w:pPr>
-              <w:spacing w:after="0"/>
-              <w:jc w:val="left"/>
-            </w:pPr>
             <w:r/>
             <w:r>
               <w:rPr>
-                <w:rFonts w:ascii="Times New Roman" w:hAnsi="Times New Roman" w:eastAsia="Times New Roman"/>
                 <w:b w:val="0"/>
-                <w:i w:val="0"/>
-                <w:color w:val="1F1F1F"/>
-                <w:sz w:val="24"/>
+                <w:sz w:val="17"/>
               </w:rPr>
-              <w:t>Images</w:t>
+              <w:t>Image</w:t>
             </w:r>
           </w:p>
         </w:tc>
         <w:tc>
           <w:tcPr>
-            <w:tcW w:type="dxa" w:w="5328"/>
-            <w:vAlign w:val="center"/>
-            <w:tcMar>
-              <w:top w:w="85" w:type="dxa"/>
-              <w:start w:w="90" w:type="dxa"/>
-              <w:bottom w:w="85" w:type="dxa"/>
-              <w:end w:w="90" w:type="dxa"/>
-            </w:tcMar>
-            <w:tcBorders>
-              <w:top w:val="single" w:sz="6" w:space="0" w:color="D0D7DE"/>
-              <w:left w:val="single" w:sz="6" w:space="0" w:color="D0D7DE"/>
-              <w:bottom w:val="single" w:sz="6" w:space="0" w:color="D0D7DE"/>
-              <w:right w:val="single" w:sz="6" w:space="0" w:color="D0D7DE"/>
-            </w:tcBorders>
-            <w:shd w:fill="FFFFFF"/>
+            <w:tcW w:type="dxa" w:w="2592"/>
+            <w:vAlign w:val="top"/>
           </w:tcPr>
           <w:p>
-            <w:pPr>
-              <w:spacing w:after="0"/>
-              <w:jc w:val="left"/>
-            </w:pPr>
             <w:r/>
             <w:r>
               <w:rPr>
-                <w:rFonts w:ascii="Times New Roman" w:hAnsi="Times New Roman" w:eastAsia="Times New Roman"/>
                 <w:b w:val="0"/>
-                <w:i w:val="0"/>
-                <w:color w:val="1F1F1F"/>
-                <w:sz w:val="24"/>
+                <w:sz w:val="17"/>
               </w:rPr>
-              <w:t>Up to 20 files</w:t>
+              <w:t>.jpg, .jpeg, .png</w:t>
+            </w:r>
+          </w:p>
+        </w:tc>
+        <w:tc>
+          <w:tcPr>
+            <w:tcW w:type="dxa" w:w="2592"/>
+            <w:vAlign w:val="top"/>
+          </w:tcPr>
+          <w:p>
+            <w:r/>
+            <w:r>
+              <w:rPr>
+                <w:b w:val="0"/>
+                <w:sz w:val="17"/>
+              </w:rPr>
+              <w:t>IMG</w:t>
+            </w:r>
+          </w:p>
+        </w:tc>
+        <w:tc>
+          <w:tcPr>
+            <w:tcW w:type="dxa" w:w="2592"/>
+            <w:vAlign w:val="top"/>
+          </w:tcPr>
+          <w:p>
+            <w:r/>
+            <w:r>
+              <w:rPr>
+                <w:b w:val="0"/>
+                <w:sz w:val="17"/>
+              </w:rPr>
+              <w:t>Run OCR/object detection if available, then extract incident signals</w:t>
             </w:r>
           </w:p>
         </w:tc>
       </w:tr>
       <w:tr>
-        <w:trPr>
-          <w:cantSplit/>
-        </w:trPr>
         <w:tc>
           <w:tcPr>
-            <w:tcW w:type="dxa" w:w="5328"/>
-            <w:vAlign w:val="center"/>
-            <w:tcMar>
-              <w:top w:w="85" w:type="dxa"/>
-              <w:start w:w="90" w:type="dxa"/>
-              <w:bottom w:w="85" w:type="dxa"/>
-              <w:end w:w="90" w:type="dxa"/>
-            </w:tcMar>
-            <w:tcBorders>
-              <w:top w:val="single" w:sz="6" w:space="0" w:color="D0D7DE"/>
-              <w:left w:val="single" w:sz="6" w:space="0" w:color="D0D7DE"/>
-              <w:bottom w:val="single" w:sz="6" w:space="0" w:color="D0D7DE"/>
-              <w:right w:val="single" w:sz="6" w:space="0" w:color="D0D7DE"/>
-            </w:tcBorders>
-            <w:shd w:fill="F8FAFC"/>
+            <w:tcW w:type="dxa" w:w="2592"/>
+            <w:vAlign w:val="top"/>
           </w:tcPr>
           <w:p>
-            <w:pPr>
-              <w:spacing w:after="0"/>
-              <w:jc w:val="left"/>
-            </w:pPr>
             <w:r/>
             <w:r>
               <w:rPr>
-                <w:rFonts w:ascii="Times New Roman" w:hAnsi="Times New Roman" w:eastAsia="Times New Roman"/>
                 <w:b w:val="0"/>
-                <w:i w:val="0"/>
-                <w:color w:val="1F1F1F"/>
-                <w:sz w:val="24"/>
+                <w:sz w:val="17"/>
               </w:rPr>
               <w:t>Video</w:t>
             </w:r>
@@ -920,76 +588,65 @@
         </w:tc>
         <w:tc>
           <w:tcPr>
-            <w:tcW w:type="dxa" w:w="5328"/>
-            <w:vAlign w:val="center"/>
-            <w:tcMar>
-              <w:top w:w="85" w:type="dxa"/>
-              <w:start w:w="90" w:type="dxa"/>
-              <w:bottom w:w="85" w:type="dxa"/>
-              <w:end w:w="90" w:type="dxa"/>
-            </w:tcMar>
-            <w:tcBorders>
-              <w:top w:val="single" w:sz="6" w:space="0" w:color="D0D7DE"/>
-              <w:left w:val="single" w:sz="6" w:space="0" w:color="D0D7DE"/>
-              <w:bottom w:val="single" w:sz="6" w:space="0" w:color="D0D7DE"/>
-              <w:right w:val="single" w:sz="6" w:space="0" w:color="D0D7DE"/>
-            </w:tcBorders>
-            <w:shd w:fill="F8FAFC"/>
+            <w:tcW w:type="dxa" w:w="2592"/>
+            <w:vAlign w:val="top"/>
           </w:tcPr>
           <w:p>
-            <w:pPr>
-              <w:spacing w:after="0"/>
-              <w:jc w:val="left"/>
-            </w:pPr>
             <w:r/>
             <w:r>
               <w:rPr>
-                <w:rFonts w:ascii="Times New Roman" w:hAnsi="Times New Roman" w:eastAsia="Times New Roman"/>
                 <w:b w:val="0"/>
-                <w:i w:val="0"/>
-                <w:color w:val="1F1F1F"/>
-                <w:sz w:val="24"/>
+                <w:sz w:val="17"/>
               </w:rPr>
-              <w:t>Up to 1 file, max 5 minutes</w:t>
+              <w:t>.mp4, .mov</w:t>
+            </w:r>
+          </w:p>
+        </w:tc>
+        <w:tc>
+          <w:tcPr>
+            <w:tcW w:type="dxa" w:w="2592"/>
+            <w:vAlign w:val="top"/>
+          </w:tcPr>
+          <w:p>
+            <w:r/>
+            <w:r>
+              <w:rPr>
+                <w:b w:val="0"/>
+                <w:sz w:val="17"/>
+              </w:rPr>
+              <w:t>VID</w:t>
+            </w:r>
+          </w:p>
+        </w:tc>
+        <w:tc>
+          <w:tcPr>
+            <w:tcW w:type="dxa" w:w="2592"/>
+            <w:vAlign w:val="top"/>
+          </w:tcPr>
+          <w:p>
+            <w:r/>
+            <w:r>
+              <w:rPr>
+                <w:b w:val="0"/>
+                <w:sz w:val="17"/>
+              </w:rPr>
+              <w:t>Reject videos longer than 5 minutes; sample frames from short videos</w:t>
             </w:r>
           </w:p>
         </w:tc>
       </w:tr>
       <w:tr>
-        <w:trPr>
-          <w:cantSplit/>
-        </w:trPr>
         <w:tc>
           <w:tcPr>
-            <w:tcW w:type="dxa" w:w="5328"/>
-            <w:vAlign w:val="center"/>
-            <w:tcMar>
-              <w:top w:w="85" w:type="dxa"/>
-              <w:start w:w="90" w:type="dxa"/>
-              <w:bottom w:w="85" w:type="dxa"/>
-              <w:end w:w="90" w:type="dxa"/>
-            </w:tcMar>
-            <w:tcBorders>
-              <w:top w:val="single" w:sz="6" w:space="0" w:color="D0D7DE"/>
-              <w:left w:val="single" w:sz="6" w:space="0" w:color="D0D7DE"/>
-              <w:bottom w:val="single" w:sz="6" w:space="0" w:color="D0D7DE"/>
-              <w:right w:val="single" w:sz="6" w:space="0" w:color="D0D7DE"/>
-            </w:tcBorders>
-            <w:shd w:fill="FFFFFF"/>
+            <w:tcW w:type="dxa" w:w="2592"/>
+            <w:vAlign w:val="top"/>
           </w:tcPr>
           <w:p>
-            <w:pPr>
-              <w:spacing w:after="0"/>
-              <w:jc w:val="left"/>
-            </w:pPr>
             <w:r/>
             <w:r>
               <w:rPr>
-                <w:rFonts w:ascii="Times New Roman" w:hAnsi="Times New Roman" w:eastAsia="Times New Roman"/>
                 <w:b w:val="0"/>
-                <w:i w:val="0"/>
-                <w:color w:val="1F1F1F"/>
-                <w:sz w:val="24"/>
+                <w:sz w:val="17"/>
               </w:rPr>
               <w:t>Text</w:t>
             </w:r>
@@ -997,37 +654,181 @@
         </w:tc>
         <w:tc>
           <w:tcPr>
-            <w:tcW w:type="dxa" w:w="5328"/>
-            <w:vAlign w:val="center"/>
-            <w:tcMar>
-              <w:top w:w="85" w:type="dxa"/>
-              <w:start w:w="90" w:type="dxa"/>
-              <w:bottom w:w="85" w:type="dxa"/>
-              <w:end w:w="90" w:type="dxa"/>
-            </w:tcMar>
-            <w:tcBorders>
-              <w:top w:val="single" w:sz="6" w:space="0" w:color="D0D7DE"/>
-              <w:left w:val="single" w:sz="6" w:space="0" w:color="D0D7DE"/>
-              <w:bottom w:val="single" w:sz="6" w:space="0" w:color="D0D7DE"/>
-              <w:right w:val="single" w:sz="6" w:space="0" w:color="D0D7DE"/>
-            </w:tcBorders>
-            <w:shd w:fill="FFFFFF"/>
+            <w:tcW w:type="dxa" w:w="2592"/>
+            <w:vAlign w:val="top"/>
           </w:tcPr>
           <w:p>
-            <w:pPr>
-              <w:spacing w:after="0"/>
-              <w:jc w:val="left"/>
-            </w:pPr>
             <w:r/>
             <w:r>
               <w:rPr>
-                <w:rFonts w:ascii="Times New Roman" w:hAnsi="Times New Roman" w:eastAsia="Times New Roman"/>
                 <w:b w:val="0"/>
-                <w:i w:val="0"/>
-                <w:color w:val="1F1F1F"/>
-                <w:sz w:val="24"/>
+                <w:sz w:val="17"/>
               </w:rPr>
-              <w:t>Up to 20 entries</w:t>
+              <w:t>.txt</w:t>
+            </w:r>
+          </w:p>
+        </w:tc>
+        <w:tc>
+          <w:tcPr>
+            <w:tcW w:type="dxa" w:w="2592"/>
+            <w:vAlign w:val="top"/>
+          </w:tcPr>
+          <w:p>
+            <w:r/>
+            <w:r>
+              <w:rPr>
+                <w:b w:val="0"/>
+                <w:sz w:val="17"/>
+              </w:rPr>
+              <w:t>TXT</w:t>
+            </w:r>
+          </w:p>
+        </w:tc>
+        <w:tc>
+          <w:tcPr>
+            <w:tcW w:type="dxa" w:w="2592"/>
+            <w:vAlign w:val="top"/>
+          </w:tcPr>
+          <w:p>
+            <w:r/>
+            <w:r>
+              <w:rPr>
+                <w:b w:val="0"/>
+                <w:sz w:val="17"/>
+              </w:rPr>
+              <w:t>Read text and extract incident fields</w:t>
+            </w:r>
+          </w:p>
+        </w:tc>
+      </w:tr>
+      <w:tr>
+        <w:tc>
+          <w:tcPr>
+            <w:tcW w:type="dxa" w:w="2592"/>
+            <w:vAlign w:val="top"/>
+          </w:tcPr>
+          <w:p>
+            <w:r/>
+            <w:r>
+              <w:rPr>
+                <w:b w:val="0"/>
+                <w:sz w:val="17"/>
+              </w:rPr>
+              <w:t>CSV</w:t>
+            </w:r>
+          </w:p>
+        </w:tc>
+        <w:tc>
+          <w:tcPr>
+            <w:tcW w:type="dxa" w:w="2592"/>
+            <w:vAlign w:val="top"/>
+          </w:tcPr>
+          <w:p>
+            <w:r/>
+            <w:r>
+              <w:rPr>
+                <w:b w:val="0"/>
+                <w:sz w:val="17"/>
+              </w:rPr>
+              <w:t>.csv</w:t>
+            </w:r>
+          </w:p>
+        </w:tc>
+        <w:tc>
+          <w:tcPr>
+            <w:tcW w:type="dxa" w:w="2592"/>
+            <w:vAlign w:val="top"/>
+          </w:tcPr>
+          <w:p>
+            <w:r/>
+            <w:r>
+              <w:rPr>
+                <w:b w:val="0"/>
+                <w:sz w:val="17"/>
+              </w:rPr>
+              <w:t>CSV</w:t>
+            </w:r>
+          </w:p>
+        </w:tc>
+        <w:tc>
+          <w:tcPr>
+            <w:tcW w:type="dxa" w:w="2592"/>
+            <w:vAlign w:val="top"/>
+          </w:tcPr>
+          <w:p>
+            <w:r/>
+            <w:r>
+              <w:rPr>
+                <w:b w:val="0"/>
+                <w:sz w:val="17"/>
+              </w:rPr>
+              <w:t>Parse rows/columns and map incident-like records into the extractor schema</w:t>
+            </w:r>
+          </w:p>
+        </w:tc>
+      </w:tr>
+      <w:tr>
+        <w:tc>
+          <w:tcPr>
+            <w:tcW w:type="dxa" w:w="2592"/>
+            <w:vAlign w:val="top"/>
+          </w:tcPr>
+          <w:p>
+            <w:r/>
+            <w:r>
+              <w:rPr>
+                <w:b w:val="0"/>
+                <w:sz w:val="17"/>
+              </w:rPr>
+              <w:t>JSON</w:t>
+            </w:r>
+          </w:p>
+        </w:tc>
+        <w:tc>
+          <w:tcPr>
+            <w:tcW w:type="dxa" w:w="2592"/>
+            <w:vAlign w:val="top"/>
+          </w:tcPr>
+          <w:p>
+            <w:r/>
+            <w:r>
+              <w:rPr>
+                <w:b w:val="0"/>
+                <w:sz w:val="17"/>
+              </w:rPr>
+              <w:t>.json</w:t>
+            </w:r>
+          </w:p>
+        </w:tc>
+        <w:tc>
+          <w:tcPr>
+            <w:tcW w:type="dxa" w:w="2592"/>
+            <w:vAlign w:val="top"/>
+          </w:tcPr>
+          <w:p>
+            <w:r/>
+            <w:r>
+              <w:rPr>
+                <w:b w:val="0"/>
+                <w:sz w:val="17"/>
+              </w:rPr>
+              <w:t>JSON</w:t>
+            </w:r>
+          </w:p>
+        </w:tc>
+        <w:tc>
+          <w:tcPr>
+            <w:tcW w:type="dxa" w:w="2592"/>
+            <w:vAlign w:val="top"/>
+          </w:tcPr>
+          <w:p>
+            <w:r/>
+            <w:r>
+              <w:rPr>
+                <w:b w:val="0"/>
+                <w:sz w:val="17"/>
+              </w:rPr>
+              <w:t>Parse JSON objects/arrays and map incident-like records into the extractor schema</w:t>
             </w:r>
           </w:p>
         </w:tc>
@@ -1036,140 +837,112 @@
     <w:p/>
     <w:p>
       <w:pPr>
-        <w:pStyle w:val="Heading1"/>
-        <w:pBdr>
-          <w:bottom w:val="single" w:sz="6" w:space="4" w:color="D9EAF7"/>
-        </w:pBdr>
+        <w:spacing w:after="80"/>
+      </w:pPr>
+      <w:r>
+        <w:t>Rules:</w:t>
+      </w:r>
+    </w:p>
+    <w:p>
+      <w:pPr>
+        <w:pStyle w:val="ListBullet"/>
+        <w:spacing w:after="40"/>
+      </w:pPr>
+      <w:r>
+        <w:t>The Streamlit uploader accepts exactly one file per processing run.</w:t>
+      </w:r>
+    </w:p>
+    <w:p>
+      <w:pPr>
+        <w:pStyle w:val="ListBullet"/>
+        <w:spacing w:after="40"/>
+      </w:pPr>
+      <w:r>
+        <w:t>A single uploaded file can produce zero, one, or many incident rows.</w:t>
+      </w:r>
+    </w:p>
+    <w:p>
+      <w:pPr>
+        <w:pStyle w:val="ListBullet"/>
+        <w:spacing w:after="40"/>
+      </w:pPr>
+      <w:r>
+        <w:t>Raw files are processed in memory or temporary local storage only.</w:t>
+      </w:r>
+    </w:p>
+    <w:p>
+      <w:pPr>
+        <w:pStyle w:val="ListBullet"/>
+        <w:spacing w:after="40"/>
+      </w:pPr>
+      <w:r>
+        <w:t>Raw files are not uploaded to Supabase Storage in the MVP.</w:t>
+      </w:r>
+    </w:p>
+    <w:p>
+      <w:pPr>
+        <w:pStyle w:val="ListBullet"/>
+        <w:spacing w:after="40"/>
+      </w:pPr>
+      <w:r>
+        <w:t>Unsupported file types must be rejected with a clear message and no Supabase insert.</w:t>
+      </w:r>
+    </w:p>
+    <w:p>
+      <w:pPr>
+        <w:pStyle w:val="Heading2"/>
+      </w:pPr>
+      <w:r>
+        <w:t>4. Extractor Output Contract</w:t>
+      </w:r>
+    </w:p>
+    <w:p>
+      <w:pPr>
+        <w:spacing w:after="80"/>
+      </w:pPr>
+      <w:r>
+        <w:t>Every modality processor must return a pandas DataFrame. Required columns:</w:t>
+      </w:r>
+    </w:p>
+    <w:p>
+      <w:pPr>
+        <w:spacing w:after="120"/>
+        <w:ind w:left="360"/>
       </w:pPr>
       <w:r>
         <w:rPr>
-          <w:rFonts w:ascii="Times New Roman" w:hAnsi="Times New Roman" w:eastAsia="Times New Roman"/>
-          <w:b/>
-          <w:i w:val="0"/>
-          <w:color w:val="12385B"/>
-          <w:sz w:val="36"/>
+          <w:rFonts w:ascii="Courier New" w:hAnsi="Courier New" w:eastAsia="Courier New"/>
+          <w:sz w:val="17"/>
         </w:rPr>
-        <w:t>3. Final Dataset Schema</w:t>
-      </w:r>
-    </w:p>
-    <w:p>
-      <w:r>
-        <w:rPr>
-          <w:rFonts w:ascii="Times New Roman" w:hAnsi="Times New Roman" w:eastAsia="Times New Roman"/>
-          <w:b w:val="0"/>
-          <w:i w:val="0"/>
-          <w:sz w:val="26"/>
-        </w:rPr>
-        <w:t>The integration module must create:</w:t>
-      </w:r>
-    </w:p>
-    <w:tbl>
-      <w:tblPr>
-        <w:tblW w:type="pct" w:w="5000"/>
-        <w:jc w:val="center"/>
-        <w:tblLayout w:type="autofit"/>
-        <w:tblLook w:firstColumn="1" w:firstRow="1" w:lastColumn="0" w:lastRow="0" w:noHBand="0" w:noVBand="1" w:val="04A0"/>
-      </w:tblPr>
-      <w:tblGrid>
-        <w:gridCol w:w="10656"/>
-      </w:tblGrid>
-      <w:tr>
-        <w:tc>
-          <w:tcPr>
-            <w:tcW w:type="dxa" w:w="10656"/>
-            <w:shd w:fill="F3F6F8"/>
-            <w:tcBorders>
-              <w:top w:val="single" w:sz="6" w:space="0" w:color="C9D1D9"/>
-              <w:left w:val="single" w:sz="6" w:space="0" w:color="C9D1D9"/>
-              <w:bottom w:val="single" w:sz="6" w:space="0" w:color="C9D1D9"/>
-              <w:right w:val="single" w:sz="6" w:space="0" w:color="C9D1D9"/>
-            </w:tcBorders>
-            <w:tcMar>
-              <w:top w:w="120" w:type="dxa"/>
-              <w:start w:w="140" w:type="dxa"/>
-              <w:bottom w:w="120" w:type="dxa"/>
-              <w:end w:w="140" w:type="dxa"/>
-            </w:tcMar>
-          </w:tcPr>
-          <w:p>
-            <w:pPr>
-              <w:spacing w:after="0" w:line="240" w:lineRule="auto"/>
-            </w:pPr>
-            <w:r>
-              <w:rPr>
-                <w:rFonts w:ascii="Courier New" w:hAnsi="Courier New" w:eastAsia="Courier New"/>
-                <w:b w:val="0"/>
-                <w:i w:val="0"/>
-                <w:color w:val="2F3437"/>
-                <w:sz w:val="21"/>
-              </w:rPr>
-              <w:t>data/final/final_incidents.csv</w:t>
-            </w:r>
-          </w:p>
-        </w:tc>
-      </w:tr>
-    </w:tbl>
-    <w:p/>
-    <w:p>
-      <w:r>
-        <w:rPr>
-          <w:rFonts w:ascii="Times New Roman" w:hAnsi="Times New Roman" w:eastAsia="Times New Roman"/>
-          <w:b w:val="0"/>
-          <w:i w:val="0"/>
-          <w:sz w:val="26"/>
-        </w:rPr>
-        <w:t>Required columns, in exact order:</w:t>
+        <w:t>source_filename, source_type, raw_event, raw_location, raw_time, raw_severity, confidence, raw_text</w:t>
+        <w:br/>
       </w:r>
     </w:p>
     <w:tbl>
       <w:tblPr>
         <w:tblStyle w:val="TableGrid"/>
-        <w:tblW w:type="pct" w:w="5000"/>
+        <w:tblW w:type="auto" w:w="0"/>
         <w:jc w:val="center"/>
-        <w:tblLayout w:type="autofit"/>
         <w:tblLook w:firstColumn="1" w:firstRow="1" w:lastColumn="0" w:lastRow="0" w:noHBand="0" w:noVBand="1" w:val="04A0"/>
       </w:tblPr>
       <w:tblGrid>
-        <w:gridCol w:w="2664"/>
-        <w:gridCol w:w="2664"/>
-        <w:gridCol w:w="2664"/>
-        <w:gridCol w:w="2664"/>
+        <w:gridCol w:w="3456"/>
+        <w:gridCol w:w="3456"/>
+        <w:gridCol w:w="3456"/>
       </w:tblGrid>
       <w:tr>
-        <w:trPr>
-          <w:tblHeader w:val="true"/>
-        </w:trPr>
         <w:tc>
           <w:tcPr>
-            <w:tcW w:type="dxa" w:w="2664"/>
+            <w:tcW w:type="dxa" w:w="3456"/>
+            <w:shd w:fill="D9EAF7"/>
             <w:vAlign w:val="center"/>
-            <w:tcMar>
-              <w:top w:w="85" w:type="dxa"/>
-              <w:start w:w="90" w:type="dxa"/>
-              <w:bottom w:w="85" w:type="dxa"/>
-              <w:end w:w="90" w:type="dxa"/>
-            </w:tcMar>
-            <w:tcBorders>
-              <w:top w:val="single" w:sz="6" w:space="0" w:color="AAB8C5"/>
-              <w:left w:val="single" w:sz="6" w:space="0" w:color="AAB8C5"/>
-              <w:bottom w:val="single" w:sz="6" w:space="0" w:color="AAB8C5"/>
-              <w:right w:val="single" w:sz="6" w:space="0" w:color="AAB8C5"/>
-            </w:tcBorders>
-            <w:shd w:fill="1F4E79"/>
           </w:tcPr>
           <w:p>
-            <w:pPr>
-              <w:spacing w:after="0"/>
-              <w:jc w:val="center"/>
-            </w:pPr>
             <w:r/>
             <w:r>
               <w:rPr>
-                <w:rFonts w:ascii="Times New Roman" w:hAnsi="Times New Roman" w:eastAsia="Times New Roman"/>
                 <w:b/>
-                <w:i w:val="0"/>
-                <w:color w:val="FFFFFF"/>
-                <w:sz w:val="22"/>
+                <w:sz w:val="17"/>
               </w:rPr>
               <w:t>Column</w:t>
             </w:r>
@@ -1177,35 +950,16 @@
         </w:tc>
         <w:tc>
           <w:tcPr>
-            <w:tcW w:type="dxa" w:w="2664"/>
+            <w:tcW w:type="dxa" w:w="3456"/>
+            <w:shd w:fill="D9EAF7"/>
             <w:vAlign w:val="center"/>
-            <w:tcMar>
-              <w:top w:w="85" w:type="dxa"/>
-              <w:start w:w="90" w:type="dxa"/>
-              <w:bottom w:w="85" w:type="dxa"/>
-              <w:end w:w="90" w:type="dxa"/>
-            </w:tcMar>
-            <w:tcBorders>
-              <w:top w:val="single" w:sz="6" w:space="0" w:color="AAB8C5"/>
-              <w:left w:val="single" w:sz="6" w:space="0" w:color="AAB8C5"/>
-              <w:bottom w:val="single" w:sz="6" w:space="0" w:color="AAB8C5"/>
-              <w:right w:val="single" w:sz="6" w:space="0" w:color="AAB8C5"/>
-            </w:tcBorders>
-            <w:shd w:fill="1F4E79"/>
           </w:tcPr>
           <w:p>
-            <w:pPr>
-              <w:spacing w:after="0"/>
-              <w:jc w:val="center"/>
-            </w:pPr>
             <w:r/>
             <w:r>
               <w:rPr>
-                <w:rFonts w:ascii="Times New Roman" w:hAnsi="Times New Roman" w:eastAsia="Times New Roman"/>
                 <w:b/>
-                <w:i w:val="0"/>
-                <w:color w:val="FFFFFF"/>
-                <w:sz w:val="22"/>
+                <w:sz w:val="17"/>
               </w:rPr>
               <w:t>Type</w:t>
             </w:r>
@@ -1213,148 +967,50 @@
         </w:tc>
         <w:tc>
           <w:tcPr>
-            <w:tcW w:type="dxa" w:w="2664"/>
+            <w:tcW w:type="dxa" w:w="3456"/>
+            <w:shd w:fill="D9EAF7"/>
             <w:vAlign w:val="center"/>
-            <w:tcMar>
-              <w:top w:w="85" w:type="dxa"/>
-              <w:start w:w="90" w:type="dxa"/>
-              <w:bottom w:w="85" w:type="dxa"/>
-              <w:end w:w="90" w:type="dxa"/>
-            </w:tcMar>
-            <w:tcBorders>
-              <w:top w:val="single" w:sz="6" w:space="0" w:color="AAB8C5"/>
-              <w:left w:val="single" w:sz="6" w:space="0" w:color="AAB8C5"/>
-              <w:bottom w:val="single" w:sz="6" w:space="0" w:color="AAB8C5"/>
-              <w:right w:val="single" w:sz="6" w:space="0" w:color="AAB8C5"/>
-            </w:tcBorders>
-            <w:shd w:fill="1F4E79"/>
           </w:tcPr>
           <w:p>
-            <w:pPr>
-              <w:spacing w:after="0"/>
-              <w:jc w:val="center"/>
-            </w:pPr>
             <w:r/>
             <w:r>
               <w:rPr>
-                <w:rFonts w:ascii="Times New Roman" w:hAnsi="Times New Roman" w:eastAsia="Times New Roman"/>
                 <w:b/>
-                <w:i w:val="0"/>
-                <w:color w:val="FFFFFF"/>
-                <w:sz w:val="22"/>
+                <w:sz w:val="17"/>
               </w:rPr>
-              <w:t>Required</w:t>
+              <w:t>Requirement</w:t>
+            </w:r>
+          </w:p>
+        </w:tc>
+      </w:tr>
+      <w:tr>
+        <w:tc>
+          <w:tcPr>
+            <w:tcW w:type="dxa" w:w="3456"/>
+            <w:vAlign w:val="top"/>
+          </w:tcPr>
+          <w:p>
+            <w:r/>
+            <w:r>
+              <w:rPr>
+                <w:b w:val="0"/>
+                <w:sz w:val="17"/>
+              </w:rPr>
+              <w:t>source_filename</w:t>
             </w:r>
           </w:p>
         </w:tc>
         <w:tc>
           <w:tcPr>
-            <w:tcW w:type="dxa" w:w="2664"/>
-            <w:vAlign w:val="center"/>
-            <w:tcMar>
-              <w:top w:w="85" w:type="dxa"/>
-              <w:start w:w="90" w:type="dxa"/>
-              <w:bottom w:w="85" w:type="dxa"/>
-              <w:end w:w="90" w:type="dxa"/>
-            </w:tcMar>
-            <w:tcBorders>
-              <w:top w:val="single" w:sz="6" w:space="0" w:color="AAB8C5"/>
-              <w:left w:val="single" w:sz="6" w:space="0" w:color="AAB8C5"/>
-              <w:bottom w:val="single" w:sz="6" w:space="0" w:color="AAB8C5"/>
-              <w:right w:val="single" w:sz="6" w:space="0" w:color="AAB8C5"/>
-            </w:tcBorders>
-            <w:shd w:fill="1F4E79"/>
+            <w:tcW w:type="dxa" w:w="3456"/>
+            <w:vAlign w:val="top"/>
           </w:tcPr>
           <w:p>
-            <w:pPr>
-              <w:spacing w:after="0"/>
-              <w:jc w:val="center"/>
-            </w:pPr>
             <w:r/>
             <w:r>
               <w:rPr>
-                <w:rFonts w:ascii="Times New Roman" w:hAnsi="Times New Roman" w:eastAsia="Times New Roman"/>
-                <w:b/>
-                <w:i w:val="0"/>
-                <w:color w:val="FFFFFF"/>
-                <w:sz w:val="22"/>
-              </w:rPr>
-              <w:t>Rule</w:t>
-            </w:r>
-          </w:p>
-        </w:tc>
-      </w:tr>
-      <w:tr>
-        <w:trPr>
-          <w:cantSplit/>
-        </w:trPr>
-        <w:tc>
-          <w:tcPr>
-            <w:tcW w:type="dxa" w:w="2664"/>
-            <w:vAlign w:val="center"/>
-            <w:tcMar>
-              <w:top w:w="85" w:type="dxa"/>
-              <w:start w:w="90" w:type="dxa"/>
-              <w:bottom w:w="85" w:type="dxa"/>
-              <w:end w:w="90" w:type="dxa"/>
-            </w:tcMar>
-            <w:tcBorders>
-              <w:top w:val="single" w:sz="6" w:space="0" w:color="D0D7DE"/>
-              <w:left w:val="single" w:sz="6" w:space="0" w:color="D0D7DE"/>
-              <w:bottom w:val="single" w:sz="6" w:space="0" w:color="D0D7DE"/>
-              <w:right w:val="single" w:sz="6" w:space="0" w:color="D0D7DE"/>
-            </w:tcBorders>
-            <w:shd w:fill="FFFFFF"/>
-          </w:tcPr>
-          <w:p>
-            <w:pPr>
-              <w:spacing w:after="0"/>
-              <w:jc w:val="left"/>
-            </w:pPr>
-            <w:r/>
-            <w:r>
-              <w:rPr>
-                <w:rFonts w:ascii="Times New Roman" w:hAnsi="Times New Roman" w:eastAsia="Times New Roman"/>
                 <w:b w:val="0"/>
-                <w:i w:val="0"/>
-                <w:color w:val="1F1F1F"/>
-                <w:sz w:val="22"/>
-              </w:rPr>
-              <w:t>Incident_ID</w:t>
-            </w:r>
-          </w:p>
-        </w:tc>
-        <w:tc>
-          <w:tcPr>
-            <w:tcW w:type="dxa" w:w="2664"/>
-            <w:vAlign w:val="center"/>
-            <w:tcMar>
-              <w:top w:w="85" w:type="dxa"/>
-              <w:start w:w="90" w:type="dxa"/>
-              <w:bottom w:w="85" w:type="dxa"/>
-              <w:end w:w="90" w:type="dxa"/>
-            </w:tcMar>
-            <w:tcBorders>
-              <w:top w:val="single" w:sz="6" w:space="0" w:color="D0D7DE"/>
-              <w:left w:val="single" w:sz="6" w:space="0" w:color="D0D7DE"/>
-              <w:bottom w:val="single" w:sz="6" w:space="0" w:color="D0D7DE"/>
-              <w:right w:val="single" w:sz="6" w:space="0" w:color="D0D7DE"/>
-            </w:tcBorders>
-            <w:shd w:fill="FFFFFF"/>
-          </w:tcPr>
-          <w:p>
-            <w:pPr>
-              <w:spacing w:after="0"/>
-              <w:jc w:val="left"/>
-            </w:pPr>
-            <w:r/>
-            <w:r>
-              <w:rPr>
-                <w:rFonts w:ascii="Times New Roman" w:hAnsi="Times New Roman" w:eastAsia="Times New Roman"/>
-                <w:b w:val="0"/>
-                <w:i w:val="0"/>
-                <w:color w:val="1F1F1F"/>
-                <w:sz w:val="22"/>
+                <w:sz w:val="17"/>
               </w:rPr>
               <w:t>string</w:t>
             </w:r>
@@ -1362,148 +1018,49 @@
         </w:tc>
         <w:tc>
           <w:tcPr>
-            <w:tcW w:type="dxa" w:w="2664"/>
-            <w:vAlign w:val="center"/>
-            <w:tcMar>
-              <w:top w:w="85" w:type="dxa"/>
-              <w:start w:w="90" w:type="dxa"/>
-              <w:bottom w:w="85" w:type="dxa"/>
-              <w:end w:w="90" w:type="dxa"/>
-            </w:tcMar>
-            <w:tcBorders>
-              <w:top w:val="single" w:sz="6" w:space="0" w:color="D0D7DE"/>
-              <w:left w:val="single" w:sz="6" w:space="0" w:color="D0D7DE"/>
-              <w:bottom w:val="single" w:sz="6" w:space="0" w:color="D0D7DE"/>
-              <w:right w:val="single" w:sz="6" w:space="0" w:color="D0D7DE"/>
-            </w:tcBorders>
-            <w:shd w:fill="FFFFFF"/>
+            <w:tcW w:type="dxa" w:w="3456"/>
+            <w:vAlign w:val="top"/>
           </w:tcPr>
           <w:p>
-            <w:pPr>
-              <w:spacing w:after="0"/>
-              <w:jc w:val="left"/>
-            </w:pPr>
             <w:r/>
             <w:r>
               <w:rPr>
-                <w:rFonts w:ascii="Times New Roman" w:hAnsi="Times New Roman" w:eastAsia="Times New Roman"/>
                 <w:b w:val="0"/>
-                <w:i w:val="0"/>
-                <w:color w:val="1F1F1F"/>
-                <w:sz w:val="22"/>
+                <w:sz w:val="17"/>
               </w:rPr>
-              <w:t>Yes</w:t>
+              <w:t>Original uploaded filename</w:t>
+            </w:r>
+          </w:p>
+        </w:tc>
+      </w:tr>
+      <w:tr>
+        <w:tc>
+          <w:tcPr>
+            <w:tcW w:type="dxa" w:w="3456"/>
+            <w:vAlign w:val="top"/>
+          </w:tcPr>
+          <w:p>
+            <w:r/>
+            <w:r>
+              <w:rPr>
+                <w:b w:val="0"/>
+                <w:sz w:val="17"/>
+              </w:rPr>
+              <w:t>source_type</w:t>
             </w:r>
           </w:p>
         </w:tc>
         <w:tc>
           <w:tcPr>
-            <w:tcW w:type="dxa" w:w="2664"/>
-            <w:vAlign w:val="center"/>
-            <w:tcMar>
-              <w:top w:w="85" w:type="dxa"/>
-              <w:start w:w="90" w:type="dxa"/>
-              <w:bottom w:w="85" w:type="dxa"/>
-              <w:end w:w="90" w:type="dxa"/>
-            </w:tcMar>
-            <w:tcBorders>
-              <w:top w:val="single" w:sz="6" w:space="0" w:color="D0D7DE"/>
-              <w:left w:val="single" w:sz="6" w:space="0" w:color="D0D7DE"/>
-              <w:bottom w:val="single" w:sz="6" w:space="0" w:color="D0D7DE"/>
-              <w:right w:val="single" w:sz="6" w:space="0" w:color="D0D7DE"/>
-            </w:tcBorders>
-            <w:shd w:fill="FFFFFF"/>
+            <w:tcW w:type="dxa" w:w="3456"/>
+            <w:vAlign w:val="top"/>
           </w:tcPr>
           <w:p>
-            <w:pPr>
-              <w:spacing w:after="0"/>
-              <w:jc w:val="left"/>
-            </w:pPr>
             <w:r/>
             <w:r>
               <w:rPr>
-                <w:rFonts w:ascii="Times New Roman" w:hAnsi="Times New Roman" w:eastAsia="Times New Roman"/>
                 <w:b w:val="0"/>
-                <w:i w:val="0"/>
-                <w:color w:val="1F1F1F"/>
-                <w:sz w:val="22"/>
-              </w:rPr>
-              <w:t>Format INC_###</w:t>
-            </w:r>
-          </w:p>
-        </w:tc>
-      </w:tr>
-      <w:tr>
-        <w:trPr>
-          <w:cantSplit/>
-        </w:trPr>
-        <w:tc>
-          <w:tcPr>
-            <w:tcW w:type="dxa" w:w="2664"/>
-            <w:vAlign w:val="center"/>
-            <w:tcMar>
-              <w:top w:w="85" w:type="dxa"/>
-              <w:start w:w="90" w:type="dxa"/>
-              <w:bottom w:w="85" w:type="dxa"/>
-              <w:end w:w="90" w:type="dxa"/>
-            </w:tcMar>
-            <w:tcBorders>
-              <w:top w:val="single" w:sz="6" w:space="0" w:color="D0D7DE"/>
-              <w:left w:val="single" w:sz="6" w:space="0" w:color="D0D7DE"/>
-              <w:bottom w:val="single" w:sz="6" w:space="0" w:color="D0D7DE"/>
-              <w:right w:val="single" w:sz="6" w:space="0" w:color="D0D7DE"/>
-            </w:tcBorders>
-            <w:shd w:fill="F8FAFC"/>
-          </w:tcPr>
-          <w:p>
-            <w:pPr>
-              <w:spacing w:after="0"/>
-              <w:jc w:val="left"/>
-            </w:pPr>
-            <w:r/>
-            <w:r>
-              <w:rPr>
-                <w:rFonts w:ascii="Times New Roman" w:hAnsi="Times New Roman" w:eastAsia="Times New Roman"/>
-                <w:b w:val="0"/>
-                <w:i w:val="0"/>
-                <w:color w:val="1F1F1F"/>
-                <w:sz w:val="22"/>
-              </w:rPr>
-              <w:t>Source</w:t>
-            </w:r>
-          </w:p>
-        </w:tc>
-        <w:tc>
-          <w:tcPr>
-            <w:tcW w:type="dxa" w:w="2664"/>
-            <w:vAlign w:val="center"/>
-            <w:tcMar>
-              <w:top w:w="85" w:type="dxa"/>
-              <w:start w:w="90" w:type="dxa"/>
-              <w:bottom w:w="85" w:type="dxa"/>
-              <w:end w:w="90" w:type="dxa"/>
-            </w:tcMar>
-            <w:tcBorders>
-              <w:top w:val="single" w:sz="6" w:space="0" w:color="D0D7DE"/>
-              <w:left w:val="single" w:sz="6" w:space="0" w:color="D0D7DE"/>
-              <w:bottom w:val="single" w:sz="6" w:space="0" w:color="D0D7DE"/>
-              <w:right w:val="single" w:sz="6" w:space="0" w:color="D0D7DE"/>
-            </w:tcBorders>
-            <w:shd w:fill="F8FAFC"/>
-          </w:tcPr>
-          <w:p>
-            <w:pPr>
-              <w:spacing w:after="0"/>
-              <w:jc w:val="left"/>
-            </w:pPr>
-            <w:r/>
-            <w:r>
-              <w:rPr>
-                <w:rFonts w:ascii="Times New Roman" w:hAnsi="Times New Roman" w:eastAsia="Times New Roman"/>
-                <w:b w:val="0"/>
-                <w:i w:val="0"/>
-                <w:color w:val="1F1F1F"/>
-                <w:sz w:val="22"/>
+                <w:sz w:val="17"/>
               </w:rPr>
               <w:t>string</w:t>
             </w:r>
@@ -1511,148 +1068,49 @@
         </w:tc>
         <w:tc>
           <w:tcPr>
-            <w:tcW w:type="dxa" w:w="2664"/>
-            <w:vAlign w:val="center"/>
-            <w:tcMar>
-              <w:top w:w="85" w:type="dxa"/>
-              <w:start w:w="90" w:type="dxa"/>
-              <w:bottom w:w="85" w:type="dxa"/>
-              <w:end w:w="90" w:type="dxa"/>
-            </w:tcMar>
-            <w:tcBorders>
-              <w:top w:val="single" w:sz="6" w:space="0" w:color="D0D7DE"/>
-              <w:left w:val="single" w:sz="6" w:space="0" w:color="D0D7DE"/>
-              <w:bottom w:val="single" w:sz="6" w:space="0" w:color="D0D7DE"/>
-              <w:right w:val="single" w:sz="6" w:space="0" w:color="D0D7DE"/>
-            </w:tcBorders>
-            <w:shd w:fill="F8FAFC"/>
+            <w:tcW w:type="dxa" w:w="3456"/>
+            <w:vAlign w:val="top"/>
           </w:tcPr>
           <w:p>
-            <w:pPr>
-              <w:spacing w:after="0"/>
-              <w:jc w:val="left"/>
-            </w:pPr>
             <w:r/>
             <w:r>
               <w:rPr>
-                <w:rFonts w:ascii="Times New Roman" w:hAnsi="Times New Roman" w:eastAsia="Times New Roman"/>
                 <w:b w:val="0"/>
-                <w:i w:val="0"/>
-                <w:color w:val="1F1F1F"/>
-                <w:sz w:val="22"/>
+                <w:sz w:val="17"/>
               </w:rPr>
-              <w:t>Yes</w:t>
+              <w:t>One of AUD, PDF, IMG, VID, TXT, CSV, JSON</w:t>
+            </w:r>
+          </w:p>
+        </w:tc>
+      </w:tr>
+      <w:tr>
+        <w:tc>
+          <w:tcPr>
+            <w:tcW w:type="dxa" w:w="3456"/>
+            <w:vAlign w:val="top"/>
+          </w:tcPr>
+          <w:p>
+            <w:r/>
+            <w:r>
+              <w:rPr>
+                <w:b w:val="0"/>
+                <w:sz w:val="17"/>
+              </w:rPr>
+              <w:t>raw_event</w:t>
             </w:r>
           </w:p>
         </w:tc>
         <w:tc>
           <w:tcPr>
-            <w:tcW w:type="dxa" w:w="2664"/>
-            <w:vAlign w:val="center"/>
-            <w:tcMar>
-              <w:top w:w="85" w:type="dxa"/>
-              <w:start w:w="90" w:type="dxa"/>
-              <w:bottom w:w="85" w:type="dxa"/>
-              <w:end w:w="90" w:type="dxa"/>
-            </w:tcMar>
-            <w:tcBorders>
-              <w:top w:val="single" w:sz="6" w:space="0" w:color="D0D7DE"/>
-              <w:left w:val="single" w:sz="6" w:space="0" w:color="D0D7DE"/>
-              <w:bottom w:val="single" w:sz="6" w:space="0" w:color="D0D7DE"/>
-              <w:right w:val="single" w:sz="6" w:space="0" w:color="D0D7DE"/>
-            </w:tcBorders>
-            <w:shd w:fill="F8FAFC"/>
+            <w:tcW w:type="dxa" w:w="3456"/>
+            <w:vAlign w:val="top"/>
           </w:tcPr>
           <w:p>
-            <w:pPr>
-              <w:spacing w:after="0"/>
-              <w:jc w:val="left"/>
-            </w:pPr>
             <w:r/>
             <w:r>
               <w:rPr>
-                <w:rFonts w:ascii="Times New Roman" w:hAnsi="Times New Roman" w:eastAsia="Times New Roman"/>
                 <w:b w:val="0"/>
-                <w:i w:val="0"/>
-                <w:color w:val="1F1F1F"/>
-                <w:sz w:val="22"/>
-              </w:rPr>
-              <w:t>Audio, PDF, Image, Video, Text, or Merged</w:t>
-            </w:r>
-          </w:p>
-        </w:tc>
-      </w:tr>
-      <w:tr>
-        <w:trPr>
-          <w:cantSplit/>
-        </w:trPr>
-        <w:tc>
-          <w:tcPr>
-            <w:tcW w:type="dxa" w:w="2664"/>
-            <w:vAlign w:val="center"/>
-            <w:tcMar>
-              <w:top w:w="85" w:type="dxa"/>
-              <w:start w:w="90" w:type="dxa"/>
-              <w:bottom w:w="85" w:type="dxa"/>
-              <w:end w:w="90" w:type="dxa"/>
-            </w:tcMar>
-            <w:tcBorders>
-              <w:top w:val="single" w:sz="6" w:space="0" w:color="D0D7DE"/>
-              <w:left w:val="single" w:sz="6" w:space="0" w:color="D0D7DE"/>
-              <w:bottom w:val="single" w:sz="6" w:space="0" w:color="D0D7DE"/>
-              <w:right w:val="single" w:sz="6" w:space="0" w:color="D0D7DE"/>
-            </w:tcBorders>
-            <w:shd w:fill="FFFFFF"/>
-          </w:tcPr>
-          <w:p>
-            <w:pPr>
-              <w:spacing w:after="0"/>
-              <w:jc w:val="left"/>
-            </w:pPr>
-            <w:r/>
-            <w:r>
-              <w:rPr>
-                <w:rFonts w:ascii="Times New Roman" w:hAnsi="Times New Roman" w:eastAsia="Times New Roman"/>
-                <w:b w:val="0"/>
-                <w:i w:val="0"/>
-                <w:color w:val="1F1F1F"/>
-                <w:sz w:val="22"/>
-              </w:rPr>
-              <w:t>Event</w:t>
-            </w:r>
-          </w:p>
-        </w:tc>
-        <w:tc>
-          <w:tcPr>
-            <w:tcW w:type="dxa" w:w="2664"/>
-            <w:vAlign w:val="center"/>
-            <w:tcMar>
-              <w:top w:w="85" w:type="dxa"/>
-              <w:start w:w="90" w:type="dxa"/>
-              <w:bottom w:w="85" w:type="dxa"/>
-              <w:end w:w="90" w:type="dxa"/>
-            </w:tcMar>
-            <w:tcBorders>
-              <w:top w:val="single" w:sz="6" w:space="0" w:color="D0D7DE"/>
-              <w:left w:val="single" w:sz="6" w:space="0" w:color="D0D7DE"/>
-              <w:bottom w:val="single" w:sz="6" w:space="0" w:color="D0D7DE"/>
-              <w:right w:val="single" w:sz="6" w:space="0" w:color="D0D7DE"/>
-            </w:tcBorders>
-            <w:shd w:fill="FFFFFF"/>
-          </w:tcPr>
-          <w:p>
-            <w:pPr>
-              <w:spacing w:after="0"/>
-              <w:jc w:val="left"/>
-            </w:pPr>
-            <w:r/>
-            <w:r>
-              <w:rPr>
-                <w:rFonts w:ascii="Times New Roman" w:hAnsi="Times New Roman" w:eastAsia="Times New Roman"/>
-                <w:b w:val="0"/>
-                <w:i w:val="0"/>
-                <w:color w:val="1F1F1F"/>
-                <w:sz w:val="22"/>
+                <w:sz w:val="17"/>
               </w:rPr>
               <w:t>string</w:t>
             </w:r>
@@ -1660,148 +1118,49 @@
         </w:tc>
         <w:tc>
           <w:tcPr>
-            <w:tcW w:type="dxa" w:w="2664"/>
-            <w:vAlign w:val="center"/>
-            <w:tcMar>
-              <w:top w:w="85" w:type="dxa"/>
-              <w:start w:w="90" w:type="dxa"/>
-              <w:bottom w:w="85" w:type="dxa"/>
-              <w:end w:w="90" w:type="dxa"/>
-            </w:tcMar>
-            <w:tcBorders>
-              <w:top w:val="single" w:sz="6" w:space="0" w:color="D0D7DE"/>
-              <w:left w:val="single" w:sz="6" w:space="0" w:color="D0D7DE"/>
-              <w:bottom w:val="single" w:sz="6" w:space="0" w:color="D0D7DE"/>
-              <w:right w:val="single" w:sz="6" w:space="0" w:color="D0D7DE"/>
-            </w:tcBorders>
-            <w:shd w:fill="FFFFFF"/>
+            <w:tcW w:type="dxa" w:w="3456"/>
+            <w:vAlign w:val="top"/>
           </w:tcPr>
           <w:p>
-            <w:pPr>
-              <w:spacing w:after="0"/>
-              <w:jc w:val="left"/>
-            </w:pPr>
             <w:r/>
             <w:r>
               <w:rPr>
-                <w:rFonts w:ascii="Times New Roman" w:hAnsi="Times New Roman" w:eastAsia="Times New Roman"/>
                 <w:b w:val="0"/>
-                <w:i w:val="0"/>
-                <w:color w:val="1F1F1F"/>
-                <w:sz w:val="22"/>
+                <w:sz w:val="17"/>
               </w:rPr>
-              <w:t>Yes</w:t>
+              <w:t>Extractor-level event label or Unknown</w:t>
+            </w:r>
+          </w:p>
+        </w:tc>
+      </w:tr>
+      <w:tr>
+        <w:tc>
+          <w:tcPr>
+            <w:tcW w:type="dxa" w:w="3456"/>
+            <w:vAlign w:val="top"/>
+          </w:tcPr>
+          <w:p>
+            <w:r/>
+            <w:r>
+              <w:rPr>
+                <w:b w:val="0"/>
+                <w:sz w:val="17"/>
+              </w:rPr>
+              <w:t>raw_location</w:t>
             </w:r>
           </w:p>
         </w:tc>
         <w:tc>
           <w:tcPr>
-            <w:tcW w:type="dxa" w:w="2664"/>
-            <w:vAlign w:val="center"/>
-            <w:tcMar>
-              <w:top w:w="85" w:type="dxa"/>
-              <w:start w:w="90" w:type="dxa"/>
-              <w:bottom w:w="85" w:type="dxa"/>
-              <w:end w:w="90" w:type="dxa"/>
-            </w:tcMar>
-            <w:tcBorders>
-              <w:top w:val="single" w:sz="6" w:space="0" w:color="D0D7DE"/>
-              <w:left w:val="single" w:sz="6" w:space="0" w:color="D0D7DE"/>
-              <w:bottom w:val="single" w:sz="6" w:space="0" w:color="D0D7DE"/>
-              <w:right w:val="single" w:sz="6" w:space="0" w:color="D0D7DE"/>
-            </w:tcBorders>
-            <w:shd w:fill="FFFFFF"/>
+            <w:tcW w:type="dxa" w:w="3456"/>
+            <w:vAlign w:val="top"/>
           </w:tcPr>
           <w:p>
-            <w:pPr>
-              <w:spacing w:after="0"/>
-              <w:jc w:val="left"/>
-            </w:pPr>
             <w:r/>
             <w:r>
               <w:rPr>
-                <w:rFonts w:ascii="Times New Roman" w:hAnsi="Times New Roman" w:eastAsia="Times New Roman"/>
                 <w:b w:val="0"/>
-                <w:i w:val="0"/>
-                <w:color w:val="1F1F1F"/>
-                <w:sz w:val="22"/>
-              </w:rPr>
-              <w:t>Free text or Unknown</w:t>
-            </w:r>
-          </w:p>
-        </w:tc>
-      </w:tr>
-      <w:tr>
-        <w:trPr>
-          <w:cantSplit/>
-        </w:trPr>
-        <w:tc>
-          <w:tcPr>
-            <w:tcW w:type="dxa" w:w="2664"/>
-            <w:vAlign w:val="center"/>
-            <w:tcMar>
-              <w:top w:w="85" w:type="dxa"/>
-              <w:start w:w="90" w:type="dxa"/>
-              <w:bottom w:w="85" w:type="dxa"/>
-              <w:end w:w="90" w:type="dxa"/>
-            </w:tcMar>
-            <w:tcBorders>
-              <w:top w:val="single" w:sz="6" w:space="0" w:color="D0D7DE"/>
-              <w:left w:val="single" w:sz="6" w:space="0" w:color="D0D7DE"/>
-              <w:bottom w:val="single" w:sz="6" w:space="0" w:color="D0D7DE"/>
-              <w:right w:val="single" w:sz="6" w:space="0" w:color="D0D7DE"/>
-            </w:tcBorders>
-            <w:shd w:fill="F8FAFC"/>
-          </w:tcPr>
-          <w:p>
-            <w:pPr>
-              <w:spacing w:after="0"/>
-              <w:jc w:val="left"/>
-            </w:pPr>
-            <w:r/>
-            <w:r>
-              <w:rPr>
-                <w:rFonts w:ascii="Times New Roman" w:hAnsi="Times New Roman" w:eastAsia="Times New Roman"/>
-                <w:b w:val="0"/>
-                <w:i w:val="0"/>
-                <w:color w:val="1F1F1F"/>
-                <w:sz w:val="22"/>
-              </w:rPr>
-              <w:t>Location</w:t>
-            </w:r>
-          </w:p>
-        </w:tc>
-        <w:tc>
-          <w:tcPr>
-            <w:tcW w:type="dxa" w:w="2664"/>
-            <w:vAlign w:val="center"/>
-            <w:tcMar>
-              <w:top w:w="85" w:type="dxa"/>
-              <w:start w:w="90" w:type="dxa"/>
-              <w:bottom w:w="85" w:type="dxa"/>
-              <w:end w:w="90" w:type="dxa"/>
-            </w:tcMar>
-            <w:tcBorders>
-              <w:top w:val="single" w:sz="6" w:space="0" w:color="D0D7DE"/>
-              <w:left w:val="single" w:sz="6" w:space="0" w:color="D0D7DE"/>
-              <w:bottom w:val="single" w:sz="6" w:space="0" w:color="D0D7DE"/>
-              <w:right w:val="single" w:sz="6" w:space="0" w:color="D0D7DE"/>
-            </w:tcBorders>
-            <w:shd w:fill="F8FAFC"/>
-          </w:tcPr>
-          <w:p>
-            <w:pPr>
-              <w:spacing w:after="0"/>
-              <w:jc w:val="left"/>
-            </w:pPr>
-            <w:r/>
-            <w:r>
-              <w:rPr>
-                <w:rFonts w:ascii="Times New Roman" w:hAnsi="Times New Roman" w:eastAsia="Times New Roman"/>
-                <w:b w:val="0"/>
-                <w:i w:val="0"/>
-                <w:color w:val="1F1F1F"/>
-                <w:sz w:val="22"/>
+                <w:sz w:val="17"/>
               </w:rPr>
               <w:t>string</w:t>
             </w:r>
@@ -1809,148 +1168,49 @@
         </w:tc>
         <w:tc>
           <w:tcPr>
-            <w:tcW w:type="dxa" w:w="2664"/>
-            <w:vAlign w:val="center"/>
-            <w:tcMar>
-              <w:top w:w="85" w:type="dxa"/>
-              <w:start w:w="90" w:type="dxa"/>
-              <w:bottom w:w="85" w:type="dxa"/>
-              <w:end w:w="90" w:type="dxa"/>
-            </w:tcMar>
-            <w:tcBorders>
-              <w:top w:val="single" w:sz="6" w:space="0" w:color="D0D7DE"/>
-              <w:left w:val="single" w:sz="6" w:space="0" w:color="D0D7DE"/>
-              <w:bottom w:val="single" w:sz="6" w:space="0" w:color="D0D7DE"/>
-              <w:right w:val="single" w:sz="6" w:space="0" w:color="D0D7DE"/>
-            </w:tcBorders>
-            <w:shd w:fill="F8FAFC"/>
+            <w:tcW w:type="dxa" w:w="3456"/>
+            <w:vAlign w:val="top"/>
           </w:tcPr>
           <w:p>
-            <w:pPr>
-              <w:spacing w:after="0"/>
-              <w:jc w:val="left"/>
-            </w:pPr>
             <w:r/>
             <w:r>
               <w:rPr>
-                <w:rFonts w:ascii="Times New Roman" w:hAnsi="Times New Roman" w:eastAsia="Times New Roman"/>
                 <w:b w:val="0"/>
-                <w:i w:val="0"/>
-                <w:color w:val="1F1F1F"/>
-                <w:sz w:val="22"/>
+                <w:sz w:val="17"/>
               </w:rPr>
-              <w:t>Yes</w:t>
+              <w:t>Extractor-level location or Unknown</w:t>
+            </w:r>
+          </w:p>
+        </w:tc>
+      </w:tr>
+      <w:tr>
+        <w:tc>
+          <w:tcPr>
+            <w:tcW w:type="dxa" w:w="3456"/>
+            <w:vAlign w:val="top"/>
+          </w:tcPr>
+          <w:p>
+            <w:r/>
+            <w:r>
+              <w:rPr>
+                <w:b w:val="0"/>
+                <w:sz w:val="17"/>
+              </w:rPr>
+              <w:t>raw_time</w:t>
             </w:r>
           </w:p>
         </w:tc>
         <w:tc>
           <w:tcPr>
-            <w:tcW w:type="dxa" w:w="2664"/>
-            <w:vAlign w:val="center"/>
-            <w:tcMar>
-              <w:top w:w="85" w:type="dxa"/>
-              <w:start w:w="90" w:type="dxa"/>
-              <w:bottom w:w="85" w:type="dxa"/>
-              <w:end w:w="90" w:type="dxa"/>
-            </w:tcMar>
-            <w:tcBorders>
-              <w:top w:val="single" w:sz="6" w:space="0" w:color="D0D7DE"/>
-              <w:left w:val="single" w:sz="6" w:space="0" w:color="D0D7DE"/>
-              <w:bottom w:val="single" w:sz="6" w:space="0" w:color="D0D7DE"/>
-              <w:right w:val="single" w:sz="6" w:space="0" w:color="D0D7DE"/>
-            </w:tcBorders>
-            <w:shd w:fill="F8FAFC"/>
+            <w:tcW w:type="dxa" w:w="3456"/>
+            <w:vAlign w:val="top"/>
           </w:tcPr>
           <w:p>
-            <w:pPr>
-              <w:spacing w:after="0"/>
-              <w:jc w:val="left"/>
-            </w:pPr>
             <w:r/>
             <w:r>
               <w:rPr>
-                <w:rFonts w:ascii="Times New Roman" w:hAnsi="Times New Roman" w:eastAsia="Times New Roman"/>
                 <w:b w:val="0"/>
-                <w:i w:val="0"/>
-                <w:color w:val="1F1F1F"/>
-                <w:sz w:val="22"/>
-              </w:rPr>
-              <w:t>Free text or Unknown</w:t>
-            </w:r>
-          </w:p>
-        </w:tc>
-      </w:tr>
-      <w:tr>
-        <w:trPr>
-          <w:cantSplit/>
-        </w:trPr>
-        <w:tc>
-          <w:tcPr>
-            <w:tcW w:type="dxa" w:w="2664"/>
-            <w:vAlign w:val="center"/>
-            <w:tcMar>
-              <w:top w:w="85" w:type="dxa"/>
-              <w:start w:w="90" w:type="dxa"/>
-              <w:bottom w:w="85" w:type="dxa"/>
-              <w:end w:w="90" w:type="dxa"/>
-            </w:tcMar>
-            <w:tcBorders>
-              <w:top w:val="single" w:sz="6" w:space="0" w:color="D0D7DE"/>
-              <w:left w:val="single" w:sz="6" w:space="0" w:color="D0D7DE"/>
-              <w:bottom w:val="single" w:sz="6" w:space="0" w:color="D0D7DE"/>
-              <w:right w:val="single" w:sz="6" w:space="0" w:color="D0D7DE"/>
-            </w:tcBorders>
-            <w:shd w:fill="FFFFFF"/>
-          </w:tcPr>
-          <w:p>
-            <w:pPr>
-              <w:spacing w:after="0"/>
-              <w:jc w:val="left"/>
-            </w:pPr>
-            <w:r/>
-            <w:r>
-              <w:rPr>
-                <w:rFonts w:ascii="Times New Roman" w:hAnsi="Times New Roman" w:eastAsia="Times New Roman"/>
-                <w:b w:val="0"/>
-                <w:i w:val="0"/>
-                <w:color w:val="1F1F1F"/>
-                <w:sz w:val="22"/>
-              </w:rPr>
-              <w:t>Time</w:t>
-            </w:r>
-          </w:p>
-        </w:tc>
-        <w:tc>
-          <w:tcPr>
-            <w:tcW w:type="dxa" w:w="2664"/>
-            <w:vAlign w:val="center"/>
-            <w:tcMar>
-              <w:top w:w="85" w:type="dxa"/>
-              <w:start w:w="90" w:type="dxa"/>
-              <w:bottom w:w="85" w:type="dxa"/>
-              <w:end w:w="90" w:type="dxa"/>
-            </w:tcMar>
-            <w:tcBorders>
-              <w:top w:val="single" w:sz="6" w:space="0" w:color="D0D7DE"/>
-              <w:left w:val="single" w:sz="6" w:space="0" w:color="D0D7DE"/>
-              <w:bottom w:val="single" w:sz="6" w:space="0" w:color="D0D7DE"/>
-              <w:right w:val="single" w:sz="6" w:space="0" w:color="D0D7DE"/>
-            </w:tcBorders>
-            <w:shd w:fill="FFFFFF"/>
-          </w:tcPr>
-          <w:p>
-            <w:pPr>
-              <w:spacing w:after="0"/>
-              <w:jc w:val="left"/>
-            </w:pPr>
-            <w:r/>
-            <w:r>
-              <w:rPr>
-                <w:rFonts w:ascii="Times New Roman" w:hAnsi="Times New Roman" w:eastAsia="Times New Roman"/>
-                <w:b w:val="0"/>
-                <w:i w:val="0"/>
-                <w:color w:val="1F1F1F"/>
-                <w:sz w:val="22"/>
+                <w:sz w:val="17"/>
               </w:rPr>
               <w:t>string</w:t>
             </w:r>
@@ -1958,148 +1218,49 @@
         </w:tc>
         <w:tc>
           <w:tcPr>
-            <w:tcW w:type="dxa" w:w="2664"/>
-            <w:vAlign w:val="center"/>
-            <w:tcMar>
-              <w:top w:w="85" w:type="dxa"/>
-              <w:start w:w="90" w:type="dxa"/>
-              <w:bottom w:w="85" w:type="dxa"/>
-              <w:end w:w="90" w:type="dxa"/>
-            </w:tcMar>
-            <w:tcBorders>
-              <w:top w:val="single" w:sz="6" w:space="0" w:color="D0D7DE"/>
-              <w:left w:val="single" w:sz="6" w:space="0" w:color="D0D7DE"/>
-              <w:bottom w:val="single" w:sz="6" w:space="0" w:color="D0D7DE"/>
-              <w:right w:val="single" w:sz="6" w:space="0" w:color="D0D7DE"/>
-            </w:tcBorders>
-            <w:shd w:fill="FFFFFF"/>
+            <w:tcW w:type="dxa" w:w="3456"/>
+            <w:vAlign w:val="top"/>
           </w:tcPr>
           <w:p>
-            <w:pPr>
-              <w:spacing w:after="0"/>
-              <w:jc w:val="left"/>
-            </w:pPr>
             <w:r/>
             <w:r>
               <w:rPr>
-                <w:rFonts w:ascii="Times New Roman" w:hAnsi="Times New Roman" w:eastAsia="Times New Roman"/>
                 <w:b w:val="0"/>
-                <w:i w:val="0"/>
-                <w:color w:val="1F1F1F"/>
-                <w:sz w:val="22"/>
+                <w:sz w:val="17"/>
               </w:rPr>
-              <w:t>Yes</w:t>
+              <w:t>Extractor-level time or Unknown</w:t>
+            </w:r>
+          </w:p>
+        </w:tc>
+      </w:tr>
+      <w:tr>
+        <w:tc>
+          <w:tcPr>
+            <w:tcW w:type="dxa" w:w="3456"/>
+            <w:vAlign w:val="top"/>
+          </w:tcPr>
+          <w:p>
+            <w:r/>
+            <w:r>
+              <w:rPr>
+                <w:b w:val="0"/>
+                <w:sz w:val="17"/>
+              </w:rPr>
+              <w:t>raw_severity</w:t>
             </w:r>
           </w:p>
         </w:tc>
         <w:tc>
           <w:tcPr>
-            <w:tcW w:type="dxa" w:w="2664"/>
-            <w:vAlign w:val="center"/>
-            <w:tcMar>
-              <w:top w:w="85" w:type="dxa"/>
-              <w:start w:w="90" w:type="dxa"/>
-              <w:bottom w:w="85" w:type="dxa"/>
-              <w:end w:w="90" w:type="dxa"/>
-            </w:tcMar>
-            <w:tcBorders>
-              <w:top w:val="single" w:sz="6" w:space="0" w:color="D0D7DE"/>
-              <w:left w:val="single" w:sz="6" w:space="0" w:color="D0D7DE"/>
-              <w:bottom w:val="single" w:sz="6" w:space="0" w:color="D0D7DE"/>
-              <w:right w:val="single" w:sz="6" w:space="0" w:color="D0D7DE"/>
-            </w:tcBorders>
-            <w:shd w:fill="FFFFFF"/>
+            <w:tcW w:type="dxa" w:w="3456"/>
+            <w:vAlign w:val="top"/>
           </w:tcPr>
           <w:p>
-            <w:pPr>
-              <w:spacing w:after="0"/>
-              <w:jc w:val="left"/>
-            </w:pPr>
             <w:r/>
             <w:r>
               <w:rPr>
-                <w:rFonts w:ascii="Times New Roman" w:hAnsi="Times New Roman" w:eastAsia="Times New Roman"/>
                 <w:b w:val="0"/>
-                <w:i w:val="0"/>
-                <w:color w:val="1F1F1F"/>
-                <w:sz w:val="22"/>
-              </w:rPr>
-              <w:t>ISO-like string, timestamp, or Unknown</w:t>
-            </w:r>
-          </w:p>
-        </w:tc>
-      </w:tr>
-      <w:tr>
-        <w:trPr>
-          <w:cantSplit/>
-        </w:trPr>
-        <w:tc>
-          <w:tcPr>
-            <w:tcW w:type="dxa" w:w="2664"/>
-            <w:vAlign w:val="center"/>
-            <w:tcMar>
-              <w:top w:w="85" w:type="dxa"/>
-              <w:start w:w="90" w:type="dxa"/>
-              <w:bottom w:w="85" w:type="dxa"/>
-              <w:end w:w="90" w:type="dxa"/>
-            </w:tcMar>
-            <w:tcBorders>
-              <w:top w:val="single" w:sz="6" w:space="0" w:color="D0D7DE"/>
-              <w:left w:val="single" w:sz="6" w:space="0" w:color="D0D7DE"/>
-              <w:bottom w:val="single" w:sz="6" w:space="0" w:color="D0D7DE"/>
-              <w:right w:val="single" w:sz="6" w:space="0" w:color="D0D7DE"/>
-            </w:tcBorders>
-            <w:shd w:fill="F8FAFC"/>
-          </w:tcPr>
-          <w:p>
-            <w:pPr>
-              <w:spacing w:after="0"/>
-              <w:jc w:val="left"/>
-            </w:pPr>
-            <w:r/>
-            <w:r>
-              <w:rPr>
-                <w:rFonts w:ascii="Times New Roman" w:hAnsi="Times New Roman" w:eastAsia="Times New Roman"/>
-                <w:b w:val="0"/>
-                <w:i w:val="0"/>
-                <w:color w:val="1F1F1F"/>
-                <w:sz w:val="22"/>
-              </w:rPr>
-              <w:t>Severity</w:t>
-            </w:r>
-          </w:p>
-        </w:tc>
-        <w:tc>
-          <w:tcPr>
-            <w:tcW w:type="dxa" w:w="2664"/>
-            <w:vAlign w:val="center"/>
-            <w:tcMar>
-              <w:top w:w="85" w:type="dxa"/>
-              <w:start w:w="90" w:type="dxa"/>
-              <w:bottom w:w="85" w:type="dxa"/>
-              <w:end w:w="90" w:type="dxa"/>
-            </w:tcMar>
-            <w:tcBorders>
-              <w:top w:val="single" w:sz="6" w:space="0" w:color="D0D7DE"/>
-              <w:left w:val="single" w:sz="6" w:space="0" w:color="D0D7DE"/>
-              <w:bottom w:val="single" w:sz="6" w:space="0" w:color="D0D7DE"/>
-              <w:right w:val="single" w:sz="6" w:space="0" w:color="D0D7DE"/>
-            </w:tcBorders>
-            <w:shd w:fill="F8FAFC"/>
-          </w:tcPr>
-          <w:p>
-            <w:pPr>
-              <w:spacing w:after="0"/>
-              <w:jc w:val="left"/>
-            </w:pPr>
-            <w:r/>
-            <w:r>
-              <w:rPr>
-                <w:rFonts w:ascii="Times New Roman" w:hAnsi="Times New Roman" w:eastAsia="Times New Roman"/>
-                <w:b w:val="0"/>
-                <w:i w:val="0"/>
-                <w:color w:val="1F1F1F"/>
-                <w:sz w:val="22"/>
+                <w:sz w:val="17"/>
               </w:rPr>
               <w:t>string</w:t>
             </w:r>
@@ -2107,3329 +1268,117 @@
         </w:tc>
         <w:tc>
           <w:tcPr>
-            <w:tcW w:type="dxa" w:w="2664"/>
-            <w:vAlign w:val="center"/>
-            <w:tcMar>
-              <w:top w:w="85" w:type="dxa"/>
-              <w:start w:w="90" w:type="dxa"/>
-              <w:bottom w:w="85" w:type="dxa"/>
-              <w:end w:w="90" w:type="dxa"/>
-            </w:tcMar>
-            <w:tcBorders>
-              <w:top w:val="single" w:sz="6" w:space="0" w:color="D0D7DE"/>
-              <w:left w:val="single" w:sz="6" w:space="0" w:color="D0D7DE"/>
-              <w:bottom w:val="single" w:sz="6" w:space="0" w:color="D0D7DE"/>
-              <w:right w:val="single" w:sz="6" w:space="0" w:color="D0D7DE"/>
-            </w:tcBorders>
-            <w:shd w:fill="F8FAFC"/>
+            <w:tcW w:type="dxa" w:w="3456"/>
+            <w:vAlign w:val="top"/>
           </w:tcPr>
           <w:p>
-            <w:pPr>
-              <w:spacing w:after="0"/>
-              <w:jc w:val="left"/>
-            </w:pPr>
             <w:r/>
             <w:r>
               <w:rPr>
-                <w:rFonts w:ascii="Times New Roman" w:hAnsi="Times New Roman" w:eastAsia="Times New Roman"/>
                 <w:b w:val="0"/>
-                <w:i w:val="0"/>
-                <w:color w:val="1F1F1F"/>
-                <w:sz w:val="22"/>
+                <w:sz w:val="17"/>
               </w:rPr>
-              <w:t>Yes</w:t>
+              <w:t>Extractor-level severity signal or Unknown</w:t>
+            </w:r>
+          </w:p>
+        </w:tc>
+      </w:tr>
+      <w:tr>
+        <w:tc>
+          <w:tcPr>
+            <w:tcW w:type="dxa" w:w="3456"/>
+            <w:vAlign w:val="top"/>
+          </w:tcPr>
+          <w:p>
+            <w:r/>
+            <w:r>
+              <w:rPr>
+                <w:b w:val="0"/>
+                <w:sz w:val="17"/>
+              </w:rPr>
+              <w:t>confidence</w:t>
             </w:r>
           </w:p>
         </w:tc>
         <w:tc>
           <w:tcPr>
-            <w:tcW w:type="dxa" w:w="2664"/>
-            <w:vAlign w:val="center"/>
-            <w:tcMar>
-              <w:top w:w="85" w:type="dxa"/>
-              <w:start w:w="90" w:type="dxa"/>
-              <w:bottom w:w="85" w:type="dxa"/>
-              <w:end w:w="90" w:type="dxa"/>
-            </w:tcMar>
-            <w:tcBorders>
-              <w:top w:val="single" w:sz="6" w:space="0" w:color="D0D7DE"/>
-              <w:left w:val="single" w:sz="6" w:space="0" w:color="D0D7DE"/>
-              <w:bottom w:val="single" w:sz="6" w:space="0" w:color="D0D7DE"/>
-              <w:right w:val="single" w:sz="6" w:space="0" w:color="D0D7DE"/>
-            </w:tcBorders>
-            <w:shd w:fill="F8FAFC"/>
+            <w:tcW w:type="dxa" w:w="3456"/>
+            <w:vAlign w:val="top"/>
           </w:tcPr>
           <w:p>
-            <w:pPr>
-              <w:spacing w:after="0"/>
-              <w:jc w:val="left"/>
-            </w:pPr>
             <w:r/>
             <w:r>
               <w:rPr>
-                <w:rFonts w:ascii="Times New Roman" w:hAnsi="Times New Roman" w:eastAsia="Times New Roman"/>
                 <w:b w:val="0"/>
-                <w:i w:val="0"/>
-                <w:color w:val="1F1F1F"/>
-                <w:sz w:val="22"/>
+                <w:sz w:val="17"/>
               </w:rPr>
-              <w:t>Low, Medium, or High</w:t>
-            </w:r>
-          </w:p>
-        </w:tc>
-      </w:tr>
-    </w:tbl>
-    <w:p/>
-    <w:p>
-      <w:r>
-        <w:rPr>
-          <w:rFonts w:ascii="Times New Roman" w:hAnsi="Times New Roman" w:eastAsia="Times New Roman"/>
-          <w:b w:val="0"/>
-          <w:i w:val="0"/>
-          <w:sz w:val="26"/>
-        </w:rPr>
-        <w:t>Final CSV must contain no null values and no extra columns.</w:t>
-      </w:r>
-    </w:p>
-    <w:p>
-      <w:pPr>
-        <w:pStyle w:val="Heading1"/>
-        <w:pBdr>
-          <w:bottom w:val="single" w:sz="6" w:space="4" w:color="D9EAF7"/>
-        </w:pBdr>
-      </w:pPr>
-      <w:r>
-        <w:rPr>
-          <w:rFonts w:ascii="Times New Roman" w:hAnsi="Times New Roman" w:eastAsia="Times New Roman"/>
-          <w:b/>
-          <w:i w:val="0"/>
-          <w:color w:val="12385B"/>
-          <w:sz w:val="36"/>
-        </w:rPr>
-        <w:t>4. Intermediate Output Contracts</w:t>
-      </w:r>
-    </w:p>
-    <w:p>
-      <w:r>
-        <w:rPr>
-          <w:rFonts w:ascii="Times New Roman" w:hAnsi="Times New Roman" w:eastAsia="Times New Roman"/>
-          <w:b w:val="0"/>
-          <w:i w:val="0"/>
-          <w:sz w:val="26"/>
-        </w:rPr>
-        <w:t xml:space="preserve">Each modality writes one intermediate CSV to </w:t>
-      </w:r>
-      <w:r>
-        <w:rPr>
-          <w:rFonts w:ascii="Times New Roman" w:hAnsi="Times New Roman" w:eastAsia="Times New Roman"/>
-          <w:b w:val="0"/>
-          <w:i w:val="0"/>
-          <w:color w:val="12385B"/>
-          <w:sz w:val="26"/>
-        </w:rPr>
-        <w:t>data/intermediate/</w:t>
-      </w:r>
-      <w:r>
-        <w:rPr>
-          <w:rFonts w:ascii="Times New Roman" w:hAnsi="Times New Roman" w:eastAsia="Times New Roman"/>
-          <w:b w:val="0"/>
-          <w:i w:val="0"/>
-          <w:sz w:val="26"/>
-        </w:rPr>
-        <w:t>.</w:t>
-      </w:r>
-    </w:p>
-    <w:tbl>
-      <w:tblPr>
-        <w:tblStyle w:val="TableGrid"/>
-        <w:tblW w:type="pct" w:w="5000"/>
-        <w:jc w:val="center"/>
-        <w:tblLayout w:type="autofit"/>
-        <w:tblLook w:firstColumn="1" w:firstRow="1" w:lastColumn="0" w:lastRow="0" w:noHBand="0" w:noVBand="1" w:val="04A0"/>
-      </w:tblPr>
-      <w:tblGrid>
-        <w:gridCol w:w="3552"/>
-        <w:gridCol w:w="3552"/>
-        <w:gridCol w:w="3552"/>
-      </w:tblGrid>
-      <w:tr>
-        <w:trPr>
-          <w:tblHeader w:val="true"/>
-        </w:trPr>
-        <w:tc>
-          <w:tcPr>
-            <w:tcW w:type="dxa" w:w="3552"/>
-            <w:vAlign w:val="center"/>
-            <w:tcMar>
-              <w:top w:w="85" w:type="dxa"/>
-              <w:start w:w="90" w:type="dxa"/>
-              <w:bottom w:w="85" w:type="dxa"/>
-              <w:end w:w="90" w:type="dxa"/>
-            </w:tcMar>
-            <w:tcBorders>
-              <w:top w:val="single" w:sz="6" w:space="0" w:color="AAB8C5"/>
-              <w:left w:val="single" w:sz="6" w:space="0" w:color="AAB8C5"/>
-              <w:bottom w:val="single" w:sz="6" w:space="0" w:color="AAB8C5"/>
-              <w:right w:val="single" w:sz="6" w:space="0" w:color="AAB8C5"/>
-            </w:tcBorders>
-            <w:shd w:fill="1F4E79"/>
-          </w:tcPr>
-          <w:p>
-            <w:pPr>
-              <w:spacing w:after="0"/>
-              <w:jc w:val="center"/>
-            </w:pPr>
-            <w:r/>
-            <w:r>
-              <w:rPr>
-                <w:rFonts w:ascii="Times New Roman" w:hAnsi="Times New Roman" w:eastAsia="Times New Roman"/>
-                <w:b/>
-                <w:i w:val="0"/>
-                <w:color w:val="FFFFFF"/>
-                <w:sz w:val="24"/>
-              </w:rPr>
-              <w:t>Modality</w:t>
+              <w:t>float</w:t>
             </w:r>
           </w:p>
         </w:tc>
         <w:tc>
           <w:tcPr>
-            <w:tcW w:type="dxa" w:w="3552"/>
-            <w:vAlign w:val="center"/>
-            <w:tcMar>
-              <w:top w:w="85" w:type="dxa"/>
-              <w:start w:w="90" w:type="dxa"/>
-              <w:bottom w:w="85" w:type="dxa"/>
-              <w:end w:w="90" w:type="dxa"/>
-            </w:tcMar>
-            <w:tcBorders>
-              <w:top w:val="single" w:sz="6" w:space="0" w:color="AAB8C5"/>
-              <w:left w:val="single" w:sz="6" w:space="0" w:color="AAB8C5"/>
-              <w:bottom w:val="single" w:sz="6" w:space="0" w:color="AAB8C5"/>
-              <w:right w:val="single" w:sz="6" w:space="0" w:color="AAB8C5"/>
-            </w:tcBorders>
-            <w:shd w:fill="1F4E79"/>
+            <w:tcW w:type="dxa" w:w="3456"/>
+            <w:vAlign w:val="top"/>
           </w:tcPr>
           <w:p>
-            <w:pPr>
-              <w:spacing w:after="0"/>
-              <w:jc w:val="center"/>
-            </w:pPr>
             <w:r/>
             <w:r>
               <w:rPr>
-                <w:rFonts w:ascii="Times New Roman" w:hAnsi="Times New Roman" w:eastAsia="Times New Roman"/>
-                <w:b/>
-                <w:i w:val="0"/>
-                <w:color w:val="FFFFFF"/>
-                <w:sz w:val="24"/>
+                <w:b w:val="0"/>
+                <w:sz w:val="17"/>
               </w:rPr>
-              <w:t>File</w:t>
+              <w:t>0.0 to 1.0 if available; otherwise 0.0</w:t>
+            </w:r>
+          </w:p>
+        </w:tc>
+      </w:tr>
+      <w:tr>
+        <w:tc>
+          <w:tcPr>
+            <w:tcW w:type="dxa" w:w="3456"/>
+            <w:vAlign w:val="top"/>
+          </w:tcPr>
+          <w:p>
+            <w:r/>
+            <w:r>
+              <w:rPr>
+                <w:b w:val="0"/>
+                <w:sz w:val="17"/>
+              </w:rPr>
+              <w:t>raw_text</w:t>
             </w:r>
           </w:p>
         </w:tc>
         <w:tc>
           <w:tcPr>
-            <w:tcW w:type="dxa" w:w="3552"/>
-            <w:vAlign w:val="center"/>
-            <w:tcMar>
-              <w:top w:w="85" w:type="dxa"/>
-              <w:start w:w="90" w:type="dxa"/>
-              <w:bottom w:w="85" w:type="dxa"/>
-              <w:end w:w="90" w:type="dxa"/>
-            </w:tcMar>
-            <w:tcBorders>
-              <w:top w:val="single" w:sz="6" w:space="0" w:color="AAB8C5"/>
-              <w:left w:val="single" w:sz="6" w:space="0" w:color="AAB8C5"/>
-              <w:bottom w:val="single" w:sz="6" w:space="0" w:color="AAB8C5"/>
-              <w:right w:val="single" w:sz="6" w:space="0" w:color="AAB8C5"/>
-            </w:tcBorders>
-            <w:shd w:fill="1F4E79"/>
+            <w:tcW w:type="dxa" w:w="3456"/>
+            <w:vAlign w:val="top"/>
           </w:tcPr>
           <w:p>
-            <w:pPr>
-              <w:spacing w:after="0"/>
-              <w:jc w:val="center"/>
-            </w:pPr>
             <w:r/>
             <w:r>
               <w:rPr>
-                <w:rFonts w:ascii="Times New Roman" w:hAnsi="Times New Roman" w:eastAsia="Times New Roman"/>
-                <w:b/>
-                <w:i w:val="0"/>
-                <w:color w:val="FFFFFF"/>
-                <w:sz w:val="24"/>
+                <w:b w:val="0"/>
+                <w:sz w:val="17"/>
               </w:rPr>
-              <w:t>Minimum Fields</w:t>
-            </w:r>
-          </w:p>
-        </w:tc>
-      </w:tr>
-      <w:tr>
-        <w:trPr>
-          <w:cantSplit/>
-        </w:trPr>
-        <w:tc>
-          <w:tcPr>
-            <w:tcW w:type="dxa" w:w="3552"/>
-            <w:vAlign w:val="center"/>
-            <w:tcMar>
-              <w:top w:w="85" w:type="dxa"/>
-              <w:start w:w="90" w:type="dxa"/>
-              <w:bottom w:w="85" w:type="dxa"/>
-              <w:end w:w="90" w:type="dxa"/>
-            </w:tcMar>
-            <w:tcBorders>
-              <w:top w:val="single" w:sz="6" w:space="0" w:color="D0D7DE"/>
-              <w:left w:val="single" w:sz="6" w:space="0" w:color="D0D7DE"/>
-              <w:bottom w:val="single" w:sz="6" w:space="0" w:color="D0D7DE"/>
-              <w:right w:val="single" w:sz="6" w:space="0" w:color="D0D7DE"/>
-            </w:tcBorders>
-            <w:shd w:fill="FFFFFF"/>
-          </w:tcPr>
-          <w:p>
-            <w:pPr>
-              <w:spacing w:after="0"/>
-              <w:jc w:val="left"/>
-            </w:pPr>
-            <w:r/>
-            <w:r>
-              <w:rPr>
-                <w:rFonts w:ascii="Times New Roman" w:hAnsi="Times New Roman" w:eastAsia="Times New Roman"/>
-                <w:b w:val="0"/>
-                <w:i w:val="0"/>
-                <w:color w:val="1F1F1F"/>
-                <w:sz w:val="24"/>
-              </w:rPr>
-              <w:t>Audio</w:t>
+              <w:t>string</w:t>
             </w:r>
           </w:p>
         </w:tc>
         <w:tc>
           <w:tcPr>
-            <w:tcW w:type="dxa" w:w="3552"/>
-            <w:vAlign w:val="center"/>
-            <w:tcMar>
-              <w:top w:w="85" w:type="dxa"/>
-              <w:start w:w="90" w:type="dxa"/>
-              <w:bottom w:w="85" w:type="dxa"/>
-              <w:end w:w="90" w:type="dxa"/>
-            </w:tcMar>
-            <w:tcBorders>
-              <w:top w:val="single" w:sz="6" w:space="0" w:color="D0D7DE"/>
-              <w:left w:val="single" w:sz="6" w:space="0" w:color="D0D7DE"/>
-              <w:bottom w:val="single" w:sz="6" w:space="0" w:color="D0D7DE"/>
-              <w:right w:val="single" w:sz="6" w:space="0" w:color="D0D7DE"/>
-            </w:tcBorders>
-            <w:shd w:fill="FFFFFF"/>
+            <w:tcW w:type="dxa" w:w="3456"/>
+            <w:vAlign w:val="top"/>
           </w:tcPr>
           <w:p>
-            <w:pPr>
-              <w:spacing w:after="0"/>
-              <w:jc w:val="left"/>
-            </w:pPr>
             <w:r/>
             <w:r>
               <w:rPr>
-                <w:rFonts w:ascii="Times New Roman" w:hAnsi="Times New Roman" w:eastAsia="Times New Roman"/>
                 <w:b w:val="0"/>
-                <w:i w:val="0"/>
-                <w:color w:val="1F1F1F"/>
-                <w:sz w:val="24"/>
+                <w:sz w:val="17"/>
               </w:rPr>
-              <w:t>audio_intermediate.csv</w:t>
-            </w:r>
-          </w:p>
-        </w:tc>
-        <w:tc>
-          <w:tcPr>
-            <w:tcW w:type="dxa" w:w="3552"/>
-            <w:vAlign w:val="center"/>
-            <w:tcMar>
-              <w:top w:w="85" w:type="dxa"/>
-              <w:start w:w="90" w:type="dxa"/>
-              <w:bottom w:w="85" w:type="dxa"/>
-              <w:end w:w="90" w:type="dxa"/>
-            </w:tcMar>
-            <w:tcBorders>
-              <w:top w:val="single" w:sz="6" w:space="0" w:color="D0D7DE"/>
-              <w:left w:val="single" w:sz="6" w:space="0" w:color="D0D7DE"/>
-              <w:bottom w:val="single" w:sz="6" w:space="0" w:color="D0D7DE"/>
-              <w:right w:val="single" w:sz="6" w:space="0" w:color="D0D7DE"/>
-            </w:tcBorders>
-            <w:shd w:fill="FFFFFF"/>
-          </w:tcPr>
-          <w:p>
-            <w:pPr>
-              <w:spacing w:after="0"/>
-              <w:jc w:val="left"/>
-            </w:pPr>
-            <w:r/>
-            <w:r>
-              <w:rPr>
-                <w:rFonts w:ascii="Times New Roman" w:hAnsi="Times New Roman" w:eastAsia="Times New Roman"/>
-                <w:b w:val="0"/>
-                <w:i w:val="0"/>
-                <w:color w:val="1F1F1F"/>
-                <w:sz w:val="24"/>
-              </w:rPr>
-              <w:t>Incident_ID, Call_ID, Transcript, Extracted_Event, Location, Sentiment, Urgency_Score</w:t>
-            </w:r>
-          </w:p>
-        </w:tc>
-      </w:tr>
-      <w:tr>
-        <w:trPr>
-          <w:cantSplit/>
-        </w:trPr>
-        <w:tc>
-          <w:tcPr>
-            <w:tcW w:type="dxa" w:w="3552"/>
-            <w:vAlign w:val="center"/>
-            <w:tcMar>
-              <w:top w:w="85" w:type="dxa"/>
-              <w:start w:w="90" w:type="dxa"/>
-              <w:bottom w:w="85" w:type="dxa"/>
-              <w:end w:w="90" w:type="dxa"/>
-            </w:tcMar>
-            <w:tcBorders>
-              <w:top w:val="single" w:sz="6" w:space="0" w:color="D0D7DE"/>
-              <w:left w:val="single" w:sz="6" w:space="0" w:color="D0D7DE"/>
-              <w:bottom w:val="single" w:sz="6" w:space="0" w:color="D0D7DE"/>
-              <w:right w:val="single" w:sz="6" w:space="0" w:color="D0D7DE"/>
-            </w:tcBorders>
-            <w:shd w:fill="F8FAFC"/>
-          </w:tcPr>
-          <w:p>
-            <w:pPr>
-              <w:spacing w:after="0"/>
-              <w:jc w:val="left"/>
-            </w:pPr>
-            <w:r/>
-            <w:r>
-              <w:rPr>
-                <w:rFonts w:ascii="Times New Roman" w:hAnsi="Times New Roman" w:eastAsia="Times New Roman"/>
-                <w:b w:val="0"/>
-                <w:i w:val="0"/>
-                <w:color w:val="1F1F1F"/>
-                <w:sz w:val="24"/>
-              </w:rPr>
-              <w:t>PDF</w:t>
-            </w:r>
-          </w:p>
-        </w:tc>
-        <w:tc>
-          <w:tcPr>
-            <w:tcW w:type="dxa" w:w="3552"/>
-            <w:vAlign w:val="center"/>
-            <w:tcMar>
-              <w:top w:w="85" w:type="dxa"/>
-              <w:start w:w="90" w:type="dxa"/>
-              <w:bottom w:w="85" w:type="dxa"/>
-              <w:end w:w="90" w:type="dxa"/>
-            </w:tcMar>
-            <w:tcBorders>
-              <w:top w:val="single" w:sz="6" w:space="0" w:color="D0D7DE"/>
-              <w:left w:val="single" w:sz="6" w:space="0" w:color="D0D7DE"/>
-              <w:bottom w:val="single" w:sz="6" w:space="0" w:color="D0D7DE"/>
-              <w:right w:val="single" w:sz="6" w:space="0" w:color="D0D7DE"/>
-            </w:tcBorders>
-            <w:shd w:fill="F8FAFC"/>
-          </w:tcPr>
-          <w:p>
-            <w:pPr>
-              <w:spacing w:after="0"/>
-              <w:jc w:val="left"/>
-            </w:pPr>
-            <w:r/>
-            <w:r>
-              <w:rPr>
-                <w:rFonts w:ascii="Times New Roman" w:hAnsi="Times New Roman" w:eastAsia="Times New Roman"/>
-                <w:b w:val="0"/>
-                <w:i w:val="0"/>
-                <w:color w:val="1F1F1F"/>
-                <w:sz w:val="24"/>
-              </w:rPr>
-              <w:t>pdf_intermediate.csv</w:t>
-            </w:r>
-          </w:p>
-        </w:tc>
-        <w:tc>
-          <w:tcPr>
-            <w:tcW w:type="dxa" w:w="3552"/>
-            <w:vAlign w:val="center"/>
-            <w:tcMar>
-              <w:top w:w="85" w:type="dxa"/>
-              <w:start w:w="90" w:type="dxa"/>
-              <w:bottom w:w="85" w:type="dxa"/>
-              <w:end w:w="90" w:type="dxa"/>
-            </w:tcMar>
-            <w:tcBorders>
-              <w:top w:val="single" w:sz="6" w:space="0" w:color="D0D7DE"/>
-              <w:left w:val="single" w:sz="6" w:space="0" w:color="D0D7DE"/>
-              <w:bottom w:val="single" w:sz="6" w:space="0" w:color="D0D7DE"/>
-              <w:right w:val="single" w:sz="6" w:space="0" w:color="D0D7DE"/>
-            </w:tcBorders>
-            <w:shd w:fill="F8FAFC"/>
-          </w:tcPr>
-          <w:p>
-            <w:pPr>
-              <w:spacing w:after="0"/>
-              <w:jc w:val="left"/>
-            </w:pPr>
-            <w:r/>
-            <w:r>
-              <w:rPr>
-                <w:rFonts w:ascii="Times New Roman" w:hAnsi="Times New Roman" w:eastAsia="Times New Roman"/>
-                <w:b w:val="0"/>
-                <w:i w:val="0"/>
-                <w:color w:val="1F1F1F"/>
-                <w:sz w:val="24"/>
-              </w:rPr>
-              <w:t>Incident_ID, Report_ID, Incident_Type, Date, Location, Officer, Summary</w:t>
-            </w:r>
-          </w:p>
-        </w:tc>
-      </w:tr>
-      <w:tr>
-        <w:trPr>
-          <w:cantSplit/>
-        </w:trPr>
-        <w:tc>
-          <w:tcPr>
-            <w:tcW w:type="dxa" w:w="3552"/>
-            <w:vAlign w:val="center"/>
-            <w:tcMar>
-              <w:top w:w="85" w:type="dxa"/>
-              <w:start w:w="90" w:type="dxa"/>
-              <w:bottom w:w="85" w:type="dxa"/>
-              <w:end w:w="90" w:type="dxa"/>
-            </w:tcMar>
-            <w:tcBorders>
-              <w:top w:val="single" w:sz="6" w:space="0" w:color="D0D7DE"/>
-              <w:left w:val="single" w:sz="6" w:space="0" w:color="D0D7DE"/>
-              <w:bottom w:val="single" w:sz="6" w:space="0" w:color="D0D7DE"/>
-              <w:right w:val="single" w:sz="6" w:space="0" w:color="D0D7DE"/>
-            </w:tcBorders>
-            <w:shd w:fill="FFFFFF"/>
-          </w:tcPr>
-          <w:p>
-            <w:pPr>
-              <w:spacing w:after="0"/>
-              <w:jc w:val="left"/>
-            </w:pPr>
-            <w:r/>
-            <w:r>
-              <w:rPr>
-                <w:rFonts w:ascii="Times New Roman" w:hAnsi="Times New Roman" w:eastAsia="Times New Roman"/>
-                <w:b w:val="0"/>
-                <w:i w:val="0"/>
-                <w:color w:val="1F1F1F"/>
-                <w:sz w:val="24"/>
-              </w:rPr>
-              <w:t>Image</w:t>
-            </w:r>
-          </w:p>
-        </w:tc>
-        <w:tc>
-          <w:tcPr>
-            <w:tcW w:type="dxa" w:w="3552"/>
-            <w:vAlign w:val="center"/>
-            <w:tcMar>
-              <w:top w:w="85" w:type="dxa"/>
-              <w:start w:w="90" w:type="dxa"/>
-              <w:bottom w:w="85" w:type="dxa"/>
-              <w:end w:w="90" w:type="dxa"/>
-            </w:tcMar>
-            <w:tcBorders>
-              <w:top w:val="single" w:sz="6" w:space="0" w:color="D0D7DE"/>
-              <w:left w:val="single" w:sz="6" w:space="0" w:color="D0D7DE"/>
-              <w:bottom w:val="single" w:sz="6" w:space="0" w:color="D0D7DE"/>
-              <w:right w:val="single" w:sz="6" w:space="0" w:color="D0D7DE"/>
-            </w:tcBorders>
-            <w:shd w:fill="FFFFFF"/>
-          </w:tcPr>
-          <w:p>
-            <w:pPr>
-              <w:spacing w:after="0"/>
-              <w:jc w:val="left"/>
-            </w:pPr>
-            <w:r/>
-            <w:r>
-              <w:rPr>
-                <w:rFonts w:ascii="Times New Roman" w:hAnsi="Times New Roman" w:eastAsia="Times New Roman"/>
-                <w:b w:val="0"/>
-                <w:i w:val="0"/>
-                <w:color w:val="1F1F1F"/>
-                <w:sz w:val="24"/>
-              </w:rPr>
-              <w:t>image_intermediate.csv</w:t>
-            </w:r>
-          </w:p>
-        </w:tc>
-        <w:tc>
-          <w:tcPr>
-            <w:tcW w:type="dxa" w:w="3552"/>
-            <w:vAlign w:val="center"/>
-            <w:tcMar>
-              <w:top w:w="85" w:type="dxa"/>
-              <w:start w:w="90" w:type="dxa"/>
-              <w:bottom w:w="85" w:type="dxa"/>
-              <w:end w:w="90" w:type="dxa"/>
-            </w:tcMar>
-            <w:tcBorders>
-              <w:top w:val="single" w:sz="6" w:space="0" w:color="D0D7DE"/>
-              <w:left w:val="single" w:sz="6" w:space="0" w:color="D0D7DE"/>
-              <w:bottom w:val="single" w:sz="6" w:space="0" w:color="D0D7DE"/>
-              <w:right w:val="single" w:sz="6" w:space="0" w:color="D0D7DE"/>
-            </w:tcBorders>
-            <w:shd w:fill="FFFFFF"/>
-          </w:tcPr>
-          <w:p>
-            <w:pPr>
-              <w:spacing w:after="0"/>
-              <w:jc w:val="left"/>
-            </w:pPr>
-            <w:r/>
-            <w:r>
-              <w:rPr>
-                <w:rFonts w:ascii="Times New Roman" w:hAnsi="Times New Roman" w:eastAsia="Times New Roman"/>
-                <w:b w:val="0"/>
-                <w:i w:val="0"/>
-                <w:color w:val="1F1F1F"/>
-                <w:sz w:val="24"/>
-              </w:rPr>
-              <w:t>Incident_ID, Image_ID, Scene_Type, Objects_Detected, Text_Extracted, Confidence_Score</w:t>
-            </w:r>
-          </w:p>
-        </w:tc>
-      </w:tr>
-      <w:tr>
-        <w:trPr>
-          <w:cantSplit/>
-        </w:trPr>
-        <w:tc>
-          <w:tcPr>
-            <w:tcW w:type="dxa" w:w="3552"/>
-            <w:vAlign w:val="center"/>
-            <w:tcMar>
-              <w:top w:w="85" w:type="dxa"/>
-              <w:start w:w="90" w:type="dxa"/>
-              <w:bottom w:w="85" w:type="dxa"/>
-              <w:end w:w="90" w:type="dxa"/>
-            </w:tcMar>
-            <w:tcBorders>
-              <w:top w:val="single" w:sz="6" w:space="0" w:color="D0D7DE"/>
-              <w:left w:val="single" w:sz="6" w:space="0" w:color="D0D7DE"/>
-              <w:bottom w:val="single" w:sz="6" w:space="0" w:color="D0D7DE"/>
-              <w:right w:val="single" w:sz="6" w:space="0" w:color="D0D7DE"/>
-            </w:tcBorders>
-            <w:shd w:fill="F8FAFC"/>
-          </w:tcPr>
-          <w:p>
-            <w:pPr>
-              <w:spacing w:after="0"/>
-              <w:jc w:val="left"/>
-            </w:pPr>
-            <w:r/>
-            <w:r>
-              <w:rPr>
-                <w:rFonts w:ascii="Times New Roman" w:hAnsi="Times New Roman" w:eastAsia="Times New Roman"/>
-                <w:b w:val="0"/>
-                <w:i w:val="0"/>
-                <w:color w:val="1F1F1F"/>
-                <w:sz w:val="24"/>
-              </w:rPr>
-              <w:t>Video</w:t>
-            </w:r>
-          </w:p>
-        </w:tc>
-        <w:tc>
-          <w:tcPr>
-            <w:tcW w:type="dxa" w:w="3552"/>
-            <w:vAlign w:val="center"/>
-            <w:tcMar>
-              <w:top w:w="85" w:type="dxa"/>
-              <w:start w:w="90" w:type="dxa"/>
-              <w:bottom w:w="85" w:type="dxa"/>
-              <w:end w:w="90" w:type="dxa"/>
-            </w:tcMar>
-            <w:tcBorders>
-              <w:top w:val="single" w:sz="6" w:space="0" w:color="D0D7DE"/>
-              <w:left w:val="single" w:sz="6" w:space="0" w:color="D0D7DE"/>
-              <w:bottom w:val="single" w:sz="6" w:space="0" w:color="D0D7DE"/>
-              <w:right w:val="single" w:sz="6" w:space="0" w:color="D0D7DE"/>
-            </w:tcBorders>
-            <w:shd w:fill="F8FAFC"/>
-          </w:tcPr>
-          <w:p>
-            <w:pPr>
-              <w:spacing w:after="0"/>
-              <w:jc w:val="left"/>
-            </w:pPr>
-            <w:r/>
-            <w:r>
-              <w:rPr>
-                <w:rFonts w:ascii="Times New Roman" w:hAnsi="Times New Roman" w:eastAsia="Times New Roman"/>
-                <w:b w:val="0"/>
-                <w:i w:val="0"/>
-                <w:color w:val="1F1F1F"/>
-                <w:sz w:val="24"/>
-              </w:rPr>
-              <w:t>video_intermediate.csv</w:t>
-            </w:r>
-          </w:p>
-        </w:tc>
-        <w:tc>
-          <w:tcPr>
-            <w:tcW w:type="dxa" w:w="3552"/>
-            <w:vAlign w:val="center"/>
-            <w:tcMar>
-              <w:top w:w="85" w:type="dxa"/>
-              <w:start w:w="90" w:type="dxa"/>
-              <w:bottom w:w="85" w:type="dxa"/>
-              <w:end w:w="90" w:type="dxa"/>
-            </w:tcMar>
-            <w:tcBorders>
-              <w:top w:val="single" w:sz="6" w:space="0" w:color="D0D7DE"/>
-              <w:left w:val="single" w:sz="6" w:space="0" w:color="D0D7DE"/>
-              <w:bottom w:val="single" w:sz="6" w:space="0" w:color="D0D7DE"/>
-              <w:right w:val="single" w:sz="6" w:space="0" w:color="D0D7DE"/>
-            </w:tcBorders>
-            <w:shd w:fill="F8FAFC"/>
-          </w:tcPr>
-          <w:p>
-            <w:pPr>
-              <w:spacing w:after="0"/>
-              <w:jc w:val="left"/>
-            </w:pPr>
-            <w:r/>
-            <w:r>
-              <w:rPr>
-                <w:rFonts w:ascii="Times New Roman" w:hAnsi="Times New Roman" w:eastAsia="Times New Roman"/>
-                <w:b w:val="0"/>
-                <w:i w:val="0"/>
-                <w:color w:val="1F1F1F"/>
-                <w:sz w:val="24"/>
-              </w:rPr>
-              <w:t>Incident_ID, Clip_ID, Timestamp, Frame_ID, Event_Detected, Objects, Confidence</w:t>
-            </w:r>
-          </w:p>
-        </w:tc>
-      </w:tr>
-      <w:tr>
-        <w:trPr>
-          <w:cantSplit/>
-        </w:trPr>
-        <w:tc>
-          <w:tcPr>
-            <w:tcW w:type="dxa" w:w="3552"/>
-            <w:vAlign w:val="center"/>
-            <w:tcMar>
-              <w:top w:w="85" w:type="dxa"/>
-              <w:start w:w="90" w:type="dxa"/>
-              <w:bottom w:w="85" w:type="dxa"/>
-              <w:end w:w="90" w:type="dxa"/>
-            </w:tcMar>
-            <w:tcBorders>
-              <w:top w:val="single" w:sz="6" w:space="0" w:color="D0D7DE"/>
-              <w:left w:val="single" w:sz="6" w:space="0" w:color="D0D7DE"/>
-              <w:bottom w:val="single" w:sz="6" w:space="0" w:color="D0D7DE"/>
-              <w:right w:val="single" w:sz="6" w:space="0" w:color="D0D7DE"/>
-            </w:tcBorders>
-            <w:shd w:fill="FFFFFF"/>
-          </w:tcPr>
-          <w:p>
-            <w:pPr>
-              <w:spacing w:after="0"/>
-              <w:jc w:val="left"/>
-            </w:pPr>
-            <w:r/>
-            <w:r>
-              <w:rPr>
-                <w:rFonts w:ascii="Times New Roman" w:hAnsi="Times New Roman" w:eastAsia="Times New Roman"/>
-                <w:b w:val="0"/>
-                <w:i w:val="0"/>
-                <w:color w:val="1F1F1F"/>
-                <w:sz w:val="24"/>
-              </w:rPr>
-              <w:t>Text</w:t>
-            </w:r>
-          </w:p>
-        </w:tc>
-        <w:tc>
-          <w:tcPr>
-            <w:tcW w:type="dxa" w:w="3552"/>
-            <w:vAlign w:val="center"/>
-            <w:tcMar>
-              <w:top w:w="85" w:type="dxa"/>
-              <w:start w:w="90" w:type="dxa"/>
-              <w:bottom w:w="85" w:type="dxa"/>
-              <w:end w:w="90" w:type="dxa"/>
-            </w:tcMar>
-            <w:tcBorders>
-              <w:top w:val="single" w:sz="6" w:space="0" w:color="D0D7DE"/>
-              <w:left w:val="single" w:sz="6" w:space="0" w:color="D0D7DE"/>
-              <w:bottom w:val="single" w:sz="6" w:space="0" w:color="D0D7DE"/>
-              <w:right w:val="single" w:sz="6" w:space="0" w:color="D0D7DE"/>
-            </w:tcBorders>
-            <w:shd w:fill="FFFFFF"/>
-          </w:tcPr>
-          <w:p>
-            <w:pPr>
-              <w:spacing w:after="0"/>
-              <w:jc w:val="left"/>
-            </w:pPr>
-            <w:r/>
-            <w:r>
-              <w:rPr>
-                <w:rFonts w:ascii="Times New Roman" w:hAnsi="Times New Roman" w:eastAsia="Times New Roman"/>
-                <w:b w:val="0"/>
-                <w:i w:val="0"/>
-                <w:color w:val="1F1F1F"/>
-                <w:sz w:val="24"/>
-              </w:rPr>
-              <w:t>text_intermediate.csv</w:t>
-            </w:r>
-          </w:p>
-        </w:tc>
-        <w:tc>
-          <w:tcPr>
-            <w:tcW w:type="dxa" w:w="3552"/>
-            <w:vAlign w:val="center"/>
-            <w:tcMar>
-              <w:top w:w="85" w:type="dxa"/>
-              <w:start w:w="90" w:type="dxa"/>
-              <w:bottom w:w="85" w:type="dxa"/>
-              <w:end w:w="90" w:type="dxa"/>
-            </w:tcMar>
-            <w:tcBorders>
-              <w:top w:val="single" w:sz="6" w:space="0" w:color="D0D7DE"/>
-              <w:left w:val="single" w:sz="6" w:space="0" w:color="D0D7DE"/>
-              <w:bottom w:val="single" w:sz="6" w:space="0" w:color="D0D7DE"/>
-              <w:right w:val="single" w:sz="6" w:space="0" w:color="D0D7DE"/>
-            </w:tcBorders>
-            <w:shd w:fill="FFFFFF"/>
-          </w:tcPr>
-          <w:p>
-            <w:pPr>
-              <w:spacing w:after="0"/>
-              <w:jc w:val="left"/>
-            </w:pPr>
-            <w:r/>
-            <w:r>
-              <w:rPr>
-                <w:rFonts w:ascii="Times New Roman" w:hAnsi="Times New Roman" w:eastAsia="Times New Roman"/>
-                <w:b w:val="0"/>
-                <w:i w:val="0"/>
-                <w:color w:val="1F1F1F"/>
-                <w:sz w:val="24"/>
-              </w:rPr>
-              <w:t>Incident_ID, Text_ID, Source, Raw_Text, Sentiment, Entities, Topic</w:t>
-            </w:r>
-          </w:p>
-        </w:tc>
-      </w:tr>
-    </w:tbl>
-    <w:p/>
-    <w:p>
-      <w:r>
-        <w:rPr>
-          <w:rFonts w:ascii="Times New Roman" w:hAnsi="Times New Roman" w:eastAsia="Times New Roman"/>
-          <w:b w:val="0"/>
-          <w:i w:val="0"/>
-          <w:sz w:val="26"/>
-        </w:rPr>
-        <w:t>Intermediate files may have extra fields for debugging. Extra fields must not appear in the final CSV.</w:t>
-      </w:r>
-    </w:p>
-    <w:p>
-      <w:pPr>
-        <w:pStyle w:val="Heading1"/>
-        <w:pBdr>
-          <w:bottom w:val="single" w:sz="6" w:space="4" w:color="D9EAF7"/>
-        </w:pBdr>
-      </w:pPr>
-      <w:r>
-        <w:rPr>
-          <w:rFonts w:ascii="Times New Roman" w:hAnsi="Times New Roman" w:eastAsia="Times New Roman"/>
-          <w:b/>
-          <w:i w:val="0"/>
-          <w:color w:val="12385B"/>
-          <w:sz w:val="36"/>
-        </w:rPr>
-        <w:t>5. Functional Specifications</w:t>
-      </w:r>
-    </w:p>
-    <w:p>
-      <w:pPr>
-        <w:pStyle w:val="Heading2"/>
-      </w:pPr>
-      <w:r>
-        <w:rPr>
-          <w:rFonts w:ascii="Times New Roman" w:hAnsi="Times New Roman" w:eastAsia="Times New Roman"/>
-          <w:b/>
-          <w:i w:val="0"/>
-          <w:color w:val="1F4E79"/>
-          <w:sz w:val="30"/>
-        </w:rPr>
-        <w:t>5.1 Ingestion</w:t>
-      </w:r>
-    </w:p>
-    <w:p>
-      <w:r>
-        <w:rPr>
-          <w:rFonts w:ascii="Times New Roman" w:hAnsi="Times New Roman" w:eastAsia="Times New Roman"/>
-          <w:b w:val="0"/>
-          <w:i w:val="0"/>
-          <w:sz w:val="26"/>
-        </w:rPr>
-        <w:t>The ingestion module must:</w:t>
-      </w:r>
-    </w:p>
-    <w:p>
-      <w:pPr>
-        <w:pStyle w:val="ListBullet"/>
-      </w:pPr>
-      <w:r>
-        <w:rPr>
-          <w:rFonts w:ascii="Times New Roman" w:hAnsi="Times New Roman" w:eastAsia="Times New Roman"/>
-          <w:b w:val="0"/>
-          <w:i w:val="0"/>
-          <w:sz w:val="26"/>
-        </w:rPr>
-        <w:t xml:space="preserve">Create synthetic IDs in the format </w:t>
-      </w:r>
-      <w:r>
-        <w:rPr>
-          <w:rFonts w:ascii="Times New Roman" w:hAnsi="Times New Roman" w:eastAsia="Times New Roman"/>
-          <w:b w:val="0"/>
-          <w:i w:val="0"/>
-          <w:color w:val="12385B"/>
-          <w:sz w:val="26"/>
-        </w:rPr>
-        <w:t>INC_###</w:t>
-      </w:r>
-      <w:r>
-        <w:rPr>
-          <w:rFonts w:ascii="Times New Roman" w:hAnsi="Times New Roman" w:eastAsia="Times New Roman"/>
-          <w:b w:val="0"/>
-          <w:i w:val="0"/>
-          <w:sz w:val="26"/>
-        </w:rPr>
-        <w:t>.</w:t>
-      </w:r>
-    </w:p>
-    <w:p>
-      <w:pPr>
-        <w:pStyle w:val="ListBullet"/>
-      </w:pPr>
-      <w:r>
-        <w:rPr>
-          <w:rFonts w:ascii="Times New Roman" w:hAnsi="Times New Roman" w:eastAsia="Times New Roman"/>
-          <w:b w:val="0"/>
-          <w:i w:val="0"/>
-          <w:sz w:val="26"/>
-        </w:rPr>
-        <w:t>Place raw evidence into the correct modality subfolder.</w:t>
-      </w:r>
-    </w:p>
-    <w:p>
-      <w:pPr>
-        <w:pStyle w:val="ListBullet"/>
-      </w:pPr>
-      <w:r>
-        <w:rPr>
-          <w:rFonts w:ascii="Times New Roman" w:hAnsi="Times New Roman" w:eastAsia="Times New Roman"/>
-          <w:b w:val="0"/>
-          <w:i w:val="0"/>
-          <w:sz w:val="26"/>
-        </w:rPr>
-        <w:t>Support missing modality folders without crashing.</w:t>
-      </w:r>
-    </w:p>
-    <w:p>
-      <w:pPr>
-        <w:pStyle w:val="ListBullet"/>
-      </w:pPr>
-      <w:r>
-        <w:rPr>
-          <w:rFonts w:ascii="Times New Roman" w:hAnsi="Times New Roman" w:eastAsia="Times New Roman"/>
-          <w:b w:val="0"/>
-          <w:i w:val="0"/>
-          <w:sz w:val="26"/>
-        </w:rPr>
-        <w:t>Skip unsupported file types and log the reason.</w:t>
-      </w:r>
-    </w:p>
-    <w:p>
-      <w:pPr>
-        <w:pStyle w:val="Heading2"/>
-      </w:pPr>
-      <w:r>
-        <w:rPr>
-          <w:rFonts w:ascii="Times New Roman" w:hAnsi="Times New Roman" w:eastAsia="Times New Roman"/>
-          <w:b/>
-          <w:i w:val="0"/>
-          <w:color w:val="1F4E79"/>
-          <w:sz w:val="30"/>
-        </w:rPr>
-        <w:t>5.2 Audio Processor</w:t>
-      </w:r>
-    </w:p>
-    <w:p>
-      <w:r>
-        <w:rPr>
-          <w:rFonts w:ascii="Times New Roman" w:hAnsi="Times New Roman" w:eastAsia="Times New Roman"/>
-          <w:b w:val="0"/>
-          <w:i w:val="0"/>
-          <w:sz w:val="26"/>
-        </w:rPr>
-        <w:t>The audio processor must:</w:t>
-      </w:r>
-    </w:p>
-    <w:p>
-      <w:pPr>
-        <w:pStyle w:val="ListBullet"/>
-      </w:pPr>
-      <w:r>
-        <w:rPr>
-          <w:rFonts w:ascii="Times New Roman" w:hAnsi="Times New Roman" w:eastAsia="Times New Roman"/>
-          <w:b w:val="0"/>
-          <w:i w:val="0"/>
-          <w:sz w:val="26"/>
-        </w:rPr>
-        <w:t>Read up to 3 audio files per case.</w:t>
-      </w:r>
-    </w:p>
-    <w:p>
-      <w:pPr>
-        <w:pStyle w:val="ListBullet"/>
-      </w:pPr>
-      <w:r>
-        <w:rPr>
-          <w:rFonts w:ascii="Times New Roman" w:hAnsi="Times New Roman" w:eastAsia="Times New Roman"/>
-          <w:b w:val="0"/>
-          <w:i w:val="0"/>
-          <w:sz w:val="26"/>
-        </w:rPr>
-        <w:t>Transcribe audio using a local or free speech-to-text option.</w:t>
-      </w:r>
-    </w:p>
-    <w:p>
-      <w:pPr>
-        <w:pStyle w:val="ListBullet"/>
-      </w:pPr>
-      <w:r>
-        <w:rPr>
-          <w:rFonts w:ascii="Times New Roman" w:hAnsi="Times New Roman" w:eastAsia="Times New Roman"/>
-          <w:b w:val="0"/>
-          <w:i w:val="0"/>
-          <w:sz w:val="26"/>
-        </w:rPr>
-        <w:t>Extract transcript-based event, location, sentiment, and urgency signals.</w:t>
-      </w:r>
-    </w:p>
-    <w:p>
-      <w:pPr>
-        <w:pStyle w:val="ListBullet"/>
-      </w:pPr>
-      <w:r>
-        <w:rPr>
-          <w:rFonts w:ascii="Times New Roman" w:hAnsi="Times New Roman" w:eastAsia="Times New Roman"/>
-          <w:b w:val="0"/>
-          <w:i w:val="0"/>
-          <w:sz w:val="26"/>
-        </w:rPr>
-        <w:t xml:space="preserve">Output </w:t>
-      </w:r>
-      <w:r>
-        <w:rPr>
-          <w:rFonts w:ascii="Times New Roman" w:hAnsi="Times New Roman" w:eastAsia="Times New Roman"/>
-          <w:b w:val="0"/>
-          <w:i w:val="0"/>
-          <w:color w:val="12385B"/>
-          <w:sz w:val="26"/>
-        </w:rPr>
-        <w:t>audio_intermediate.csv</w:t>
-      </w:r>
-      <w:r>
-        <w:rPr>
-          <w:rFonts w:ascii="Times New Roman" w:hAnsi="Times New Roman" w:eastAsia="Times New Roman"/>
-          <w:b w:val="0"/>
-          <w:i w:val="0"/>
-          <w:sz w:val="26"/>
-        </w:rPr>
-        <w:t>.</w:t>
-      </w:r>
-    </w:p>
-    <w:p>
-      <w:pPr>
-        <w:pStyle w:val="Heading2"/>
-      </w:pPr>
-      <w:r>
-        <w:rPr>
-          <w:rFonts w:ascii="Times New Roman" w:hAnsi="Times New Roman" w:eastAsia="Times New Roman"/>
-          <w:b/>
-          <w:i w:val="0"/>
-          <w:color w:val="1F4E79"/>
-          <w:sz w:val="30"/>
-        </w:rPr>
-        <w:t>5.3 PDF Processor</w:t>
-      </w:r>
-    </w:p>
-    <w:p>
-      <w:r>
-        <w:rPr>
-          <w:rFonts w:ascii="Times New Roman" w:hAnsi="Times New Roman" w:eastAsia="Times New Roman"/>
-          <w:b w:val="0"/>
-          <w:i w:val="0"/>
-          <w:sz w:val="26"/>
-        </w:rPr>
-        <w:t>The PDF processor must:</w:t>
-      </w:r>
-    </w:p>
-    <w:p>
-      <w:pPr>
-        <w:pStyle w:val="ListBullet"/>
-      </w:pPr>
-      <w:r>
-        <w:rPr>
-          <w:rFonts w:ascii="Times New Roman" w:hAnsi="Times New Roman" w:eastAsia="Times New Roman"/>
-          <w:b w:val="0"/>
-          <w:i w:val="0"/>
-          <w:sz w:val="26"/>
-        </w:rPr>
-        <w:t>Read up to 1 PDF per case.</w:t>
-      </w:r>
-    </w:p>
-    <w:p>
-      <w:pPr>
-        <w:pStyle w:val="ListBullet"/>
-      </w:pPr>
-      <w:r>
-        <w:rPr>
-          <w:rFonts w:ascii="Times New Roman" w:hAnsi="Times New Roman" w:eastAsia="Times New Roman"/>
-          <w:b w:val="0"/>
-          <w:i w:val="0"/>
-          <w:sz w:val="26"/>
-        </w:rPr>
-        <w:t>Extract text from text-based PDFs.</w:t>
-      </w:r>
-    </w:p>
-    <w:p>
-      <w:pPr>
-        <w:pStyle w:val="ListBullet"/>
-      </w:pPr>
-      <w:r>
-        <w:rPr>
-          <w:rFonts w:ascii="Times New Roman" w:hAnsi="Times New Roman" w:eastAsia="Times New Roman"/>
-          <w:b w:val="0"/>
-          <w:i w:val="0"/>
-          <w:sz w:val="26"/>
-        </w:rPr>
-        <w:t>Attempt OCR fallback if PDF text extraction is empty or near-empty.</w:t>
-      </w:r>
-    </w:p>
-    <w:p>
-      <w:pPr>
-        <w:pStyle w:val="ListBullet"/>
-      </w:pPr>
-      <w:r>
-        <w:rPr>
-          <w:rFonts w:ascii="Times New Roman" w:hAnsi="Times New Roman" w:eastAsia="Times New Roman"/>
-          <w:b w:val="0"/>
-          <w:i w:val="0"/>
-          <w:sz w:val="26"/>
-        </w:rPr>
-        <w:t>Extract incident type, date/time, location, officer/person entities when available.</w:t>
-      </w:r>
-    </w:p>
-    <w:p>
-      <w:pPr>
-        <w:pStyle w:val="ListBullet"/>
-      </w:pPr>
-      <w:r>
-        <w:rPr>
-          <w:rFonts w:ascii="Times New Roman" w:hAnsi="Times New Roman" w:eastAsia="Times New Roman"/>
-          <w:b w:val="0"/>
-          <w:i w:val="0"/>
-          <w:sz w:val="26"/>
-        </w:rPr>
-        <w:t xml:space="preserve">Output </w:t>
-      </w:r>
-      <w:r>
-        <w:rPr>
-          <w:rFonts w:ascii="Times New Roman" w:hAnsi="Times New Roman" w:eastAsia="Times New Roman"/>
-          <w:b w:val="0"/>
-          <w:i w:val="0"/>
-          <w:color w:val="12385B"/>
-          <w:sz w:val="26"/>
-        </w:rPr>
-        <w:t>pdf_intermediate.csv</w:t>
-      </w:r>
-      <w:r>
-        <w:rPr>
-          <w:rFonts w:ascii="Times New Roman" w:hAnsi="Times New Roman" w:eastAsia="Times New Roman"/>
-          <w:b w:val="0"/>
-          <w:i w:val="0"/>
-          <w:sz w:val="26"/>
-        </w:rPr>
-        <w:t>.</w:t>
-      </w:r>
-    </w:p>
-    <w:p>
-      <w:pPr>
-        <w:pStyle w:val="Heading2"/>
-      </w:pPr>
-      <w:r>
-        <w:rPr>
-          <w:rFonts w:ascii="Times New Roman" w:hAnsi="Times New Roman" w:eastAsia="Times New Roman"/>
-          <w:b/>
-          <w:i w:val="0"/>
-          <w:color w:val="1F4E79"/>
-          <w:sz w:val="30"/>
-        </w:rPr>
-        <w:t>5.4 Image Processor</w:t>
-      </w:r>
-    </w:p>
-    <w:p>
-      <w:r>
-        <w:rPr>
-          <w:rFonts w:ascii="Times New Roman" w:hAnsi="Times New Roman" w:eastAsia="Times New Roman"/>
-          <w:b w:val="0"/>
-          <w:i w:val="0"/>
-          <w:sz w:val="26"/>
-        </w:rPr>
-        <w:t>The image processor must:</w:t>
-      </w:r>
-    </w:p>
-    <w:p>
-      <w:pPr>
-        <w:pStyle w:val="ListBullet"/>
-      </w:pPr>
-      <w:r>
-        <w:rPr>
-          <w:rFonts w:ascii="Times New Roman" w:hAnsi="Times New Roman" w:eastAsia="Times New Roman"/>
-          <w:b w:val="0"/>
-          <w:i w:val="0"/>
-          <w:sz w:val="26"/>
-        </w:rPr>
-        <w:t>Read up to 20 images per case.</w:t>
-      </w:r>
-    </w:p>
-    <w:p>
-      <w:pPr>
-        <w:pStyle w:val="ListBullet"/>
-      </w:pPr>
-      <w:r>
-        <w:rPr>
-          <w:rFonts w:ascii="Times New Roman" w:hAnsi="Times New Roman" w:eastAsia="Times New Roman"/>
-          <w:b w:val="0"/>
-          <w:i w:val="0"/>
-          <w:sz w:val="26"/>
-        </w:rPr>
-        <w:t>Detect relevant objects when supported by the selected model.</w:t>
-      </w:r>
-    </w:p>
-    <w:p>
-      <w:pPr>
-        <w:pStyle w:val="ListBullet"/>
-      </w:pPr>
-      <w:r>
-        <w:rPr>
-          <w:rFonts w:ascii="Times New Roman" w:hAnsi="Times New Roman" w:eastAsia="Times New Roman"/>
-          <w:b w:val="0"/>
-          <w:i w:val="0"/>
-          <w:sz w:val="26"/>
-        </w:rPr>
-        <w:t>Attempt OCR for visible signs, labels, or street text.</w:t>
-      </w:r>
-    </w:p>
-    <w:p>
-      <w:pPr>
-        <w:pStyle w:val="ListBullet"/>
-      </w:pPr>
-      <w:r>
-        <w:rPr>
-          <w:rFonts w:ascii="Times New Roman" w:hAnsi="Times New Roman" w:eastAsia="Times New Roman"/>
-          <w:b w:val="0"/>
-          <w:i w:val="0"/>
-          <w:sz w:val="26"/>
-        </w:rPr>
-        <w:t xml:space="preserve">Output </w:t>
-      </w:r>
-      <w:r>
-        <w:rPr>
-          <w:rFonts w:ascii="Times New Roman" w:hAnsi="Times New Roman" w:eastAsia="Times New Roman"/>
-          <w:b w:val="0"/>
-          <w:i w:val="0"/>
-          <w:color w:val="12385B"/>
-          <w:sz w:val="26"/>
-        </w:rPr>
-        <w:t>image_intermediate.csv</w:t>
-      </w:r>
-      <w:r>
-        <w:rPr>
-          <w:rFonts w:ascii="Times New Roman" w:hAnsi="Times New Roman" w:eastAsia="Times New Roman"/>
-          <w:b w:val="0"/>
-          <w:i w:val="0"/>
-          <w:sz w:val="26"/>
-        </w:rPr>
-        <w:t>.</w:t>
-      </w:r>
-    </w:p>
-    <w:p>
-      <w:pPr>
-        <w:pStyle w:val="Heading2"/>
-      </w:pPr>
-      <w:r>
-        <w:rPr>
-          <w:rFonts w:ascii="Times New Roman" w:hAnsi="Times New Roman" w:eastAsia="Times New Roman"/>
-          <w:b/>
-          <w:i w:val="0"/>
-          <w:color w:val="1F4E79"/>
-          <w:sz w:val="30"/>
-        </w:rPr>
-        <w:t>5.5 Video Processor</w:t>
-      </w:r>
-    </w:p>
-    <w:p>
-      <w:r>
-        <w:rPr>
-          <w:rFonts w:ascii="Times New Roman" w:hAnsi="Times New Roman" w:eastAsia="Times New Roman"/>
-          <w:b w:val="0"/>
-          <w:i w:val="0"/>
-          <w:sz w:val="26"/>
-        </w:rPr>
-        <w:t>The video processor must:</w:t>
-      </w:r>
-    </w:p>
-    <w:p>
-      <w:pPr>
-        <w:pStyle w:val="ListBullet"/>
-      </w:pPr>
-      <w:r>
-        <w:rPr>
-          <w:rFonts w:ascii="Times New Roman" w:hAnsi="Times New Roman" w:eastAsia="Times New Roman"/>
-          <w:b w:val="0"/>
-          <w:i w:val="0"/>
-          <w:sz w:val="26"/>
-        </w:rPr>
-        <w:t>Read up to 1 surveillance video per case.</w:t>
-      </w:r>
-    </w:p>
-    <w:p>
-      <w:pPr>
-        <w:pStyle w:val="ListBullet"/>
-      </w:pPr>
-      <w:r>
-        <w:rPr>
-          <w:rFonts w:ascii="Times New Roman" w:hAnsi="Times New Roman" w:eastAsia="Times New Roman"/>
-          <w:b w:val="0"/>
-          <w:i w:val="0"/>
-          <w:sz w:val="26"/>
-        </w:rPr>
-        <w:t>Reject videos longer than 5 minutes.</w:t>
-      </w:r>
-    </w:p>
-    <w:p>
-      <w:pPr>
-        <w:pStyle w:val="ListBullet"/>
-      </w:pPr>
-      <w:r>
-        <w:rPr>
-          <w:rFonts w:ascii="Times New Roman" w:hAnsi="Times New Roman" w:eastAsia="Times New Roman"/>
-          <w:b w:val="0"/>
-          <w:i w:val="0"/>
-          <w:sz w:val="26"/>
-        </w:rPr>
-        <w:t>Extract frames at configurable intervals.</w:t>
-      </w:r>
-    </w:p>
-    <w:p>
-      <w:pPr>
-        <w:pStyle w:val="ListBullet"/>
-      </w:pPr>
-      <w:r>
-        <w:rPr>
-          <w:rFonts w:ascii="Times New Roman" w:hAnsi="Times New Roman" w:eastAsia="Times New Roman"/>
-          <w:b w:val="0"/>
-          <w:i w:val="0"/>
-          <w:sz w:val="26"/>
-        </w:rPr>
-        <w:t>Detect objects and simple abnormal event signals when possible.</w:t>
-      </w:r>
-    </w:p>
-    <w:p>
-      <w:pPr>
-        <w:pStyle w:val="ListBullet"/>
-      </w:pPr>
-      <w:r>
-        <w:rPr>
-          <w:rFonts w:ascii="Times New Roman" w:hAnsi="Times New Roman" w:eastAsia="Times New Roman"/>
-          <w:b w:val="0"/>
-          <w:i w:val="0"/>
-          <w:sz w:val="26"/>
-        </w:rPr>
-        <w:t xml:space="preserve">Output </w:t>
-      </w:r>
-      <w:r>
-        <w:rPr>
-          <w:rFonts w:ascii="Times New Roman" w:hAnsi="Times New Roman" w:eastAsia="Times New Roman"/>
-          <w:b w:val="0"/>
-          <w:i w:val="0"/>
-          <w:color w:val="12385B"/>
-          <w:sz w:val="26"/>
-        </w:rPr>
-        <w:t>video_intermediate.csv</w:t>
-      </w:r>
-      <w:r>
-        <w:rPr>
-          <w:rFonts w:ascii="Times New Roman" w:hAnsi="Times New Roman" w:eastAsia="Times New Roman"/>
-          <w:b w:val="0"/>
-          <w:i w:val="0"/>
-          <w:sz w:val="26"/>
-        </w:rPr>
-        <w:t>.</w:t>
-      </w:r>
-    </w:p>
-    <w:p>
-      <w:pPr>
-        <w:pStyle w:val="Heading2"/>
-      </w:pPr>
-      <w:r>
-        <w:rPr>
-          <w:rFonts w:ascii="Times New Roman" w:hAnsi="Times New Roman" w:eastAsia="Times New Roman"/>
-          <w:b/>
-          <w:i w:val="0"/>
-          <w:color w:val="1F4E79"/>
-          <w:sz w:val="30"/>
-        </w:rPr>
-        <w:t>5.6 Text Processor</w:t>
-      </w:r>
-    </w:p>
-    <w:p>
-      <w:r>
-        <w:rPr>
-          <w:rFonts w:ascii="Times New Roman" w:hAnsi="Times New Roman" w:eastAsia="Times New Roman"/>
-          <w:b w:val="0"/>
-          <w:i w:val="0"/>
-          <w:sz w:val="26"/>
-        </w:rPr>
-        <w:t>The text processor must:</w:t>
-      </w:r>
-    </w:p>
-    <w:p>
-      <w:pPr>
-        <w:pStyle w:val="ListBullet"/>
-      </w:pPr>
-      <w:r>
-        <w:rPr>
-          <w:rFonts w:ascii="Times New Roman" w:hAnsi="Times New Roman" w:eastAsia="Times New Roman"/>
-          <w:b w:val="0"/>
-          <w:i w:val="0"/>
-          <w:sz w:val="26"/>
-        </w:rPr>
-        <w:t>Read up to 20 text evidence entries per case.</w:t>
-      </w:r>
-    </w:p>
-    <w:p>
-      <w:pPr>
-        <w:pStyle w:val="ListBullet"/>
-      </w:pPr>
-      <w:r>
-        <w:rPr>
-          <w:rFonts w:ascii="Times New Roman" w:hAnsi="Times New Roman" w:eastAsia="Times New Roman"/>
-          <w:b w:val="0"/>
-          <w:i w:val="0"/>
-          <w:sz w:val="26"/>
-        </w:rPr>
-        <w:t>Clean raw text.</w:t>
-      </w:r>
-    </w:p>
-    <w:p>
-      <w:pPr>
-        <w:pStyle w:val="ListBullet"/>
-      </w:pPr>
-      <w:r>
-        <w:rPr>
-          <w:rFonts w:ascii="Times New Roman" w:hAnsi="Times New Roman" w:eastAsia="Times New Roman"/>
-          <w:b w:val="0"/>
-          <w:i w:val="0"/>
-          <w:sz w:val="26"/>
-        </w:rPr>
-        <w:t>Extract entities, sentiment, topic, time, and location signals when available.</w:t>
-      </w:r>
-    </w:p>
-    <w:p>
-      <w:pPr>
-        <w:pStyle w:val="ListBullet"/>
-      </w:pPr>
-      <w:r>
-        <w:rPr>
-          <w:rFonts w:ascii="Times New Roman" w:hAnsi="Times New Roman" w:eastAsia="Times New Roman"/>
-          <w:b w:val="0"/>
-          <w:i w:val="0"/>
-          <w:sz w:val="26"/>
-        </w:rPr>
-        <w:t xml:space="preserve">Output </w:t>
-      </w:r>
-      <w:r>
-        <w:rPr>
-          <w:rFonts w:ascii="Times New Roman" w:hAnsi="Times New Roman" w:eastAsia="Times New Roman"/>
-          <w:b w:val="0"/>
-          <w:i w:val="0"/>
-          <w:color w:val="12385B"/>
-          <w:sz w:val="26"/>
-        </w:rPr>
-        <w:t>text_intermediate.csv</w:t>
-      </w:r>
-      <w:r>
-        <w:rPr>
-          <w:rFonts w:ascii="Times New Roman" w:hAnsi="Times New Roman" w:eastAsia="Times New Roman"/>
-          <w:b w:val="0"/>
-          <w:i w:val="0"/>
-          <w:sz w:val="26"/>
-        </w:rPr>
-        <w:t>.</w:t>
-      </w:r>
-    </w:p>
-    <w:p>
-      <w:pPr>
-        <w:pStyle w:val="Heading2"/>
-      </w:pPr>
-      <w:r>
-        <w:rPr>
-          <w:rFonts w:ascii="Times New Roman" w:hAnsi="Times New Roman" w:eastAsia="Times New Roman"/>
-          <w:b/>
-          <w:i w:val="0"/>
-          <w:color w:val="1F4E79"/>
-          <w:sz w:val="30"/>
-        </w:rPr>
-        <w:t>5.7 Integration</w:t>
-      </w:r>
-    </w:p>
-    <w:p>
-      <w:r>
-        <w:rPr>
-          <w:rFonts w:ascii="Times New Roman" w:hAnsi="Times New Roman" w:eastAsia="Times New Roman"/>
-          <w:b w:val="0"/>
-          <w:i w:val="0"/>
-          <w:sz w:val="26"/>
-        </w:rPr>
-        <w:t>The integration module must:</w:t>
-      </w:r>
-    </w:p>
-    <w:p>
-      <w:pPr>
-        <w:pStyle w:val="ListBullet"/>
-      </w:pPr>
-      <w:r>
-        <w:rPr>
-          <w:rFonts w:ascii="Times New Roman" w:hAnsi="Times New Roman" w:eastAsia="Times New Roman"/>
-          <w:b w:val="0"/>
-          <w:i w:val="0"/>
-          <w:sz w:val="26"/>
-        </w:rPr>
-        <w:t>Load available intermediate CSVs.</w:t>
-      </w:r>
-    </w:p>
-    <w:p>
-      <w:pPr>
-        <w:pStyle w:val="ListBullet"/>
-      </w:pPr>
-      <w:r>
-        <w:rPr>
-          <w:rFonts w:ascii="Times New Roman" w:hAnsi="Times New Roman" w:eastAsia="Times New Roman"/>
-          <w:b w:val="0"/>
-          <w:i w:val="0"/>
-          <w:sz w:val="26"/>
-        </w:rPr>
-        <w:t>Normalize fields into the final schema.</w:t>
-      </w:r>
-    </w:p>
-    <w:p>
-      <w:pPr>
-        <w:pStyle w:val="ListBullet"/>
-      </w:pPr>
-      <w:r>
-        <w:rPr>
-          <w:rFonts w:ascii="Times New Roman" w:hAnsi="Times New Roman" w:eastAsia="Times New Roman"/>
-          <w:b w:val="0"/>
-          <w:i w:val="0"/>
-          <w:sz w:val="26"/>
-        </w:rPr>
-        <w:t xml:space="preserve">Fill missing final values with </w:t>
-      </w:r>
-      <w:r>
-        <w:rPr>
-          <w:rFonts w:ascii="Times New Roman" w:hAnsi="Times New Roman" w:eastAsia="Times New Roman"/>
-          <w:b w:val="0"/>
-          <w:i w:val="0"/>
-          <w:color w:val="12385B"/>
-          <w:sz w:val="26"/>
-        </w:rPr>
-        <w:t>Unknown</w:t>
-      </w:r>
-      <w:r>
-        <w:rPr>
-          <w:rFonts w:ascii="Times New Roman" w:hAnsi="Times New Roman" w:eastAsia="Times New Roman"/>
-          <w:b w:val="0"/>
-          <w:i w:val="0"/>
-          <w:sz w:val="26"/>
-        </w:rPr>
-        <w:t>.</w:t>
-      </w:r>
-    </w:p>
-    <w:p>
-      <w:pPr>
-        <w:pStyle w:val="ListBullet"/>
-      </w:pPr>
-      <w:r>
-        <w:rPr>
-          <w:rFonts w:ascii="Times New Roman" w:hAnsi="Times New Roman" w:eastAsia="Times New Roman"/>
-          <w:b w:val="0"/>
-          <w:i w:val="0"/>
-          <w:sz w:val="26"/>
-        </w:rPr>
-        <w:t>Compute severity.</w:t>
-      </w:r>
-    </w:p>
-    <w:p>
-      <w:pPr>
-        <w:pStyle w:val="ListBullet"/>
-      </w:pPr>
-      <w:r>
-        <w:rPr>
-          <w:rFonts w:ascii="Times New Roman" w:hAnsi="Times New Roman" w:eastAsia="Times New Roman"/>
-          <w:b w:val="0"/>
-          <w:i w:val="0"/>
-          <w:sz w:val="26"/>
-        </w:rPr>
-        <w:t xml:space="preserve">Save </w:t>
-      </w:r>
-      <w:r>
-        <w:rPr>
-          <w:rFonts w:ascii="Times New Roman" w:hAnsi="Times New Roman" w:eastAsia="Times New Roman"/>
-          <w:b w:val="0"/>
-          <w:i w:val="0"/>
-          <w:color w:val="12385B"/>
-          <w:sz w:val="26"/>
-        </w:rPr>
-        <w:t>final_incidents.csv</w:t>
-      </w:r>
-      <w:r>
-        <w:rPr>
-          <w:rFonts w:ascii="Times New Roman" w:hAnsi="Times New Roman" w:eastAsia="Times New Roman"/>
-          <w:b w:val="0"/>
-          <w:i w:val="0"/>
-          <w:sz w:val="26"/>
-        </w:rPr>
-        <w:t>.</w:t>
-      </w:r>
-    </w:p>
-    <w:p>
-      <w:pPr>
-        <w:pStyle w:val="ListBullet"/>
-      </w:pPr>
-      <w:r>
-        <w:rPr>
-          <w:rFonts w:ascii="Times New Roman" w:hAnsi="Times New Roman" w:eastAsia="Times New Roman"/>
-          <w:b w:val="0"/>
-          <w:i w:val="0"/>
-          <w:sz w:val="26"/>
-        </w:rPr>
-        <w:t>Validate schema before dashboard launch.</w:t>
-      </w:r>
-    </w:p>
-    <w:p>
-      <w:pPr>
-        <w:pStyle w:val="Heading2"/>
-      </w:pPr>
-      <w:r>
-        <w:rPr>
-          <w:rFonts w:ascii="Times New Roman" w:hAnsi="Times New Roman" w:eastAsia="Times New Roman"/>
-          <w:b/>
-          <w:i w:val="0"/>
-          <w:color w:val="1F4E79"/>
-          <w:sz w:val="30"/>
-        </w:rPr>
-        <w:t>5.8 Dashboard</w:t>
-      </w:r>
-    </w:p>
-    <w:p>
-      <w:r>
-        <w:rPr>
-          <w:rFonts w:ascii="Times New Roman" w:hAnsi="Times New Roman" w:eastAsia="Times New Roman"/>
-          <w:b w:val="0"/>
-          <w:i w:val="0"/>
-          <w:sz w:val="26"/>
-        </w:rPr>
-        <w:t>The Streamlit dashboard must:</w:t>
-      </w:r>
-    </w:p>
-    <w:p>
-      <w:pPr>
-        <w:pStyle w:val="ListBullet"/>
-      </w:pPr>
-      <w:r>
-        <w:rPr>
-          <w:rFonts w:ascii="Times New Roman" w:hAnsi="Times New Roman" w:eastAsia="Times New Roman"/>
-          <w:b w:val="0"/>
-          <w:i w:val="0"/>
-          <w:sz w:val="26"/>
-        </w:rPr>
-        <w:t>Display the final dataset.</w:t>
-      </w:r>
-    </w:p>
-    <w:p>
-      <w:pPr>
-        <w:pStyle w:val="ListBullet"/>
-      </w:pPr>
-      <w:r>
-        <w:rPr>
-          <w:rFonts w:ascii="Times New Roman" w:hAnsi="Times New Roman" w:eastAsia="Times New Roman"/>
-          <w:b w:val="0"/>
-          <w:i w:val="0"/>
-          <w:sz w:val="26"/>
-        </w:rPr>
-        <w:t xml:space="preserve">Filter by </w:t>
-      </w:r>
-      <w:r>
-        <w:rPr>
-          <w:rFonts w:ascii="Times New Roman" w:hAnsi="Times New Roman" w:eastAsia="Times New Roman"/>
-          <w:b w:val="0"/>
-          <w:i w:val="0"/>
-          <w:color w:val="12385B"/>
-          <w:sz w:val="26"/>
-        </w:rPr>
-        <w:t>Incident_ID</w:t>
-      </w:r>
-      <w:r>
-        <w:rPr>
-          <w:rFonts w:ascii="Times New Roman" w:hAnsi="Times New Roman" w:eastAsia="Times New Roman"/>
-          <w:b w:val="0"/>
-          <w:i w:val="0"/>
-          <w:sz w:val="26"/>
-        </w:rPr>
-        <w:t xml:space="preserve">, </w:t>
-      </w:r>
-      <w:r>
-        <w:rPr>
-          <w:rFonts w:ascii="Times New Roman" w:hAnsi="Times New Roman" w:eastAsia="Times New Roman"/>
-          <w:b w:val="0"/>
-          <w:i w:val="0"/>
-          <w:color w:val="12385B"/>
-          <w:sz w:val="26"/>
-        </w:rPr>
-        <w:t>Source</w:t>
-      </w:r>
-      <w:r>
-        <w:rPr>
-          <w:rFonts w:ascii="Times New Roman" w:hAnsi="Times New Roman" w:eastAsia="Times New Roman"/>
-          <w:b w:val="0"/>
-          <w:i w:val="0"/>
-          <w:sz w:val="26"/>
-        </w:rPr>
-        <w:t xml:space="preserve">, </w:t>
-      </w:r>
-      <w:r>
-        <w:rPr>
-          <w:rFonts w:ascii="Times New Roman" w:hAnsi="Times New Roman" w:eastAsia="Times New Roman"/>
-          <w:b w:val="0"/>
-          <w:i w:val="0"/>
-          <w:color w:val="12385B"/>
-          <w:sz w:val="26"/>
-        </w:rPr>
-        <w:t>Event</w:t>
-      </w:r>
-      <w:r>
-        <w:rPr>
-          <w:rFonts w:ascii="Times New Roman" w:hAnsi="Times New Roman" w:eastAsia="Times New Roman"/>
-          <w:b w:val="0"/>
-          <w:i w:val="0"/>
-          <w:sz w:val="26"/>
-        </w:rPr>
-        <w:t xml:space="preserve">, </w:t>
-      </w:r>
-      <w:r>
-        <w:rPr>
-          <w:rFonts w:ascii="Times New Roman" w:hAnsi="Times New Roman" w:eastAsia="Times New Roman"/>
-          <w:b w:val="0"/>
-          <w:i w:val="0"/>
-          <w:color w:val="12385B"/>
-          <w:sz w:val="26"/>
-        </w:rPr>
-        <w:t>Location</w:t>
-      </w:r>
-      <w:r>
-        <w:rPr>
-          <w:rFonts w:ascii="Times New Roman" w:hAnsi="Times New Roman" w:eastAsia="Times New Roman"/>
-          <w:b w:val="0"/>
-          <w:i w:val="0"/>
-          <w:sz w:val="26"/>
-        </w:rPr>
-        <w:t xml:space="preserve">, and </w:t>
-      </w:r>
-      <w:r>
-        <w:rPr>
-          <w:rFonts w:ascii="Times New Roman" w:hAnsi="Times New Roman" w:eastAsia="Times New Roman"/>
-          <w:b w:val="0"/>
-          <w:i w:val="0"/>
-          <w:color w:val="12385B"/>
-          <w:sz w:val="26"/>
-        </w:rPr>
-        <w:t>Severity</w:t>
-      </w:r>
-      <w:r>
-        <w:rPr>
-          <w:rFonts w:ascii="Times New Roman" w:hAnsi="Times New Roman" w:eastAsia="Times New Roman"/>
-          <w:b w:val="0"/>
-          <w:i w:val="0"/>
-          <w:sz w:val="26"/>
-        </w:rPr>
-        <w:t>.</w:t>
-      </w:r>
-    </w:p>
-    <w:p>
-      <w:pPr>
-        <w:pStyle w:val="ListBullet"/>
-      </w:pPr>
-      <w:r>
-        <w:rPr>
-          <w:rFonts w:ascii="Times New Roman" w:hAnsi="Times New Roman" w:eastAsia="Times New Roman"/>
-          <w:b w:val="0"/>
-          <w:i w:val="0"/>
-          <w:sz w:val="26"/>
-        </w:rPr>
-        <w:t>Show a selected incident summary.</w:t>
-      </w:r>
-    </w:p>
-    <w:p>
-      <w:pPr>
-        <w:pStyle w:val="ListBullet"/>
-      </w:pPr>
-      <w:r>
-        <w:rPr>
-          <w:rFonts w:ascii="Times New Roman" w:hAnsi="Times New Roman" w:eastAsia="Times New Roman"/>
-          <w:b w:val="0"/>
-          <w:i w:val="0"/>
-          <w:sz w:val="26"/>
-        </w:rPr>
-        <w:t>Provide a final CSV download button.</w:t>
-      </w:r>
-    </w:p>
-    <w:p>
-      <w:pPr>
-        <w:pStyle w:val="ListBullet"/>
-      </w:pPr>
-      <w:r>
-        <w:rPr>
-          <w:rFonts w:ascii="Times New Roman" w:hAnsi="Times New Roman" w:eastAsia="Times New Roman"/>
-          <w:b w:val="0"/>
-          <w:i w:val="0"/>
-          <w:sz w:val="26"/>
-        </w:rPr>
-        <w:t>Show setup guidance instead of crashing when the final CSV is missing or empty.</w:t>
-      </w:r>
-    </w:p>
-    <w:p>
-      <w:pPr>
-        <w:pStyle w:val="Heading1"/>
-        <w:pBdr>
-          <w:bottom w:val="single" w:sz="6" w:space="4" w:color="D9EAF7"/>
-        </w:pBdr>
-      </w:pPr>
-      <w:r>
-        <w:rPr>
-          <w:rFonts w:ascii="Times New Roman" w:hAnsi="Times New Roman" w:eastAsia="Times New Roman"/>
-          <w:b/>
-          <w:i w:val="0"/>
-          <w:color w:val="12385B"/>
-          <w:sz w:val="36"/>
-        </w:rPr>
-        <w:t>6. Acceptance Criteria</w:t>
-      </w:r>
-    </w:p>
-    <w:tbl>
-      <w:tblPr>
-        <w:tblStyle w:val="TableGrid"/>
-        <w:tblW w:type="pct" w:w="5000"/>
-        <w:jc w:val="center"/>
-        <w:tblLayout w:type="autofit"/>
-        <w:tblLook w:firstColumn="1" w:firstRow="1" w:lastColumn="0" w:lastRow="0" w:noHBand="0" w:noVBand="1" w:val="04A0"/>
-      </w:tblPr>
-      <w:tblGrid>
-        <w:gridCol w:w="3552"/>
-        <w:gridCol w:w="3552"/>
-        <w:gridCol w:w="3552"/>
-      </w:tblGrid>
-      <w:tr>
-        <w:trPr>
-          <w:tblHeader w:val="true"/>
-        </w:trPr>
-        <w:tc>
-          <w:tcPr>
-            <w:tcW w:type="dxa" w:w="3552"/>
-            <w:vAlign w:val="center"/>
-            <w:tcMar>
-              <w:top w:w="85" w:type="dxa"/>
-              <w:start w:w="90" w:type="dxa"/>
-              <w:bottom w:w="85" w:type="dxa"/>
-              <w:end w:w="90" w:type="dxa"/>
-            </w:tcMar>
-            <w:tcBorders>
-              <w:top w:val="single" w:sz="6" w:space="0" w:color="AAB8C5"/>
-              <w:left w:val="single" w:sz="6" w:space="0" w:color="AAB8C5"/>
-              <w:bottom w:val="single" w:sz="6" w:space="0" w:color="AAB8C5"/>
-              <w:right w:val="single" w:sz="6" w:space="0" w:color="AAB8C5"/>
-            </w:tcBorders>
-            <w:shd w:fill="1F4E79"/>
-          </w:tcPr>
-          <w:p>
-            <w:pPr>
-              <w:spacing w:after="0"/>
-              <w:jc w:val="center"/>
-            </w:pPr>
-            <w:r/>
-            <w:r>
-              <w:rPr>
-                <w:rFonts w:ascii="Times New Roman" w:hAnsi="Times New Roman" w:eastAsia="Times New Roman"/>
-                <w:b/>
-                <w:i w:val="0"/>
-                <w:color w:val="FFFFFF"/>
-                <w:sz w:val="24"/>
-              </w:rPr>
-              <w:t>ID</w:t>
-            </w:r>
-          </w:p>
-        </w:tc>
-        <w:tc>
-          <w:tcPr>
-            <w:tcW w:type="dxa" w:w="3552"/>
-            <w:vAlign w:val="center"/>
-            <w:tcMar>
-              <w:top w:w="85" w:type="dxa"/>
-              <w:start w:w="90" w:type="dxa"/>
-              <w:bottom w:w="85" w:type="dxa"/>
-              <w:end w:w="90" w:type="dxa"/>
-            </w:tcMar>
-            <w:tcBorders>
-              <w:top w:val="single" w:sz="6" w:space="0" w:color="AAB8C5"/>
-              <w:left w:val="single" w:sz="6" w:space="0" w:color="AAB8C5"/>
-              <w:bottom w:val="single" w:sz="6" w:space="0" w:color="AAB8C5"/>
-              <w:right w:val="single" w:sz="6" w:space="0" w:color="AAB8C5"/>
-            </w:tcBorders>
-            <w:shd w:fill="1F4E79"/>
-          </w:tcPr>
-          <w:p>
-            <w:pPr>
-              <w:spacing w:after="0"/>
-              <w:jc w:val="center"/>
-            </w:pPr>
-            <w:r/>
-            <w:r>
-              <w:rPr>
-                <w:rFonts w:ascii="Times New Roman" w:hAnsi="Times New Roman" w:eastAsia="Times New Roman"/>
-                <w:b/>
-                <w:i w:val="0"/>
-                <w:color w:val="FFFFFF"/>
-                <w:sz w:val="24"/>
-              </w:rPr>
-              <w:t>Scenario</w:t>
-            </w:r>
-          </w:p>
-        </w:tc>
-        <w:tc>
-          <w:tcPr>
-            <w:tcW w:type="dxa" w:w="3552"/>
-            <w:vAlign w:val="center"/>
-            <w:tcMar>
-              <w:top w:w="85" w:type="dxa"/>
-              <w:start w:w="90" w:type="dxa"/>
-              <w:bottom w:w="85" w:type="dxa"/>
-              <w:end w:w="90" w:type="dxa"/>
-            </w:tcMar>
-            <w:tcBorders>
-              <w:top w:val="single" w:sz="6" w:space="0" w:color="AAB8C5"/>
-              <w:left w:val="single" w:sz="6" w:space="0" w:color="AAB8C5"/>
-              <w:bottom w:val="single" w:sz="6" w:space="0" w:color="AAB8C5"/>
-              <w:right w:val="single" w:sz="6" w:space="0" w:color="AAB8C5"/>
-            </w:tcBorders>
-            <w:shd w:fill="1F4E79"/>
-          </w:tcPr>
-          <w:p>
-            <w:pPr>
-              <w:spacing w:after="0"/>
-              <w:jc w:val="center"/>
-            </w:pPr>
-            <w:r/>
-            <w:r>
-              <w:rPr>
-                <w:rFonts w:ascii="Times New Roman" w:hAnsi="Times New Roman" w:eastAsia="Times New Roman"/>
-                <w:b/>
-                <w:i w:val="0"/>
-                <w:color w:val="FFFFFF"/>
-                <w:sz w:val="24"/>
-              </w:rPr>
-              <w:t>Expected Result</w:t>
-            </w:r>
-          </w:p>
-        </w:tc>
-      </w:tr>
-      <w:tr>
-        <w:trPr>
-          <w:cantSplit/>
-        </w:trPr>
-        <w:tc>
-          <w:tcPr>
-            <w:tcW w:type="dxa" w:w="3552"/>
-            <w:vAlign w:val="center"/>
-            <w:tcMar>
-              <w:top w:w="85" w:type="dxa"/>
-              <w:start w:w="90" w:type="dxa"/>
-              <w:bottom w:w="85" w:type="dxa"/>
-              <w:end w:w="90" w:type="dxa"/>
-            </w:tcMar>
-            <w:tcBorders>
-              <w:top w:val="single" w:sz="6" w:space="0" w:color="D0D7DE"/>
-              <w:left w:val="single" w:sz="6" w:space="0" w:color="D0D7DE"/>
-              <w:bottom w:val="single" w:sz="6" w:space="0" w:color="D0D7DE"/>
-              <w:right w:val="single" w:sz="6" w:space="0" w:color="D0D7DE"/>
-            </w:tcBorders>
-            <w:shd w:fill="FFFFFF"/>
-          </w:tcPr>
-          <w:p>
-            <w:pPr>
-              <w:spacing w:after="0"/>
-              <w:jc w:val="left"/>
-            </w:pPr>
-            <w:r/>
-            <w:r>
-              <w:rPr>
-                <w:rFonts w:ascii="Times New Roman" w:hAnsi="Times New Roman" w:eastAsia="Times New Roman"/>
-                <w:b w:val="0"/>
-                <w:i w:val="0"/>
-                <w:color w:val="1F1F1F"/>
-                <w:sz w:val="24"/>
-              </w:rPr>
-              <w:t>AC-001</w:t>
-            </w:r>
-          </w:p>
-        </w:tc>
-        <w:tc>
-          <w:tcPr>
-            <w:tcW w:type="dxa" w:w="3552"/>
-            <w:vAlign w:val="center"/>
-            <w:tcMar>
-              <w:top w:w="85" w:type="dxa"/>
-              <w:start w:w="90" w:type="dxa"/>
-              <w:bottom w:w="85" w:type="dxa"/>
-              <w:end w:w="90" w:type="dxa"/>
-            </w:tcMar>
-            <w:tcBorders>
-              <w:top w:val="single" w:sz="6" w:space="0" w:color="D0D7DE"/>
-              <w:left w:val="single" w:sz="6" w:space="0" w:color="D0D7DE"/>
-              <w:bottom w:val="single" w:sz="6" w:space="0" w:color="D0D7DE"/>
-              <w:right w:val="single" w:sz="6" w:space="0" w:color="D0D7DE"/>
-            </w:tcBorders>
-            <w:shd w:fill="FFFFFF"/>
-          </w:tcPr>
-          <w:p>
-            <w:pPr>
-              <w:spacing w:after="0"/>
-              <w:jc w:val="left"/>
-            </w:pPr>
-            <w:r/>
-            <w:r>
-              <w:rPr>
-                <w:rFonts w:ascii="Times New Roman" w:hAnsi="Times New Roman" w:eastAsia="Times New Roman"/>
-                <w:b w:val="0"/>
-                <w:i w:val="0"/>
-                <w:color w:val="1F1F1F"/>
-                <w:sz w:val="24"/>
-              </w:rPr>
-              <w:t>Raw files are placed in a case folder</w:t>
-            </w:r>
-          </w:p>
-        </w:tc>
-        <w:tc>
-          <w:tcPr>
-            <w:tcW w:type="dxa" w:w="3552"/>
-            <w:vAlign w:val="center"/>
-            <w:tcMar>
-              <w:top w:w="85" w:type="dxa"/>
-              <w:start w:w="90" w:type="dxa"/>
-              <w:bottom w:w="85" w:type="dxa"/>
-              <w:end w:w="90" w:type="dxa"/>
-            </w:tcMar>
-            <w:tcBorders>
-              <w:top w:val="single" w:sz="6" w:space="0" w:color="D0D7DE"/>
-              <w:left w:val="single" w:sz="6" w:space="0" w:color="D0D7DE"/>
-              <w:bottom w:val="single" w:sz="6" w:space="0" w:color="D0D7DE"/>
-              <w:right w:val="single" w:sz="6" w:space="0" w:color="D0D7DE"/>
-            </w:tcBorders>
-            <w:shd w:fill="FFFFFF"/>
-          </w:tcPr>
-          <w:p>
-            <w:pPr>
-              <w:spacing w:after="0"/>
-              <w:jc w:val="left"/>
-            </w:pPr>
-            <w:r/>
-            <w:r>
-              <w:rPr>
-                <w:rFonts w:ascii="Times New Roman" w:hAnsi="Times New Roman" w:eastAsia="Times New Roman"/>
-                <w:b w:val="0"/>
-                <w:i w:val="0"/>
-                <w:color w:val="1F1F1F"/>
-                <w:sz w:val="24"/>
-              </w:rPr>
-              <w:t>System assigns INC_###</w:t>
-            </w:r>
-          </w:p>
-        </w:tc>
-      </w:tr>
-      <w:tr>
-        <w:trPr>
-          <w:cantSplit/>
-        </w:trPr>
-        <w:tc>
-          <w:tcPr>
-            <w:tcW w:type="dxa" w:w="3552"/>
-            <w:vAlign w:val="center"/>
-            <w:tcMar>
-              <w:top w:w="85" w:type="dxa"/>
-              <w:start w:w="90" w:type="dxa"/>
-              <w:bottom w:w="85" w:type="dxa"/>
-              <w:end w:w="90" w:type="dxa"/>
-            </w:tcMar>
-            <w:tcBorders>
-              <w:top w:val="single" w:sz="6" w:space="0" w:color="D0D7DE"/>
-              <w:left w:val="single" w:sz="6" w:space="0" w:color="D0D7DE"/>
-              <w:bottom w:val="single" w:sz="6" w:space="0" w:color="D0D7DE"/>
-              <w:right w:val="single" w:sz="6" w:space="0" w:color="D0D7DE"/>
-            </w:tcBorders>
-            <w:shd w:fill="F8FAFC"/>
-          </w:tcPr>
-          <w:p>
-            <w:pPr>
-              <w:spacing w:after="0"/>
-              <w:jc w:val="left"/>
-            </w:pPr>
-            <w:r/>
-            <w:r>
-              <w:rPr>
-                <w:rFonts w:ascii="Times New Roman" w:hAnsi="Times New Roman" w:eastAsia="Times New Roman"/>
-                <w:b w:val="0"/>
-                <w:i w:val="0"/>
-                <w:color w:val="1F1F1F"/>
-                <w:sz w:val="24"/>
-              </w:rPr>
-              <w:t>AC-002</w:t>
-            </w:r>
-          </w:p>
-        </w:tc>
-        <w:tc>
-          <w:tcPr>
-            <w:tcW w:type="dxa" w:w="3552"/>
-            <w:vAlign w:val="center"/>
-            <w:tcMar>
-              <w:top w:w="85" w:type="dxa"/>
-              <w:start w:w="90" w:type="dxa"/>
-              <w:bottom w:w="85" w:type="dxa"/>
-              <w:end w:w="90" w:type="dxa"/>
-            </w:tcMar>
-            <w:tcBorders>
-              <w:top w:val="single" w:sz="6" w:space="0" w:color="D0D7DE"/>
-              <w:left w:val="single" w:sz="6" w:space="0" w:color="D0D7DE"/>
-              <w:bottom w:val="single" w:sz="6" w:space="0" w:color="D0D7DE"/>
-              <w:right w:val="single" w:sz="6" w:space="0" w:color="D0D7DE"/>
-            </w:tcBorders>
-            <w:shd w:fill="F8FAFC"/>
-          </w:tcPr>
-          <w:p>
-            <w:pPr>
-              <w:spacing w:after="0"/>
-              <w:jc w:val="left"/>
-            </w:pPr>
-            <w:r/>
-            <w:r>
-              <w:rPr>
-                <w:rFonts w:ascii="Times New Roman" w:hAnsi="Times New Roman" w:eastAsia="Times New Roman"/>
-                <w:b w:val="0"/>
-                <w:i w:val="0"/>
-                <w:color w:val="1F1F1F"/>
-                <w:sz w:val="24"/>
-              </w:rPr>
-              <w:t>Audio processor runs</w:t>
-            </w:r>
-          </w:p>
-        </w:tc>
-        <w:tc>
-          <w:tcPr>
-            <w:tcW w:type="dxa" w:w="3552"/>
-            <w:vAlign w:val="center"/>
-            <w:tcMar>
-              <w:top w:w="85" w:type="dxa"/>
-              <w:start w:w="90" w:type="dxa"/>
-              <w:bottom w:w="85" w:type="dxa"/>
-              <w:end w:w="90" w:type="dxa"/>
-            </w:tcMar>
-            <w:tcBorders>
-              <w:top w:val="single" w:sz="6" w:space="0" w:color="D0D7DE"/>
-              <w:left w:val="single" w:sz="6" w:space="0" w:color="D0D7DE"/>
-              <w:bottom w:val="single" w:sz="6" w:space="0" w:color="D0D7DE"/>
-              <w:right w:val="single" w:sz="6" w:space="0" w:color="D0D7DE"/>
-            </w:tcBorders>
-            <w:shd w:fill="F8FAFC"/>
-          </w:tcPr>
-          <w:p>
-            <w:pPr>
-              <w:spacing w:after="0"/>
-              <w:jc w:val="left"/>
-            </w:pPr>
-            <w:r/>
-            <w:r>
-              <w:rPr>
-                <w:rFonts w:ascii="Times New Roman" w:hAnsi="Times New Roman" w:eastAsia="Times New Roman"/>
-                <w:b w:val="0"/>
-                <w:i w:val="0"/>
-                <w:color w:val="1F1F1F"/>
-                <w:sz w:val="24"/>
-              </w:rPr>
-              <w:t>Audio intermediate CSV is generated</w:t>
-            </w:r>
-          </w:p>
-        </w:tc>
-      </w:tr>
-      <w:tr>
-        <w:trPr>
-          <w:cantSplit/>
-        </w:trPr>
-        <w:tc>
-          <w:tcPr>
-            <w:tcW w:type="dxa" w:w="3552"/>
-            <w:vAlign w:val="center"/>
-            <w:tcMar>
-              <w:top w:w="85" w:type="dxa"/>
-              <w:start w:w="90" w:type="dxa"/>
-              <w:bottom w:w="85" w:type="dxa"/>
-              <w:end w:w="90" w:type="dxa"/>
-            </w:tcMar>
-            <w:tcBorders>
-              <w:top w:val="single" w:sz="6" w:space="0" w:color="D0D7DE"/>
-              <w:left w:val="single" w:sz="6" w:space="0" w:color="D0D7DE"/>
-              <w:bottom w:val="single" w:sz="6" w:space="0" w:color="D0D7DE"/>
-              <w:right w:val="single" w:sz="6" w:space="0" w:color="D0D7DE"/>
-            </w:tcBorders>
-            <w:shd w:fill="FFFFFF"/>
-          </w:tcPr>
-          <w:p>
-            <w:pPr>
-              <w:spacing w:after="0"/>
-              <w:jc w:val="left"/>
-            </w:pPr>
-            <w:r/>
-            <w:r>
-              <w:rPr>
-                <w:rFonts w:ascii="Times New Roman" w:hAnsi="Times New Roman" w:eastAsia="Times New Roman"/>
-                <w:b w:val="0"/>
-                <w:i w:val="0"/>
-                <w:color w:val="1F1F1F"/>
-                <w:sz w:val="24"/>
-              </w:rPr>
-              <w:t>AC-003</w:t>
-            </w:r>
-          </w:p>
-        </w:tc>
-        <w:tc>
-          <w:tcPr>
-            <w:tcW w:type="dxa" w:w="3552"/>
-            <w:vAlign w:val="center"/>
-            <w:tcMar>
-              <w:top w:w="85" w:type="dxa"/>
-              <w:start w:w="90" w:type="dxa"/>
-              <w:bottom w:w="85" w:type="dxa"/>
-              <w:end w:w="90" w:type="dxa"/>
-            </w:tcMar>
-            <w:tcBorders>
-              <w:top w:val="single" w:sz="6" w:space="0" w:color="D0D7DE"/>
-              <w:left w:val="single" w:sz="6" w:space="0" w:color="D0D7DE"/>
-              <w:bottom w:val="single" w:sz="6" w:space="0" w:color="D0D7DE"/>
-              <w:right w:val="single" w:sz="6" w:space="0" w:color="D0D7DE"/>
-            </w:tcBorders>
-            <w:shd w:fill="FFFFFF"/>
-          </w:tcPr>
-          <w:p>
-            <w:pPr>
-              <w:spacing w:after="0"/>
-              <w:jc w:val="left"/>
-            </w:pPr>
-            <w:r/>
-            <w:r>
-              <w:rPr>
-                <w:rFonts w:ascii="Times New Roman" w:hAnsi="Times New Roman" w:eastAsia="Times New Roman"/>
-                <w:b w:val="0"/>
-                <w:i w:val="0"/>
-                <w:color w:val="1F1F1F"/>
-                <w:sz w:val="24"/>
-              </w:rPr>
-              <w:t>PDF processor runs</w:t>
-            </w:r>
-          </w:p>
-        </w:tc>
-        <w:tc>
-          <w:tcPr>
-            <w:tcW w:type="dxa" w:w="3552"/>
-            <w:vAlign w:val="center"/>
-            <w:tcMar>
-              <w:top w:w="85" w:type="dxa"/>
-              <w:start w:w="90" w:type="dxa"/>
-              <w:bottom w:w="85" w:type="dxa"/>
-              <w:end w:w="90" w:type="dxa"/>
-            </w:tcMar>
-            <w:tcBorders>
-              <w:top w:val="single" w:sz="6" w:space="0" w:color="D0D7DE"/>
-              <w:left w:val="single" w:sz="6" w:space="0" w:color="D0D7DE"/>
-              <w:bottom w:val="single" w:sz="6" w:space="0" w:color="D0D7DE"/>
-              <w:right w:val="single" w:sz="6" w:space="0" w:color="D0D7DE"/>
-            </w:tcBorders>
-            <w:shd w:fill="FFFFFF"/>
-          </w:tcPr>
-          <w:p>
-            <w:pPr>
-              <w:spacing w:after="0"/>
-              <w:jc w:val="left"/>
-            </w:pPr>
-            <w:r/>
-            <w:r>
-              <w:rPr>
-                <w:rFonts w:ascii="Times New Roman" w:hAnsi="Times New Roman" w:eastAsia="Times New Roman"/>
-                <w:b w:val="0"/>
-                <w:i w:val="0"/>
-                <w:color w:val="1F1F1F"/>
-                <w:sz w:val="24"/>
-              </w:rPr>
-              <w:t>PDF intermediate CSV is generated</w:t>
-            </w:r>
-          </w:p>
-        </w:tc>
-      </w:tr>
-      <w:tr>
-        <w:trPr>
-          <w:cantSplit/>
-        </w:trPr>
-        <w:tc>
-          <w:tcPr>
-            <w:tcW w:type="dxa" w:w="3552"/>
-            <w:vAlign w:val="center"/>
-            <w:tcMar>
-              <w:top w:w="85" w:type="dxa"/>
-              <w:start w:w="90" w:type="dxa"/>
-              <w:bottom w:w="85" w:type="dxa"/>
-              <w:end w:w="90" w:type="dxa"/>
-            </w:tcMar>
-            <w:tcBorders>
-              <w:top w:val="single" w:sz="6" w:space="0" w:color="D0D7DE"/>
-              <w:left w:val="single" w:sz="6" w:space="0" w:color="D0D7DE"/>
-              <w:bottom w:val="single" w:sz="6" w:space="0" w:color="D0D7DE"/>
-              <w:right w:val="single" w:sz="6" w:space="0" w:color="D0D7DE"/>
-            </w:tcBorders>
-            <w:shd w:fill="F8FAFC"/>
-          </w:tcPr>
-          <w:p>
-            <w:pPr>
-              <w:spacing w:after="0"/>
-              <w:jc w:val="left"/>
-            </w:pPr>
-            <w:r/>
-            <w:r>
-              <w:rPr>
-                <w:rFonts w:ascii="Times New Roman" w:hAnsi="Times New Roman" w:eastAsia="Times New Roman"/>
-                <w:b w:val="0"/>
-                <w:i w:val="0"/>
-                <w:color w:val="1F1F1F"/>
-                <w:sz w:val="24"/>
-              </w:rPr>
-              <w:t>AC-004</w:t>
-            </w:r>
-          </w:p>
-        </w:tc>
-        <w:tc>
-          <w:tcPr>
-            <w:tcW w:type="dxa" w:w="3552"/>
-            <w:vAlign w:val="center"/>
-            <w:tcMar>
-              <w:top w:w="85" w:type="dxa"/>
-              <w:start w:w="90" w:type="dxa"/>
-              <w:bottom w:w="85" w:type="dxa"/>
-              <w:end w:w="90" w:type="dxa"/>
-            </w:tcMar>
-            <w:tcBorders>
-              <w:top w:val="single" w:sz="6" w:space="0" w:color="D0D7DE"/>
-              <w:left w:val="single" w:sz="6" w:space="0" w:color="D0D7DE"/>
-              <w:bottom w:val="single" w:sz="6" w:space="0" w:color="D0D7DE"/>
-              <w:right w:val="single" w:sz="6" w:space="0" w:color="D0D7DE"/>
-            </w:tcBorders>
-            <w:shd w:fill="F8FAFC"/>
-          </w:tcPr>
-          <w:p>
-            <w:pPr>
-              <w:spacing w:after="0"/>
-              <w:jc w:val="left"/>
-            </w:pPr>
-            <w:r/>
-            <w:r>
-              <w:rPr>
-                <w:rFonts w:ascii="Times New Roman" w:hAnsi="Times New Roman" w:eastAsia="Times New Roman"/>
-                <w:b w:val="0"/>
-                <w:i w:val="0"/>
-                <w:color w:val="1F1F1F"/>
-                <w:sz w:val="24"/>
-              </w:rPr>
-              <w:t>Image processor runs</w:t>
-            </w:r>
-          </w:p>
-        </w:tc>
-        <w:tc>
-          <w:tcPr>
-            <w:tcW w:type="dxa" w:w="3552"/>
-            <w:vAlign w:val="center"/>
-            <w:tcMar>
-              <w:top w:w="85" w:type="dxa"/>
-              <w:start w:w="90" w:type="dxa"/>
-              <w:bottom w:w="85" w:type="dxa"/>
-              <w:end w:w="90" w:type="dxa"/>
-            </w:tcMar>
-            <w:tcBorders>
-              <w:top w:val="single" w:sz="6" w:space="0" w:color="D0D7DE"/>
-              <w:left w:val="single" w:sz="6" w:space="0" w:color="D0D7DE"/>
-              <w:bottom w:val="single" w:sz="6" w:space="0" w:color="D0D7DE"/>
-              <w:right w:val="single" w:sz="6" w:space="0" w:color="D0D7DE"/>
-            </w:tcBorders>
-            <w:shd w:fill="F8FAFC"/>
-          </w:tcPr>
-          <w:p>
-            <w:pPr>
-              <w:spacing w:after="0"/>
-              <w:jc w:val="left"/>
-            </w:pPr>
-            <w:r/>
-            <w:r>
-              <w:rPr>
-                <w:rFonts w:ascii="Times New Roman" w:hAnsi="Times New Roman" w:eastAsia="Times New Roman"/>
-                <w:b w:val="0"/>
-                <w:i w:val="0"/>
-                <w:color w:val="1F1F1F"/>
-                <w:sz w:val="24"/>
-              </w:rPr>
-              <w:t>Image intermediate CSV is generated</w:t>
-            </w:r>
-          </w:p>
-        </w:tc>
-      </w:tr>
-      <w:tr>
-        <w:trPr>
-          <w:cantSplit/>
-        </w:trPr>
-        <w:tc>
-          <w:tcPr>
-            <w:tcW w:type="dxa" w:w="3552"/>
-            <w:vAlign w:val="center"/>
-            <w:tcMar>
-              <w:top w:w="85" w:type="dxa"/>
-              <w:start w:w="90" w:type="dxa"/>
-              <w:bottom w:w="85" w:type="dxa"/>
-              <w:end w:w="90" w:type="dxa"/>
-            </w:tcMar>
-            <w:tcBorders>
-              <w:top w:val="single" w:sz="6" w:space="0" w:color="D0D7DE"/>
-              <w:left w:val="single" w:sz="6" w:space="0" w:color="D0D7DE"/>
-              <w:bottom w:val="single" w:sz="6" w:space="0" w:color="D0D7DE"/>
-              <w:right w:val="single" w:sz="6" w:space="0" w:color="D0D7DE"/>
-            </w:tcBorders>
-            <w:shd w:fill="FFFFFF"/>
-          </w:tcPr>
-          <w:p>
-            <w:pPr>
-              <w:spacing w:after="0"/>
-              <w:jc w:val="left"/>
-            </w:pPr>
-            <w:r/>
-            <w:r>
-              <w:rPr>
-                <w:rFonts w:ascii="Times New Roman" w:hAnsi="Times New Roman" w:eastAsia="Times New Roman"/>
-                <w:b w:val="0"/>
-                <w:i w:val="0"/>
-                <w:color w:val="1F1F1F"/>
-                <w:sz w:val="24"/>
-              </w:rPr>
-              <w:t>AC-005</w:t>
-            </w:r>
-          </w:p>
-        </w:tc>
-        <w:tc>
-          <w:tcPr>
-            <w:tcW w:type="dxa" w:w="3552"/>
-            <w:vAlign w:val="center"/>
-            <w:tcMar>
-              <w:top w:w="85" w:type="dxa"/>
-              <w:start w:w="90" w:type="dxa"/>
-              <w:bottom w:w="85" w:type="dxa"/>
-              <w:end w:w="90" w:type="dxa"/>
-            </w:tcMar>
-            <w:tcBorders>
-              <w:top w:val="single" w:sz="6" w:space="0" w:color="D0D7DE"/>
-              <w:left w:val="single" w:sz="6" w:space="0" w:color="D0D7DE"/>
-              <w:bottom w:val="single" w:sz="6" w:space="0" w:color="D0D7DE"/>
-              <w:right w:val="single" w:sz="6" w:space="0" w:color="D0D7DE"/>
-            </w:tcBorders>
-            <w:shd w:fill="FFFFFF"/>
-          </w:tcPr>
-          <w:p>
-            <w:pPr>
-              <w:spacing w:after="0"/>
-              <w:jc w:val="left"/>
-            </w:pPr>
-            <w:r/>
-            <w:r>
-              <w:rPr>
-                <w:rFonts w:ascii="Times New Roman" w:hAnsi="Times New Roman" w:eastAsia="Times New Roman"/>
-                <w:b w:val="0"/>
-                <w:i w:val="0"/>
-                <w:color w:val="1F1F1F"/>
-                <w:sz w:val="24"/>
-              </w:rPr>
-              <w:t>Video processor runs</w:t>
-            </w:r>
-          </w:p>
-        </w:tc>
-        <w:tc>
-          <w:tcPr>
-            <w:tcW w:type="dxa" w:w="3552"/>
-            <w:vAlign w:val="center"/>
-            <w:tcMar>
-              <w:top w:w="85" w:type="dxa"/>
-              <w:start w:w="90" w:type="dxa"/>
-              <w:bottom w:w="85" w:type="dxa"/>
-              <w:end w:w="90" w:type="dxa"/>
-            </w:tcMar>
-            <w:tcBorders>
-              <w:top w:val="single" w:sz="6" w:space="0" w:color="D0D7DE"/>
-              <w:left w:val="single" w:sz="6" w:space="0" w:color="D0D7DE"/>
-              <w:bottom w:val="single" w:sz="6" w:space="0" w:color="D0D7DE"/>
-              <w:right w:val="single" w:sz="6" w:space="0" w:color="D0D7DE"/>
-            </w:tcBorders>
-            <w:shd w:fill="FFFFFF"/>
-          </w:tcPr>
-          <w:p>
-            <w:pPr>
-              <w:spacing w:after="0"/>
-              <w:jc w:val="left"/>
-            </w:pPr>
-            <w:r/>
-            <w:r>
-              <w:rPr>
-                <w:rFonts w:ascii="Times New Roman" w:hAnsi="Times New Roman" w:eastAsia="Times New Roman"/>
-                <w:b w:val="0"/>
-                <w:i w:val="0"/>
-                <w:color w:val="1F1F1F"/>
-                <w:sz w:val="24"/>
-              </w:rPr>
-              <w:t>Timestamped video signals are generated</w:t>
-            </w:r>
-          </w:p>
-        </w:tc>
-      </w:tr>
-      <w:tr>
-        <w:trPr>
-          <w:cantSplit/>
-        </w:trPr>
-        <w:tc>
-          <w:tcPr>
-            <w:tcW w:type="dxa" w:w="3552"/>
-            <w:vAlign w:val="center"/>
-            <w:tcMar>
-              <w:top w:w="85" w:type="dxa"/>
-              <w:start w:w="90" w:type="dxa"/>
-              <w:bottom w:w="85" w:type="dxa"/>
-              <w:end w:w="90" w:type="dxa"/>
-            </w:tcMar>
-            <w:tcBorders>
-              <w:top w:val="single" w:sz="6" w:space="0" w:color="D0D7DE"/>
-              <w:left w:val="single" w:sz="6" w:space="0" w:color="D0D7DE"/>
-              <w:bottom w:val="single" w:sz="6" w:space="0" w:color="D0D7DE"/>
-              <w:right w:val="single" w:sz="6" w:space="0" w:color="D0D7DE"/>
-            </w:tcBorders>
-            <w:shd w:fill="F8FAFC"/>
-          </w:tcPr>
-          <w:p>
-            <w:pPr>
-              <w:spacing w:after="0"/>
-              <w:jc w:val="left"/>
-            </w:pPr>
-            <w:r/>
-            <w:r>
-              <w:rPr>
-                <w:rFonts w:ascii="Times New Roman" w:hAnsi="Times New Roman" w:eastAsia="Times New Roman"/>
-                <w:b w:val="0"/>
-                <w:i w:val="0"/>
-                <w:color w:val="1F1F1F"/>
-                <w:sz w:val="24"/>
-              </w:rPr>
-              <w:t>AC-006</w:t>
-            </w:r>
-          </w:p>
-        </w:tc>
-        <w:tc>
-          <w:tcPr>
-            <w:tcW w:type="dxa" w:w="3552"/>
-            <w:vAlign w:val="center"/>
-            <w:tcMar>
-              <w:top w:w="85" w:type="dxa"/>
-              <w:start w:w="90" w:type="dxa"/>
-              <w:bottom w:w="85" w:type="dxa"/>
-              <w:end w:w="90" w:type="dxa"/>
-            </w:tcMar>
-            <w:tcBorders>
-              <w:top w:val="single" w:sz="6" w:space="0" w:color="D0D7DE"/>
-              <w:left w:val="single" w:sz="6" w:space="0" w:color="D0D7DE"/>
-              <w:bottom w:val="single" w:sz="6" w:space="0" w:color="D0D7DE"/>
-              <w:right w:val="single" w:sz="6" w:space="0" w:color="D0D7DE"/>
-            </w:tcBorders>
-            <w:shd w:fill="F8FAFC"/>
-          </w:tcPr>
-          <w:p>
-            <w:pPr>
-              <w:spacing w:after="0"/>
-              <w:jc w:val="left"/>
-            </w:pPr>
-            <w:r/>
-            <w:r>
-              <w:rPr>
-                <w:rFonts w:ascii="Times New Roman" w:hAnsi="Times New Roman" w:eastAsia="Times New Roman"/>
-                <w:b w:val="0"/>
-                <w:i w:val="0"/>
-                <w:color w:val="1F1F1F"/>
-                <w:sz w:val="24"/>
-              </w:rPr>
-              <w:t>Text processor runs</w:t>
-            </w:r>
-          </w:p>
-        </w:tc>
-        <w:tc>
-          <w:tcPr>
-            <w:tcW w:type="dxa" w:w="3552"/>
-            <w:vAlign w:val="center"/>
-            <w:tcMar>
-              <w:top w:w="85" w:type="dxa"/>
-              <w:start w:w="90" w:type="dxa"/>
-              <w:bottom w:w="85" w:type="dxa"/>
-              <w:end w:w="90" w:type="dxa"/>
-            </w:tcMar>
-            <w:tcBorders>
-              <w:top w:val="single" w:sz="6" w:space="0" w:color="D0D7DE"/>
-              <w:left w:val="single" w:sz="6" w:space="0" w:color="D0D7DE"/>
-              <w:bottom w:val="single" w:sz="6" w:space="0" w:color="D0D7DE"/>
-              <w:right w:val="single" w:sz="6" w:space="0" w:color="D0D7DE"/>
-            </w:tcBorders>
-            <w:shd w:fill="F8FAFC"/>
-          </w:tcPr>
-          <w:p>
-            <w:pPr>
-              <w:spacing w:after="0"/>
-              <w:jc w:val="left"/>
-            </w:pPr>
-            <w:r/>
-            <w:r>
-              <w:rPr>
-                <w:rFonts w:ascii="Times New Roman" w:hAnsi="Times New Roman" w:eastAsia="Times New Roman"/>
-                <w:b w:val="0"/>
-                <w:i w:val="0"/>
-                <w:color w:val="1F1F1F"/>
-                <w:sz w:val="24"/>
-              </w:rPr>
-              <w:t>Text intermediate CSV is generated</w:t>
-            </w:r>
-          </w:p>
-        </w:tc>
-      </w:tr>
-      <w:tr>
-        <w:trPr>
-          <w:cantSplit/>
-        </w:trPr>
-        <w:tc>
-          <w:tcPr>
-            <w:tcW w:type="dxa" w:w="3552"/>
-            <w:vAlign w:val="center"/>
-            <w:tcMar>
-              <w:top w:w="85" w:type="dxa"/>
-              <w:start w:w="90" w:type="dxa"/>
-              <w:bottom w:w="85" w:type="dxa"/>
-              <w:end w:w="90" w:type="dxa"/>
-            </w:tcMar>
-            <w:tcBorders>
-              <w:top w:val="single" w:sz="6" w:space="0" w:color="D0D7DE"/>
-              <w:left w:val="single" w:sz="6" w:space="0" w:color="D0D7DE"/>
-              <w:bottom w:val="single" w:sz="6" w:space="0" w:color="D0D7DE"/>
-              <w:right w:val="single" w:sz="6" w:space="0" w:color="D0D7DE"/>
-            </w:tcBorders>
-            <w:shd w:fill="FFFFFF"/>
-          </w:tcPr>
-          <w:p>
-            <w:pPr>
-              <w:spacing w:after="0"/>
-              <w:jc w:val="left"/>
-            </w:pPr>
-            <w:r/>
-            <w:r>
-              <w:rPr>
-                <w:rFonts w:ascii="Times New Roman" w:hAnsi="Times New Roman" w:eastAsia="Times New Roman"/>
-                <w:b w:val="0"/>
-                <w:i w:val="0"/>
-                <w:color w:val="1F1F1F"/>
-                <w:sz w:val="24"/>
-              </w:rPr>
-              <w:t>AC-007</w:t>
-            </w:r>
-          </w:p>
-        </w:tc>
-        <w:tc>
-          <w:tcPr>
-            <w:tcW w:type="dxa" w:w="3552"/>
-            <w:vAlign w:val="center"/>
-            <w:tcMar>
-              <w:top w:w="85" w:type="dxa"/>
-              <w:start w:w="90" w:type="dxa"/>
-              <w:bottom w:w="85" w:type="dxa"/>
-              <w:end w:w="90" w:type="dxa"/>
-            </w:tcMar>
-            <w:tcBorders>
-              <w:top w:val="single" w:sz="6" w:space="0" w:color="D0D7DE"/>
-              <w:left w:val="single" w:sz="6" w:space="0" w:color="D0D7DE"/>
-              <w:bottom w:val="single" w:sz="6" w:space="0" w:color="D0D7DE"/>
-              <w:right w:val="single" w:sz="6" w:space="0" w:color="D0D7DE"/>
-            </w:tcBorders>
-            <w:shd w:fill="FFFFFF"/>
-          </w:tcPr>
-          <w:p>
-            <w:pPr>
-              <w:spacing w:after="0"/>
-              <w:jc w:val="left"/>
-            </w:pPr>
-            <w:r/>
-            <w:r>
-              <w:rPr>
-                <w:rFonts w:ascii="Times New Roman" w:hAnsi="Times New Roman" w:eastAsia="Times New Roman"/>
-                <w:b w:val="0"/>
-                <w:i w:val="0"/>
-                <w:color w:val="1F1F1F"/>
-                <w:sz w:val="24"/>
-              </w:rPr>
-              <w:t>Integration runs</w:t>
-            </w:r>
-          </w:p>
-        </w:tc>
-        <w:tc>
-          <w:tcPr>
-            <w:tcW w:type="dxa" w:w="3552"/>
-            <w:vAlign w:val="center"/>
-            <w:tcMar>
-              <w:top w:w="85" w:type="dxa"/>
-              <w:start w:w="90" w:type="dxa"/>
-              <w:bottom w:w="85" w:type="dxa"/>
-              <w:end w:w="90" w:type="dxa"/>
-            </w:tcMar>
-            <w:tcBorders>
-              <w:top w:val="single" w:sz="6" w:space="0" w:color="D0D7DE"/>
-              <w:left w:val="single" w:sz="6" w:space="0" w:color="D0D7DE"/>
-              <w:bottom w:val="single" w:sz="6" w:space="0" w:color="D0D7DE"/>
-              <w:right w:val="single" w:sz="6" w:space="0" w:color="D0D7DE"/>
-            </w:tcBorders>
-            <w:shd w:fill="FFFFFF"/>
-          </w:tcPr>
-          <w:p>
-            <w:pPr>
-              <w:spacing w:after="0"/>
-              <w:jc w:val="left"/>
-            </w:pPr>
-            <w:r/>
-            <w:r>
-              <w:rPr>
-                <w:rFonts w:ascii="Times New Roman" w:hAnsi="Times New Roman" w:eastAsia="Times New Roman"/>
-                <w:b w:val="0"/>
-                <w:i w:val="0"/>
-                <w:color w:val="1F1F1F"/>
-                <w:sz w:val="24"/>
-              </w:rPr>
-              <w:t>Final CSV has exactly six approved columns</w:t>
-            </w:r>
-          </w:p>
-        </w:tc>
-      </w:tr>
-      <w:tr>
-        <w:trPr>
-          <w:cantSplit/>
-        </w:trPr>
-        <w:tc>
-          <w:tcPr>
-            <w:tcW w:type="dxa" w:w="3552"/>
-            <w:vAlign w:val="center"/>
-            <w:tcMar>
-              <w:top w:w="85" w:type="dxa"/>
-              <w:start w:w="90" w:type="dxa"/>
-              <w:bottom w:w="85" w:type="dxa"/>
-              <w:end w:w="90" w:type="dxa"/>
-            </w:tcMar>
-            <w:tcBorders>
-              <w:top w:val="single" w:sz="6" w:space="0" w:color="D0D7DE"/>
-              <w:left w:val="single" w:sz="6" w:space="0" w:color="D0D7DE"/>
-              <w:bottom w:val="single" w:sz="6" w:space="0" w:color="D0D7DE"/>
-              <w:right w:val="single" w:sz="6" w:space="0" w:color="D0D7DE"/>
-            </w:tcBorders>
-            <w:shd w:fill="F8FAFC"/>
-          </w:tcPr>
-          <w:p>
-            <w:pPr>
-              <w:spacing w:after="0"/>
-              <w:jc w:val="left"/>
-            </w:pPr>
-            <w:r/>
-            <w:r>
-              <w:rPr>
-                <w:rFonts w:ascii="Times New Roman" w:hAnsi="Times New Roman" w:eastAsia="Times New Roman"/>
-                <w:b w:val="0"/>
-                <w:i w:val="0"/>
-                <w:color w:val="1F1F1F"/>
-                <w:sz w:val="24"/>
-              </w:rPr>
-              <w:t>AC-008</w:t>
-            </w:r>
-          </w:p>
-        </w:tc>
-        <w:tc>
-          <w:tcPr>
-            <w:tcW w:type="dxa" w:w="3552"/>
-            <w:vAlign w:val="center"/>
-            <w:tcMar>
-              <w:top w:w="85" w:type="dxa"/>
-              <w:start w:w="90" w:type="dxa"/>
-              <w:bottom w:w="85" w:type="dxa"/>
-              <w:end w:w="90" w:type="dxa"/>
-            </w:tcMar>
-            <w:tcBorders>
-              <w:top w:val="single" w:sz="6" w:space="0" w:color="D0D7DE"/>
-              <w:left w:val="single" w:sz="6" w:space="0" w:color="D0D7DE"/>
-              <w:bottom w:val="single" w:sz="6" w:space="0" w:color="D0D7DE"/>
-              <w:right w:val="single" w:sz="6" w:space="0" w:color="D0D7DE"/>
-            </w:tcBorders>
-            <w:shd w:fill="F8FAFC"/>
-          </w:tcPr>
-          <w:p>
-            <w:pPr>
-              <w:spacing w:after="0"/>
-              <w:jc w:val="left"/>
-            </w:pPr>
-            <w:r/>
-            <w:r>
-              <w:rPr>
-                <w:rFonts w:ascii="Times New Roman" w:hAnsi="Times New Roman" w:eastAsia="Times New Roman"/>
-                <w:b w:val="0"/>
-                <w:i w:val="0"/>
-                <w:color w:val="1F1F1F"/>
-                <w:sz w:val="24"/>
-              </w:rPr>
-              <w:t>A modality is missing</w:t>
-            </w:r>
-          </w:p>
-        </w:tc>
-        <w:tc>
-          <w:tcPr>
-            <w:tcW w:type="dxa" w:w="3552"/>
-            <w:vAlign w:val="center"/>
-            <w:tcMar>
-              <w:top w:w="85" w:type="dxa"/>
-              <w:start w:w="90" w:type="dxa"/>
-              <w:bottom w:w="85" w:type="dxa"/>
-              <w:end w:w="90" w:type="dxa"/>
-            </w:tcMar>
-            <w:tcBorders>
-              <w:top w:val="single" w:sz="6" w:space="0" w:color="D0D7DE"/>
-              <w:left w:val="single" w:sz="6" w:space="0" w:color="D0D7DE"/>
-              <w:bottom w:val="single" w:sz="6" w:space="0" w:color="D0D7DE"/>
-              <w:right w:val="single" w:sz="6" w:space="0" w:color="D0D7DE"/>
-            </w:tcBorders>
-            <w:shd w:fill="F8FAFC"/>
-          </w:tcPr>
-          <w:p>
-            <w:pPr>
-              <w:spacing w:after="0"/>
-              <w:jc w:val="left"/>
-            </w:pPr>
-            <w:r/>
-            <w:r>
-              <w:rPr>
-                <w:rFonts w:ascii="Times New Roman" w:hAnsi="Times New Roman" w:eastAsia="Times New Roman"/>
-                <w:b w:val="0"/>
-                <w:i w:val="0"/>
-                <w:color w:val="1F1F1F"/>
-                <w:sz w:val="24"/>
-              </w:rPr>
-              <w:t>Pipeline still generates final CSV</w:t>
-            </w:r>
-          </w:p>
-        </w:tc>
-      </w:tr>
-      <w:tr>
-        <w:trPr>
-          <w:cantSplit/>
-        </w:trPr>
-        <w:tc>
-          <w:tcPr>
-            <w:tcW w:type="dxa" w:w="3552"/>
-            <w:vAlign w:val="center"/>
-            <w:tcMar>
-              <w:top w:w="85" w:type="dxa"/>
-              <w:start w:w="90" w:type="dxa"/>
-              <w:bottom w:w="85" w:type="dxa"/>
-              <w:end w:w="90" w:type="dxa"/>
-            </w:tcMar>
-            <w:tcBorders>
-              <w:top w:val="single" w:sz="6" w:space="0" w:color="D0D7DE"/>
-              <w:left w:val="single" w:sz="6" w:space="0" w:color="D0D7DE"/>
-              <w:bottom w:val="single" w:sz="6" w:space="0" w:color="D0D7DE"/>
-              <w:right w:val="single" w:sz="6" w:space="0" w:color="D0D7DE"/>
-            </w:tcBorders>
-            <w:shd w:fill="FFFFFF"/>
-          </w:tcPr>
-          <w:p>
-            <w:pPr>
-              <w:spacing w:after="0"/>
-              <w:jc w:val="left"/>
-            </w:pPr>
-            <w:r/>
-            <w:r>
-              <w:rPr>
-                <w:rFonts w:ascii="Times New Roman" w:hAnsi="Times New Roman" w:eastAsia="Times New Roman"/>
-                <w:b w:val="0"/>
-                <w:i w:val="0"/>
-                <w:color w:val="1F1F1F"/>
-                <w:sz w:val="24"/>
-              </w:rPr>
-              <w:t>AC-009</w:t>
-            </w:r>
-          </w:p>
-        </w:tc>
-        <w:tc>
-          <w:tcPr>
-            <w:tcW w:type="dxa" w:w="3552"/>
-            <w:vAlign w:val="center"/>
-            <w:tcMar>
-              <w:top w:w="85" w:type="dxa"/>
-              <w:start w:w="90" w:type="dxa"/>
-              <w:bottom w:w="85" w:type="dxa"/>
-              <w:end w:w="90" w:type="dxa"/>
-            </w:tcMar>
-            <w:tcBorders>
-              <w:top w:val="single" w:sz="6" w:space="0" w:color="D0D7DE"/>
-              <w:left w:val="single" w:sz="6" w:space="0" w:color="D0D7DE"/>
-              <w:bottom w:val="single" w:sz="6" w:space="0" w:color="D0D7DE"/>
-              <w:right w:val="single" w:sz="6" w:space="0" w:color="D0D7DE"/>
-            </w:tcBorders>
-            <w:shd w:fill="FFFFFF"/>
-          </w:tcPr>
-          <w:p>
-            <w:pPr>
-              <w:spacing w:after="0"/>
-              <w:jc w:val="left"/>
-            </w:pPr>
-            <w:r/>
-            <w:r>
-              <w:rPr>
-                <w:rFonts w:ascii="Times New Roman" w:hAnsi="Times New Roman" w:eastAsia="Times New Roman"/>
-                <w:b w:val="0"/>
-                <w:i w:val="0"/>
-                <w:color w:val="1F1F1F"/>
-                <w:sz w:val="24"/>
-              </w:rPr>
-              <w:t>Severity is computed</w:t>
-            </w:r>
-          </w:p>
-        </w:tc>
-        <w:tc>
-          <w:tcPr>
-            <w:tcW w:type="dxa" w:w="3552"/>
-            <w:vAlign w:val="center"/>
-            <w:tcMar>
-              <w:top w:w="85" w:type="dxa"/>
-              <w:start w:w="90" w:type="dxa"/>
-              <w:bottom w:w="85" w:type="dxa"/>
-              <w:end w:w="90" w:type="dxa"/>
-            </w:tcMar>
-            <w:tcBorders>
-              <w:top w:val="single" w:sz="6" w:space="0" w:color="D0D7DE"/>
-              <w:left w:val="single" w:sz="6" w:space="0" w:color="D0D7DE"/>
-              <w:bottom w:val="single" w:sz="6" w:space="0" w:color="D0D7DE"/>
-              <w:right w:val="single" w:sz="6" w:space="0" w:color="D0D7DE"/>
-            </w:tcBorders>
-            <w:shd w:fill="FFFFFF"/>
-          </w:tcPr>
-          <w:p>
-            <w:pPr>
-              <w:spacing w:after="0"/>
-              <w:jc w:val="left"/>
-            </w:pPr>
-            <w:r/>
-            <w:r>
-              <w:rPr>
-                <w:rFonts w:ascii="Times New Roman" w:hAnsi="Times New Roman" w:eastAsia="Times New Roman"/>
-                <w:b w:val="0"/>
-                <w:i w:val="0"/>
-                <w:color w:val="1F1F1F"/>
-                <w:sz w:val="24"/>
-              </w:rPr>
-              <w:t>Value is only Low, Medium, or High</w:t>
-            </w:r>
-          </w:p>
-        </w:tc>
-      </w:tr>
-      <w:tr>
-        <w:trPr>
-          <w:cantSplit/>
-        </w:trPr>
-        <w:tc>
-          <w:tcPr>
-            <w:tcW w:type="dxa" w:w="3552"/>
-            <w:vAlign w:val="center"/>
-            <w:tcMar>
-              <w:top w:w="85" w:type="dxa"/>
-              <w:start w:w="90" w:type="dxa"/>
-              <w:bottom w:w="85" w:type="dxa"/>
-              <w:end w:w="90" w:type="dxa"/>
-            </w:tcMar>
-            <w:tcBorders>
-              <w:top w:val="single" w:sz="6" w:space="0" w:color="D0D7DE"/>
-              <w:left w:val="single" w:sz="6" w:space="0" w:color="D0D7DE"/>
-              <w:bottom w:val="single" w:sz="6" w:space="0" w:color="D0D7DE"/>
-              <w:right w:val="single" w:sz="6" w:space="0" w:color="D0D7DE"/>
-            </w:tcBorders>
-            <w:shd w:fill="F8FAFC"/>
-          </w:tcPr>
-          <w:p>
-            <w:pPr>
-              <w:spacing w:after="0"/>
-              <w:jc w:val="left"/>
-            </w:pPr>
-            <w:r/>
-            <w:r>
-              <w:rPr>
-                <w:rFonts w:ascii="Times New Roman" w:hAnsi="Times New Roman" w:eastAsia="Times New Roman"/>
-                <w:b w:val="0"/>
-                <w:i w:val="0"/>
-                <w:color w:val="1F1F1F"/>
-                <w:sz w:val="24"/>
-              </w:rPr>
-              <w:t>AC-010</w:t>
-            </w:r>
-          </w:p>
-        </w:tc>
-        <w:tc>
-          <w:tcPr>
-            <w:tcW w:type="dxa" w:w="3552"/>
-            <w:vAlign w:val="center"/>
-            <w:tcMar>
-              <w:top w:w="85" w:type="dxa"/>
-              <w:start w:w="90" w:type="dxa"/>
-              <w:bottom w:w="85" w:type="dxa"/>
-              <w:end w:w="90" w:type="dxa"/>
-            </w:tcMar>
-            <w:tcBorders>
-              <w:top w:val="single" w:sz="6" w:space="0" w:color="D0D7DE"/>
-              <w:left w:val="single" w:sz="6" w:space="0" w:color="D0D7DE"/>
-              <w:bottom w:val="single" w:sz="6" w:space="0" w:color="D0D7DE"/>
-              <w:right w:val="single" w:sz="6" w:space="0" w:color="D0D7DE"/>
-            </w:tcBorders>
-            <w:shd w:fill="F8FAFC"/>
-          </w:tcPr>
-          <w:p>
-            <w:pPr>
-              <w:spacing w:after="0"/>
-              <w:jc w:val="left"/>
-            </w:pPr>
-            <w:r/>
-            <w:r>
-              <w:rPr>
-                <w:rFonts w:ascii="Times New Roman" w:hAnsi="Times New Roman" w:eastAsia="Times New Roman"/>
-                <w:b w:val="0"/>
-                <w:i w:val="0"/>
-                <w:color w:val="1F1F1F"/>
-                <w:sz w:val="24"/>
-              </w:rPr>
-              <w:t>Dashboard launches</w:t>
-            </w:r>
-          </w:p>
-        </w:tc>
-        <w:tc>
-          <w:tcPr>
-            <w:tcW w:type="dxa" w:w="3552"/>
-            <w:vAlign w:val="center"/>
-            <w:tcMar>
-              <w:top w:w="85" w:type="dxa"/>
-              <w:start w:w="90" w:type="dxa"/>
-              <w:bottom w:w="85" w:type="dxa"/>
-              <w:end w:w="90" w:type="dxa"/>
-            </w:tcMar>
-            <w:tcBorders>
-              <w:top w:val="single" w:sz="6" w:space="0" w:color="D0D7DE"/>
-              <w:left w:val="single" w:sz="6" w:space="0" w:color="D0D7DE"/>
-              <w:bottom w:val="single" w:sz="6" w:space="0" w:color="D0D7DE"/>
-              <w:right w:val="single" w:sz="6" w:space="0" w:color="D0D7DE"/>
-            </w:tcBorders>
-            <w:shd w:fill="F8FAFC"/>
-          </w:tcPr>
-          <w:p>
-            <w:pPr>
-              <w:spacing w:after="0"/>
-              <w:jc w:val="left"/>
-            </w:pPr>
-            <w:r/>
-            <w:r>
-              <w:rPr>
-                <w:rFonts w:ascii="Times New Roman" w:hAnsi="Times New Roman" w:eastAsia="Times New Roman"/>
-                <w:b w:val="0"/>
-                <w:i w:val="0"/>
-                <w:color w:val="1F1F1F"/>
-                <w:sz w:val="24"/>
-              </w:rPr>
-              <w:t>Dataset table and filters appear</w:t>
-            </w:r>
-          </w:p>
-        </w:tc>
-      </w:tr>
-      <w:tr>
-        <w:trPr>
-          <w:cantSplit/>
-        </w:trPr>
-        <w:tc>
-          <w:tcPr>
-            <w:tcW w:type="dxa" w:w="3552"/>
-            <w:vAlign w:val="center"/>
-            <w:tcMar>
-              <w:top w:w="85" w:type="dxa"/>
-              <w:start w:w="90" w:type="dxa"/>
-              <w:bottom w:w="85" w:type="dxa"/>
-              <w:end w:w="90" w:type="dxa"/>
-            </w:tcMar>
-            <w:tcBorders>
-              <w:top w:val="single" w:sz="6" w:space="0" w:color="D0D7DE"/>
-              <w:left w:val="single" w:sz="6" w:space="0" w:color="D0D7DE"/>
-              <w:bottom w:val="single" w:sz="6" w:space="0" w:color="D0D7DE"/>
-              <w:right w:val="single" w:sz="6" w:space="0" w:color="D0D7DE"/>
-            </w:tcBorders>
-            <w:shd w:fill="FFFFFF"/>
-          </w:tcPr>
-          <w:p>
-            <w:pPr>
-              <w:spacing w:after="0"/>
-              <w:jc w:val="left"/>
-            </w:pPr>
-            <w:r/>
-            <w:r>
-              <w:rPr>
-                <w:rFonts w:ascii="Times New Roman" w:hAnsi="Times New Roman" w:eastAsia="Times New Roman"/>
-                <w:b w:val="0"/>
-                <w:i w:val="0"/>
-                <w:color w:val="1F1F1F"/>
-                <w:sz w:val="24"/>
-              </w:rPr>
-              <w:t>AC-011</w:t>
-            </w:r>
-          </w:p>
-        </w:tc>
-        <w:tc>
-          <w:tcPr>
-            <w:tcW w:type="dxa" w:w="3552"/>
-            <w:vAlign w:val="center"/>
-            <w:tcMar>
-              <w:top w:w="85" w:type="dxa"/>
-              <w:start w:w="90" w:type="dxa"/>
-              <w:bottom w:w="85" w:type="dxa"/>
-              <w:end w:w="90" w:type="dxa"/>
-            </w:tcMar>
-            <w:tcBorders>
-              <w:top w:val="single" w:sz="6" w:space="0" w:color="D0D7DE"/>
-              <w:left w:val="single" w:sz="6" w:space="0" w:color="D0D7DE"/>
-              <w:bottom w:val="single" w:sz="6" w:space="0" w:color="D0D7DE"/>
-              <w:right w:val="single" w:sz="6" w:space="0" w:color="D0D7DE"/>
-            </w:tcBorders>
-            <w:shd w:fill="FFFFFF"/>
-          </w:tcPr>
-          <w:p>
-            <w:pPr>
-              <w:spacing w:after="0"/>
-              <w:jc w:val="left"/>
-            </w:pPr>
-            <w:r/>
-            <w:r>
-              <w:rPr>
-                <w:rFonts w:ascii="Times New Roman" w:hAnsi="Times New Roman" w:eastAsia="Times New Roman"/>
-                <w:b w:val="0"/>
-                <w:i w:val="0"/>
-                <w:color w:val="1F1F1F"/>
-                <w:sz w:val="24"/>
-              </w:rPr>
-              <w:t>LLM fails</w:t>
-            </w:r>
-          </w:p>
-        </w:tc>
-        <w:tc>
-          <w:tcPr>
-            <w:tcW w:type="dxa" w:w="3552"/>
-            <w:vAlign w:val="center"/>
-            <w:tcMar>
-              <w:top w:w="85" w:type="dxa"/>
-              <w:start w:w="90" w:type="dxa"/>
-              <w:bottom w:w="85" w:type="dxa"/>
-              <w:end w:w="90" w:type="dxa"/>
-            </w:tcMar>
-            <w:tcBorders>
-              <w:top w:val="single" w:sz="6" w:space="0" w:color="D0D7DE"/>
-              <w:left w:val="single" w:sz="6" w:space="0" w:color="D0D7DE"/>
-              <w:bottom w:val="single" w:sz="6" w:space="0" w:color="D0D7DE"/>
-              <w:right w:val="single" w:sz="6" w:space="0" w:color="D0D7DE"/>
-            </w:tcBorders>
-            <w:shd w:fill="FFFFFF"/>
-          </w:tcPr>
-          <w:p>
-            <w:pPr>
-              <w:spacing w:after="0"/>
-              <w:jc w:val="left"/>
-            </w:pPr>
-            <w:r/>
-            <w:r>
-              <w:rPr>
-                <w:rFonts w:ascii="Times New Roman" w:hAnsi="Times New Roman" w:eastAsia="Times New Roman"/>
-                <w:b w:val="0"/>
-                <w:i w:val="0"/>
-                <w:color w:val="1F1F1F"/>
-                <w:sz w:val="24"/>
-              </w:rPr>
-              <w:t>Rule-based summary appears</w:t>
-            </w:r>
-          </w:p>
-        </w:tc>
-      </w:tr>
-      <w:tr>
-        <w:trPr>
-          <w:cantSplit/>
-        </w:trPr>
-        <w:tc>
-          <w:tcPr>
-            <w:tcW w:type="dxa" w:w="3552"/>
-            <w:vAlign w:val="center"/>
-            <w:tcMar>
-              <w:top w:w="85" w:type="dxa"/>
-              <w:start w:w="90" w:type="dxa"/>
-              <w:bottom w:w="85" w:type="dxa"/>
-              <w:end w:w="90" w:type="dxa"/>
-            </w:tcMar>
-            <w:tcBorders>
-              <w:top w:val="single" w:sz="6" w:space="0" w:color="D0D7DE"/>
-              <w:left w:val="single" w:sz="6" w:space="0" w:color="D0D7DE"/>
-              <w:bottom w:val="single" w:sz="6" w:space="0" w:color="D0D7DE"/>
-              <w:right w:val="single" w:sz="6" w:space="0" w:color="D0D7DE"/>
-            </w:tcBorders>
-            <w:shd w:fill="F8FAFC"/>
-          </w:tcPr>
-          <w:p>
-            <w:pPr>
-              <w:spacing w:after="0"/>
-              <w:jc w:val="left"/>
-            </w:pPr>
-            <w:r/>
-            <w:r>
-              <w:rPr>
-                <w:rFonts w:ascii="Times New Roman" w:hAnsi="Times New Roman" w:eastAsia="Times New Roman"/>
-                <w:b w:val="0"/>
-                <w:i w:val="0"/>
-                <w:color w:val="1F1F1F"/>
-                <w:sz w:val="24"/>
-              </w:rPr>
-              <w:t>AC-012</w:t>
-            </w:r>
-          </w:p>
-        </w:tc>
-        <w:tc>
-          <w:tcPr>
-            <w:tcW w:type="dxa" w:w="3552"/>
-            <w:vAlign w:val="center"/>
-            <w:tcMar>
-              <w:top w:w="85" w:type="dxa"/>
-              <w:start w:w="90" w:type="dxa"/>
-              <w:bottom w:w="85" w:type="dxa"/>
-              <w:end w:w="90" w:type="dxa"/>
-            </w:tcMar>
-            <w:tcBorders>
-              <w:top w:val="single" w:sz="6" w:space="0" w:color="D0D7DE"/>
-              <w:left w:val="single" w:sz="6" w:space="0" w:color="D0D7DE"/>
-              <w:bottom w:val="single" w:sz="6" w:space="0" w:color="D0D7DE"/>
-              <w:right w:val="single" w:sz="6" w:space="0" w:color="D0D7DE"/>
-            </w:tcBorders>
-            <w:shd w:fill="F8FAFC"/>
-          </w:tcPr>
-          <w:p>
-            <w:pPr>
-              <w:spacing w:after="0"/>
-              <w:jc w:val="left"/>
-            </w:pPr>
-            <w:r/>
-            <w:r>
-              <w:rPr>
-                <w:rFonts w:ascii="Times New Roman" w:hAnsi="Times New Roman" w:eastAsia="Times New Roman"/>
-                <w:b w:val="0"/>
-                <w:i w:val="0"/>
-                <w:color w:val="1F1F1F"/>
-                <w:sz w:val="24"/>
-              </w:rPr>
-              <w:t>Fast demo mode is enabled</w:t>
-            </w:r>
-          </w:p>
-        </w:tc>
-        <w:tc>
-          <w:tcPr>
-            <w:tcW w:type="dxa" w:w="3552"/>
-            <w:vAlign w:val="center"/>
-            <w:tcMar>
-              <w:top w:w="85" w:type="dxa"/>
-              <w:start w:w="90" w:type="dxa"/>
-              <w:bottom w:w="85" w:type="dxa"/>
-              <w:end w:w="90" w:type="dxa"/>
-            </w:tcMar>
-            <w:tcBorders>
-              <w:top w:val="single" w:sz="6" w:space="0" w:color="D0D7DE"/>
-              <w:left w:val="single" w:sz="6" w:space="0" w:color="D0D7DE"/>
-              <w:bottom w:val="single" w:sz="6" w:space="0" w:color="D0D7DE"/>
-              <w:right w:val="single" w:sz="6" w:space="0" w:color="D0D7DE"/>
-            </w:tcBorders>
-            <w:shd w:fill="F8FAFC"/>
-          </w:tcPr>
-          <w:p>
-            <w:pPr>
-              <w:spacing w:after="0"/>
-              <w:jc w:val="left"/>
-            </w:pPr>
-            <w:r/>
-            <w:r>
-              <w:rPr>
-                <w:rFonts w:ascii="Times New Roman" w:hAnsi="Times New Roman" w:eastAsia="Times New Roman"/>
-                <w:b w:val="0"/>
-                <w:i w:val="0"/>
-                <w:color w:val="1F1F1F"/>
-                <w:sz w:val="24"/>
-              </w:rPr>
-              <w:t>Cached outputs can regenerate final CSV</w:t>
+              <w:t>Extracted transcript/text/OCR/structured context or Unknown</w:t>
             </w:r>
           </w:p>
         </w:tc>
@@ -5438,69 +1387,2339 @@
     <w:p/>
     <w:p>
       <w:pPr>
-        <w:pStyle w:val="Heading1"/>
-        <w:pBdr>
-          <w:bottom w:val="single" w:sz="6" w:space="4" w:color="D9EAF7"/>
-        </w:pBdr>
+        <w:spacing w:after="80"/>
+      </w:pPr>
+      <w:r>
+        <w:t>A processor may return an empty DataFrame if no incident candidate is found. Empty output should not crash the app.</w:t>
+      </w:r>
+    </w:p>
+    <w:p>
+      <w:pPr>
+        <w:pStyle w:val="Heading2"/>
+      </w:pPr>
+      <w:r>
+        <w:t>5. Modality Functional Specifications</w:t>
+      </w:r>
+    </w:p>
+    <w:p>
+      <w:pPr>
+        <w:pStyle w:val="Heading3"/>
+      </w:pPr>
+      <w:r>
+        <w:t>5.1 Audio Processor</w:t>
+      </w:r>
+    </w:p>
+    <w:p>
+      <w:pPr>
+        <w:spacing w:after="80"/>
+      </w:pPr>
+      <w:r>
+        <w:t>The audio processor must read one uploaded audio file, transcribe when a local/free speech-to-text option is available, and extract transcript-based event, location, time, sentiment, and urgency signals. If transcription fails, it must return Unknown transcript-derived fields instead of crashing.</w:t>
+      </w:r>
+    </w:p>
+    <w:p>
+      <w:pPr>
+        <w:pStyle w:val="Heading3"/>
+      </w:pPr>
+      <w:r>
+        <w:t>5.2 PDF Processor</w:t>
+      </w:r>
+    </w:p>
+    <w:p>
+      <w:pPr>
+        <w:spacing w:after="80"/>
+      </w:pPr>
+      <w:r>
+        <w:t>The PDF processor must read one uploaded PDF, extract text from text-based PDFs, and attempt OCR fallback if text extraction is empty or near-empty and OCR is enabled. It should extract incident type, date/time, location, officer/person entities, and report summary signals when available.</w:t>
+      </w:r>
+    </w:p>
+    <w:p>
+      <w:pPr>
+        <w:pStyle w:val="Heading3"/>
+      </w:pPr>
+      <w:r>
+        <w:t>5.3 Image Processor</w:t>
+      </w:r>
+    </w:p>
+    <w:p>
+      <w:pPr>
+        <w:spacing w:after="80"/>
+      </w:pPr>
+      <w:r>
+        <w:t>The image processor must read one uploaded image, detect relevant objects when supported by the selected local/free model, and attempt OCR for signs, labels, street text, or visible reports. If no objects or text are found, use Unknown fields.</w:t>
+      </w:r>
+    </w:p>
+    <w:p>
+      <w:pPr>
+        <w:pStyle w:val="Heading3"/>
+      </w:pPr>
+      <w:r>
+        <w:t>5.4 Video Processor</w:t>
+      </w:r>
+    </w:p>
+    <w:p>
+      <w:pPr>
+        <w:spacing w:after="80"/>
+      </w:pPr>
+      <w:r>
+        <w:t>The video processor must read one uploaded surveillance video, reject files longer than 5 minutes, sample frames at configurable intervals, and detect objects or abnormal event signals when possible. It can produce multiple incident candidate rows from one video.</w:t>
+      </w:r>
+    </w:p>
+    <w:p>
+      <w:pPr>
+        <w:pStyle w:val="Heading3"/>
+      </w:pPr>
+      <w:r>
+        <w:t>5.5 Text Processor</w:t>
+      </w:r>
+    </w:p>
+    <w:p>
+      <w:pPr>
+        <w:spacing w:after="80"/>
+      </w:pPr>
+      <w:r>
+        <w:t>The text processor must read one uploaded text file, clean raw text, and extract event, entities, sentiment, topic, time, and location signals when available.</w:t>
+      </w:r>
+    </w:p>
+    <w:p>
+      <w:pPr>
+        <w:pStyle w:val="Heading3"/>
+      </w:pPr>
+      <w:r>
+        <w:t>5.6 CSV Processor</w:t>
+      </w:r>
+    </w:p>
+    <w:p>
+      <w:pPr>
+        <w:spacing w:after="80"/>
+      </w:pPr>
+      <w:r>
+        <w:t>The CSV processor must parse one uploaded CSV file. If the file already has incident-like columns, map them into the extractor schema. If the CSV has multiple incident rows, the processor may produce multiple extractor rows. Unknown values must be handled explicitly.</w:t>
+      </w:r>
+    </w:p>
+    <w:p>
+      <w:pPr>
+        <w:pStyle w:val="Heading3"/>
+      </w:pPr>
+      <w:r>
+        <w:t>5.7 JSON Processor</w:t>
+      </w:r>
+    </w:p>
+    <w:p>
+      <w:pPr>
+        <w:spacing w:after="80"/>
+      </w:pPr>
+      <w:r>
+        <w:t>The JSON processor must parse one uploaded JSON file. If the JSON contains a list of incident-like objects, each object may become one extractor row. Nested values should be flattened only as needed for the extractor schema.</w:t>
+      </w:r>
+    </w:p>
+    <w:p>
+      <w:pPr>
+        <w:pStyle w:val="Heading2"/>
+      </w:pPr>
+      <w:r>
+        <w:t>6. Student 6 Integration Contract</w:t>
+      </w:r>
+    </w:p>
+    <w:p>
+      <w:pPr>
+        <w:spacing w:after="80"/>
+      </w:pPr>
+      <w:r>
+        <w:t>Student 6 integration receives the extractor DataFrame directly in memory. It does not receive a local CSV file path as the primary contract.</w:t>
+      </w:r>
+    </w:p>
+    <w:p>
+      <w:pPr>
+        <w:spacing w:after="80"/>
+      </w:pPr>
+      <w:r>
+        <w:t>Required function:</w:t>
+      </w:r>
+    </w:p>
+    <w:p>
+      <w:pPr>
+        <w:spacing w:after="120"/>
+        <w:ind w:left="360"/>
       </w:pPr>
       <w:r>
         <w:rPr>
-          <w:rFonts w:ascii="Times New Roman" w:hAnsi="Times New Roman" w:eastAsia="Times New Roman"/>
-          <w:b/>
-          <w:i w:val="0"/>
-          <w:color w:val="12385B"/>
-          <w:sz w:val="36"/>
+          <w:rFonts w:ascii="Courier New" w:hAnsi="Courier New" w:eastAsia="Courier New"/>
+          <w:sz w:val="17"/>
         </w:rPr>
-        <w:t>7. Edge Cases</w:t>
+        <w:t>def integrate_records(extractor_df: pandas.DataFrame) -&gt; pandas.DataFrame:</w:t>
+        <w:br/>
+      </w:r>
+      <w:r>
+        <w:rPr>
+          <w:rFonts w:ascii="Courier New" w:hAnsi="Courier New" w:eastAsia="Courier New"/>
+          <w:sz w:val="17"/>
+        </w:rPr>
+        <w:t xml:space="preserve">    """Normalize extractor output into cleaned incident rows."""</w:t>
+        <w:br/>
+      </w:r>
+    </w:p>
+    <w:p>
+      <w:pPr>
+        <w:spacing w:after="80"/>
+      </w:pPr>
+      <w:r>
+        <w:t>Required output columns before ID and summary:</w:t>
+      </w:r>
+    </w:p>
+    <w:p>
+      <w:pPr>
+        <w:spacing w:after="120"/>
+        <w:ind w:left="360"/>
+      </w:pPr>
+      <w:r>
+        <w:rPr>
+          <w:rFonts w:ascii="Courier New" w:hAnsi="Courier New" w:eastAsia="Courier New"/>
+          <w:sz w:val="17"/>
+        </w:rPr>
+        <w:t>event, location, time, severity, confidence, raw_text</w:t>
+        <w:br/>
+      </w:r>
+    </w:p>
+    <w:p>
+      <w:pPr>
+        <w:spacing w:after="80"/>
+      </w:pPr>
+      <w:r>
+        <w:t>Integration responsibilities:</w:t>
+      </w:r>
+    </w:p>
+    <w:p>
+      <w:pPr>
+        <w:pStyle w:val="ListBullet"/>
+        <w:spacing w:after="40"/>
+      </w:pPr>
+      <w:r>
+        <w:t>Normalize event names.</w:t>
+      </w:r>
+    </w:p>
+    <w:p>
+      <w:pPr>
+        <w:pStyle w:val="ListBullet"/>
+        <w:spacing w:after="40"/>
+      </w:pPr>
+      <w:r>
+        <w:t>Normalize location and time fields.</w:t>
+      </w:r>
+    </w:p>
+    <w:p>
+      <w:pPr>
+        <w:pStyle w:val="ListBullet"/>
+        <w:spacing w:after="40"/>
+      </w:pPr>
+      <w:r>
+        <w:t>Convert missing fields to Unknown.</w:t>
+      </w:r>
+    </w:p>
+    <w:p>
+      <w:pPr>
+        <w:pStyle w:val="ListBullet"/>
+        <w:spacing w:after="40"/>
+      </w:pPr>
+      <w:r>
+        <w:t>Compute or normalize severity to Low, Medium, or High.</w:t>
+      </w:r>
+    </w:p>
+    <w:p>
+      <w:pPr>
+        <w:pStyle w:val="ListBullet"/>
+        <w:spacing w:after="40"/>
+      </w:pPr>
+      <w:r>
+        <w:t>Preserve enough raw text/context for the LLM summarizer.</w:t>
+      </w:r>
+    </w:p>
+    <w:p>
+      <w:pPr>
+        <w:pStyle w:val="ListBullet"/>
+        <w:spacing w:after="40"/>
+      </w:pPr>
+      <w:r>
+        <w:t>Return zero, one, or many cleaned incident rows.</w:t>
+      </w:r>
+    </w:p>
+    <w:p>
+      <w:pPr>
+        <w:spacing w:after="80"/>
+      </w:pPr>
+      <w:r>
+        <w:t>Student 6 integration must not call Supabase insert until ID generation and LLM summary enrichment are complete.</w:t>
+      </w:r>
+    </w:p>
+    <w:p>
+      <w:pPr>
+        <w:pStyle w:val="Heading2"/>
+      </w:pPr>
+      <w:r>
+        <w:t>7. LLM Summarizer Contract</w:t>
+      </w:r>
+    </w:p>
+    <w:p>
+      <w:pPr>
+        <w:spacing w:after="80"/>
+      </w:pPr>
+      <w:r>
+        <w:t>The LLM summary module is a separate folder and is required:</w:t>
+      </w:r>
+    </w:p>
+    <w:p>
+      <w:pPr>
+        <w:spacing w:after="120"/>
+        <w:ind w:left="360"/>
+      </w:pPr>
+      <w:r>
+        <w:rPr>
+          <w:rFonts w:ascii="Courier New" w:hAnsi="Courier New" w:eastAsia="Courier New"/>
+          <w:sz w:val="17"/>
+        </w:rPr>
+        <w:t>src/llm_summarizer/</w:t>
+        <w:br/>
+      </w:r>
+      <w:r>
+        <w:rPr>
+          <w:rFonts w:ascii="Courier New" w:hAnsi="Courier New" w:eastAsia="Courier New"/>
+          <w:sz w:val="17"/>
+        </w:rPr>
+        <w:t>├── __init__.py</w:t>
+        <w:br/>
+      </w:r>
+      <w:r>
+        <w:rPr>
+          <w:rFonts w:ascii="Courier New" w:hAnsi="Courier New" w:eastAsia="Courier New"/>
+          <w:sz w:val="17"/>
+        </w:rPr>
+        <w:t>├── summarizer.py</w:t>
+        <w:br/>
+      </w:r>
+      <w:r>
+        <w:rPr>
+          <w:rFonts w:ascii="Courier New" w:hAnsi="Courier New" w:eastAsia="Courier New"/>
+          <w:sz w:val="17"/>
+        </w:rPr>
+        <w:t>├── prompts.py</w:t>
+        <w:br/>
+      </w:r>
+      <w:r>
+        <w:rPr>
+          <w:rFonts w:ascii="Courier New" w:hAnsi="Courier New" w:eastAsia="Courier New"/>
+          <w:sz w:val="17"/>
+        </w:rPr>
+        <w:t>├── fallback.py</w:t>
+        <w:br/>
+      </w:r>
+      <w:r>
+        <w:rPr>
+          <w:rFonts w:ascii="Courier New" w:hAnsi="Courier New" w:eastAsia="Courier New"/>
+          <w:sz w:val="17"/>
+        </w:rPr>
+        <w:t>└── schemas.py</w:t>
+        <w:br/>
+      </w:r>
+    </w:p>
+    <w:p>
+      <w:pPr>
+        <w:spacing w:after="80"/>
+      </w:pPr>
+      <w:r>
+        <w:t>Student 6 calls the public function from this folder after integration and before Supabase insertion:</w:t>
+      </w:r>
+    </w:p>
+    <w:p>
+      <w:pPr>
+        <w:spacing w:after="120"/>
+        <w:ind w:left="360"/>
+      </w:pPr>
+      <w:r>
+        <w:rPr>
+          <w:rFonts w:ascii="Courier New" w:hAnsi="Courier New" w:eastAsia="Courier New"/>
+          <w:sz w:val="17"/>
+        </w:rPr>
+        <w:t>from src.llm_summarizer.summarizer import summarize_incident</w:t>
+        <w:br/>
+      </w:r>
+      <w:r>
+        <w:rPr>
+          <w:rFonts w:ascii="Courier New" w:hAnsi="Courier New" w:eastAsia="Courier New"/>
+          <w:sz w:val="17"/>
+        </w:rPr>
+        <w:br/>
+      </w:r>
+      <w:r>
+        <w:rPr>
+          <w:rFonts w:ascii="Courier New" w:hAnsi="Courier New" w:eastAsia="Courier New"/>
+          <w:sz w:val="17"/>
+        </w:rPr>
+        <w:t>result = summarize_incident(incident_row: dict)</w:t>
+        <w:br/>
+      </w:r>
+    </w:p>
+    <w:p>
+      <w:pPr>
+        <w:spacing w:after="80"/>
+      </w:pPr>
+      <w:r>
+        <w:t xml:space="preserve">Required input fields in </w:t>
+      </w:r>
+      <w:r>
+        <w:rPr>
+          <w:rFonts w:ascii="Courier New" w:hAnsi="Courier New" w:eastAsia="Courier New"/>
+          <w:sz w:val="18"/>
+        </w:rPr>
+        <w:t>incident_row</w:t>
+      </w:r>
+      <w:r>
+        <w:t>:</w:t>
+      </w:r>
+    </w:p>
+    <w:p>
+      <w:pPr>
+        <w:spacing w:after="120"/>
+        <w:ind w:left="360"/>
+      </w:pPr>
+      <w:r>
+        <w:rPr>
+          <w:rFonts w:ascii="Courier New" w:hAnsi="Courier New" w:eastAsia="Courier New"/>
+          <w:sz w:val="17"/>
+        </w:rPr>
+        <w:t>source, source_type, event, location, time, severity, confidence, raw_text</w:t>
+        <w:br/>
+      </w:r>
+    </w:p>
+    <w:p>
+      <w:pPr>
+        <w:spacing w:after="80"/>
+      </w:pPr>
+      <w:r>
+        <w:t>Required return fields:</w:t>
       </w:r>
     </w:p>
     <w:tbl>
       <w:tblPr>
         <w:tblStyle w:val="TableGrid"/>
-        <w:tblW w:type="pct" w:w="5000"/>
+        <w:tblW w:type="auto" w:w="0"/>
         <w:jc w:val="center"/>
-        <w:tblLayout w:type="autofit"/>
         <w:tblLook w:firstColumn="1" w:firstRow="1" w:lastColumn="0" w:lastRow="0" w:noHBand="0" w:noVBand="1" w:val="04A0"/>
       </w:tblPr>
       <w:tblGrid>
-        <w:gridCol w:w="5328"/>
-        <w:gridCol w:w="5328"/>
+        <w:gridCol w:w="3456"/>
+        <w:gridCol w:w="3456"/>
+        <w:gridCol w:w="3456"/>
       </w:tblGrid>
       <w:tr>
-        <w:trPr>
-          <w:tblHeader w:val="true"/>
-        </w:trPr>
         <w:tc>
           <w:tcPr>
-            <w:tcW w:type="dxa" w:w="5328"/>
+            <w:tcW w:type="dxa" w:w="3456"/>
+            <w:shd w:fill="D9EAF7"/>
             <w:vAlign w:val="center"/>
-            <w:tcMar>
-              <w:top w:w="85" w:type="dxa"/>
-              <w:start w:w="90" w:type="dxa"/>
-              <w:bottom w:w="85" w:type="dxa"/>
-              <w:end w:w="90" w:type="dxa"/>
-            </w:tcMar>
-            <w:tcBorders>
-              <w:top w:val="single" w:sz="6" w:space="0" w:color="AAB8C5"/>
-              <w:left w:val="single" w:sz="6" w:space="0" w:color="AAB8C5"/>
-              <w:bottom w:val="single" w:sz="6" w:space="0" w:color="AAB8C5"/>
-              <w:right w:val="single" w:sz="6" w:space="0" w:color="AAB8C5"/>
-            </w:tcBorders>
-            <w:shd w:fill="1F4E79"/>
           </w:tcPr>
           <w:p>
-            <w:pPr>
-              <w:spacing w:after="0"/>
-              <w:jc w:val="center"/>
-            </w:pPr>
             <w:r/>
             <w:r>
               <w:rPr>
-                <w:rFonts w:ascii="Times New Roman" w:hAnsi="Times New Roman" w:eastAsia="Times New Roman"/>
                 <w:b/>
-                <w:i w:val="0"/>
-                <w:color w:val="FFFFFF"/>
-                <w:sz w:val="24"/>
+                <w:sz w:val="17"/>
+              </w:rPr>
+              <w:t>Return Field</w:t>
+            </w:r>
+          </w:p>
+        </w:tc>
+        <w:tc>
+          <w:tcPr>
+            <w:tcW w:type="dxa" w:w="3456"/>
+            <w:shd w:fill="D9EAF7"/>
+            <w:vAlign w:val="center"/>
+          </w:tcPr>
+          <w:p>
+            <w:r/>
+            <w:r>
+              <w:rPr>
+                <w:b/>
+                <w:sz w:val="17"/>
+              </w:rPr>
+              <w:t>Type</w:t>
+            </w:r>
+          </w:p>
+        </w:tc>
+        <w:tc>
+          <w:tcPr>
+            <w:tcW w:type="dxa" w:w="3456"/>
+            <w:shd w:fill="D9EAF7"/>
+            <w:vAlign w:val="center"/>
+          </w:tcPr>
+          <w:p>
+            <w:r/>
+            <w:r>
+              <w:rPr>
+                <w:b/>
+                <w:sz w:val="17"/>
+              </w:rPr>
+              <w:t>Requirement</w:t>
+            </w:r>
+          </w:p>
+        </w:tc>
+      </w:tr>
+      <w:tr>
+        <w:tc>
+          <w:tcPr>
+            <w:tcW w:type="dxa" w:w="3456"/>
+            <w:vAlign w:val="top"/>
+          </w:tcPr>
+          <w:p>
+            <w:r/>
+            <w:r>
+              <w:rPr>
+                <w:b w:val="0"/>
+                <w:sz w:val="17"/>
+              </w:rPr>
+              <w:t>incident_summary</w:t>
+            </w:r>
+          </w:p>
+        </w:tc>
+        <w:tc>
+          <w:tcPr>
+            <w:tcW w:type="dxa" w:w="3456"/>
+            <w:vAlign w:val="top"/>
+          </w:tcPr>
+          <w:p>
+            <w:r/>
+            <w:r>
+              <w:rPr>
+                <w:b w:val="0"/>
+                <w:sz w:val="17"/>
+              </w:rPr>
+              <w:t>string</w:t>
+            </w:r>
+          </w:p>
+        </w:tc>
+        <w:tc>
+          <w:tcPr>
+            <w:tcW w:type="dxa" w:w="3456"/>
+            <w:vAlign w:val="top"/>
+          </w:tcPr>
+          <w:p>
+            <w:r/>
+            <w:r>
+              <w:rPr>
+                <w:b w:val="0"/>
+                <w:sz w:val="17"/>
+              </w:rPr>
+              <w:t>Short one-to-three sentence summary of the integrated incident row</w:t>
+            </w:r>
+          </w:p>
+        </w:tc>
+      </w:tr>
+      <w:tr>
+        <w:tc>
+          <w:tcPr>
+            <w:tcW w:type="dxa" w:w="3456"/>
+            <w:vAlign w:val="top"/>
+          </w:tcPr>
+          <w:p>
+            <w:r/>
+            <w:r>
+              <w:rPr>
+                <w:b w:val="0"/>
+                <w:sz w:val="17"/>
+              </w:rPr>
+              <w:t>summary_method</w:t>
+            </w:r>
+          </w:p>
+        </w:tc>
+        <w:tc>
+          <w:tcPr>
+            <w:tcW w:type="dxa" w:w="3456"/>
+            <w:vAlign w:val="top"/>
+          </w:tcPr>
+          <w:p>
+            <w:r/>
+            <w:r>
+              <w:rPr>
+                <w:b w:val="0"/>
+                <w:sz w:val="17"/>
+              </w:rPr>
+              <w:t>string</w:t>
+            </w:r>
+          </w:p>
+        </w:tc>
+        <w:tc>
+          <w:tcPr>
+            <w:tcW w:type="dxa" w:w="3456"/>
+            <w:vAlign w:val="top"/>
+          </w:tcPr>
+          <w:p>
+            <w:r/>
+            <w:r>
+              <w:rPr>
+                <w:b w:val="0"/>
+                <w:sz w:val="17"/>
+              </w:rPr>
+              <w:t>One of llm, rule_based, disabled, error</w:t>
+            </w:r>
+          </w:p>
+        </w:tc>
+      </w:tr>
+      <w:tr>
+        <w:tc>
+          <w:tcPr>
+            <w:tcW w:type="dxa" w:w="3456"/>
+            <w:vAlign w:val="top"/>
+          </w:tcPr>
+          <w:p>
+            <w:r/>
+            <w:r>
+              <w:rPr>
+                <w:b w:val="0"/>
+                <w:sz w:val="17"/>
+              </w:rPr>
+              <w:t>summary_model</w:t>
+            </w:r>
+          </w:p>
+        </w:tc>
+        <w:tc>
+          <w:tcPr>
+            <w:tcW w:type="dxa" w:w="3456"/>
+            <w:vAlign w:val="top"/>
+          </w:tcPr>
+          <w:p>
+            <w:r/>
+            <w:r>
+              <w:rPr>
+                <w:b w:val="0"/>
+                <w:sz w:val="17"/>
+              </w:rPr>
+              <w:t>string</w:t>
+            </w:r>
+          </w:p>
+        </w:tc>
+        <w:tc>
+          <w:tcPr>
+            <w:tcW w:type="dxa" w:w="3456"/>
+            <w:vAlign w:val="top"/>
+          </w:tcPr>
+          <w:p>
+            <w:r/>
+            <w:r>
+              <w:rPr>
+                <w:b w:val="0"/>
+                <w:sz w:val="17"/>
+              </w:rPr>
+              <w:t>Model name when LLM is used; otherwise fallback/disabled/error label</w:t>
+            </w:r>
+          </w:p>
+        </w:tc>
+      </w:tr>
+    </w:tbl>
+    <w:p/>
+    <w:p>
+      <w:pPr>
+        <w:spacing w:after="80"/>
+      </w:pPr>
+      <w:r>
+        <w:t>Summary behavior:</w:t>
+      </w:r>
+    </w:p>
+    <w:p>
+      <w:pPr>
+        <w:pStyle w:val="ListBullet"/>
+        <w:spacing w:after="40"/>
+      </w:pPr>
+      <w:r>
+        <w:t>Use a local/free LLM if enabled and available.</w:t>
+      </w:r>
+    </w:p>
+    <w:p>
+      <w:pPr>
+        <w:pStyle w:val="ListBullet"/>
+        <w:spacing w:after="40"/>
+      </w:pPr>
+      <w:r>
+        <w:t>Use deterministic fallback if the LLM fails, is disabled, is too slow, or produces invalid output.</w:t>
+      </w:r>
+    </w:p>
+    <w:p>
+      <w:pPr>
+        <w:pStyle w:val="ListBullet"/>
+        <w:spacing w:after="40"/>
+      </w:pPr>
+      <w:r>
+        <w:t>Do not invent details that are not present in integrated fields or raw text.</w:t>
+      </w:r>
+    </w:p>
+    <w:p>
+      <w:pPr>
+        <w:pStyle w:val="ListBullet"/>
+        <w:spacing w:after="40"/>
+      </w:pPr>
+      <w:r>
+        <w:t>Do not overwrite `event`, `location`, `time`, or `severity`.</w:t>
+      </w:r>
+    </w:p>
+    <w:p>
+      <w:pPr>
+        <w:pStyle w:val="ListBullet"/>
+        <w:spacing w:after="40"/>
+      </w:pPr>
+      <w:r>
+        <w:t>Store the summary fields in the same Supabase `incidents` table.</w:t>
+      </w:r>
+    </w:p>
+    <w:p>
+      <w:pPr>
+        <w:pStyle w:val="Heading2"/>
+      </w:pPr>
+      <w:r>
+        <w:t>8. Supabase Main Table Contract</w:t>
+      </w:r>
+    </w:p>
+    <w:p>
+      <w:pPr>
+        <w:spacing w:after="80"/>
+      </w:pPr>
+      <w:r>
+        <w:t xml:space="preserve">The MVP uses one table named </w:t>
+      </w:r>
+      <w:r>
+        <w:rPr>
+          <w:rFonts w:ascii="Courier New" w:hAnsi="Courier New" w:eastAsia="Courier New"/>
+          <w:sz w:val="18"/>
+        </w:rPr>
+        <w:t>incidents</w:t>
+      </w:r>
+      <w:r>
+        <w:t>. Required columns:</w:t>
+      </w:r>
+    </w:p>
+    <w:tbl>
+      <w:tblPr>
+        <w:tblStyle w:val="TableGrid"/>
+        <w:tblW w:type="auto" w:w="0"/>
+        <w:jc w:val="center"/>
+        <w:tblLook w:firstColumn="1" w:firstRow="1" w:lastColumn="0" w:lastRow="0" w:noHBand="0" w:noVBand="1" w:val="04A0"/>
+      </w:tblPr>
+      <w:tblGrid>
+        <w:gridCol w:w="5184"/>
+        <w:gridCol w:w="5184"/>
+      </w:tblGrid>
+      <w:tr>
+        <w:tc>
+          <w:tcPr>
+            <w:tcW w:type="dxa" w:w="5184"/>
+            <w:shd w:fill="D9EAF7"/>
+            <w:vAlign w:val="center"/>
+          </w:tcPr>
+          <w:p>
+            <w:r/>
+            <w:r>
+              <w:rPr>
+                <w:b/>
+                <w:sz w:val="17"/>
+              </w:rPr>
+              <w:t>Column</w:t>
+            </w:r>
+          </w:p>
+        </w:tc>
+        <w:tc>
+          <w:tcPr>
+            <w:tcW w:type="dxa" w:w="5184"/>
+            <w:shd w:fill="D9EAF7"/>
+            <w:vAlign w:val="center"/>
+          </w:tcPr>
+          <w:p>
+            <w:r/>
+            <w:r>
+              <w:rPr>
+                <w:b/>
+                <w:sz w:val="17"/>
+              </w:rPr>
+              <w:t>Purpose</w:t>
+            </w:r>
+          </w:p>
+        </w:tc>
+      </w:tr>
+      <w:tr>
+        <w:tc>
+          <w:tcPr>
+            <w:tcW w:type="dxa" w:w="5184"/>
+            <w:vAlign w:val="top"/>
+          </w:tcPr>
+          <w:p>
+            <w:r/>
+            <w:r>
+              <w:rPr>
+                <w:b w:val="0"/>
+                <w:sz w:val="17"/>
+              </w:rPr>
+              <w:t>incident_id</w:t>
+            </w:r>
+          </w:p>
+        </w:tc>
+        <w:tc>
+          <w:tcPr>
+            <w:tcW w:type="dxa" w:w="5184"/>
+            <w:vAlign w:val="top"/>
+          </w:tcPr>
+          <w:p>
+            <w:r/>
+            <w:r>
+              <w:rPr>
+                <w:b w:val="0"/>
+                <w:sz w:val="17"/>
+              </w:rPr>
+              <w:t>Primary key, generated as INC_TYPE_NUMBER</w:t>
+            </w:r>
+          </w:p>
+        </w:tc>
+      </w:tr>
+      <w:tr>
+        <w:tc>
+          <w:tcPr>
+            <w:tcW w:type="dxa" w:w="5184"/>
+            <w:vAlign w:val="top"/>
+          </w:tcPr>
+          <w:p>
+            <w:r/>
+            <w:r>
+              <w:rPr>
+                <w:b w:val="0"/>
+                <w:sz w:val="17"/>
+              </w:rPr>
+              <w:t>source</w:t>
+            </w:r>
+          </w:p>
+        </w:tc>
+        <w:tc>
+          <w:tcPr>
+            <w:tcW w:type="dxa" w:w="5184"/>
+            <w:vAlign w:val="top"/>
+          </w:tcPr>
+          <w:p>
+            <w:r/>
+            <w:r>
+              <w:rPr>
+                <w:b w:val="0"/>
+                <w:sz w:val="17"/>
+              </w:rPr>
+              <w:t>Human-readable source name for final CSV export</w:t>
+            </w:r>
+          </w:p>
+        </w:tc>
+      </w:tr>
+      <w:tr>
+        <w:tc>
+          <w:tcPr>
+            <w:tcW w:type="dxa" w:w="5184"/>
+            <w:vAlign w:val="top"/>
+          </w:tcPr>
+          <w:p>
+            <w:r/>
+            <w:r>
+              <w:rPr>
+                <w:b w:val="0"/>
+                <w:sz w:val="17"/>
+              </w:rPr>
+              <w:t>event</w:t>
+            </w:r>
+          </w:p>
+        </w:tc>
+        <w:tc>
+          <w:tcPr>
+            <w:tcW w:type="dxa" w:w="5184"/>
+            <w:vAlign w:val="top"/>
+          </w:tcPr>
+          <w:p>
+            <w:r/>
+            <w:r>
+              <w:rPr>
+                <w:b w:val="0"/>
+                <w:sz w:val="17"/>
+              </w:rPr>
+              <w:t>Final normalized event or Unknown</w:t>
+            </w:r>
+          </w:p>
+        </w:tc>
+      </w:tr>
+      <w:tr>
+        <w:tc>
+          <w:tcPr>
+            <w:tcW w:type="dxa" w:w="5184"/>
+            <w:vAlign w:val="top"/>
+          </w:tcPr>
+          <w:p>
+            <w:r/>
+            <w:r>
+              <w:rPr>
+                <w:b w:val="0"/>
+                <w:sz w:val="17"/>
+              </w:rPr>
+              <w:t>location</w:t>
+            </w:r>
+          </w:p>
+        </w:tc>
+        <w:tc>
+          <w:tcPr>
+            <w:tcW w:type="dxa" w:w="5184"/>
+            <w:vAlign w:val="top"/>
+          </w:tcPr>
+          <w:p>
+            <w:r/>
+            <w:r>
+              <w:rPr>
+                <w:b w:val="0"/>
+                <w:sz w:val="17"/>
+              </w:rPr>
+              <w:t>Final normalized location or Unknown</w:t>
+            </w:r>
+          </w:p>
+        </w:tc>
+      </w:tr>
+      <w:tr>
+        <w:tc>
+          <w:tcPr>
+            <w:tcW w:type="dxa" w:w="5184"/>
+            <w:vAlign w:val="top"/>
+          </w:tcPr>
+          <w:p>
+            <w:r/>
+            <w:r>
+              <w:rPr>
+                <w:b w:val="0"/>
+                <w:sz w:val="17"/>
+              </w:rPr>
+              <w:t>time</w:t>
+            </w:r>
+          </w:p>
+        </w:tc>
+        <w:tc>
+          <w:tcPr>
+            <w:tcW w:type="dxa" w:w="5184"/>
+            <w:vAlign w:val="top"/>
+          </w:tcPr>
+          <w:p>
+            <w:r/>
+            <w:r>
+              <w:rPr>
+                <w:b w:val="0"/>
+                <w:sz w:val="17"/>
+              </w:rPr>
+              <w:t>Final normalized time or Unknown</w:t>
+            </w:r>
+          </w:p>
+        </w:tc>
+      </w:tr>
+      <w:tr>
+        <w:tc>
+          <w:tcPr>
+            <w:tcW w:type="dxa" w:w="5184"/>
+            <w:vAlign w:val="top"/>
+          </w:tcPr>
+          <w:p>
+            <w:r/>
+            <w:r>
+              <w:rPr>
+                <w:b w:val="0"/>
+                <w:sz w:val="17"/>
+              </w:rPr>
+              <w:t>severity</w:t>
+            </w:r>
+          </w:p>
+        </w:tc>
+        <w:tc>
+          <w:tcPr>
+            <w:tcW w:type="dxa" w:w="5184"/>
+            <w:vAlign w:val="top"/>
+          </w:tcPr>
+          <w:p>
+            <w:r/>
+            <w:r>
+              <w:rPr>
+                <w:b w:val="0"/>
+                <w:sz w:val="17"/>
+              </w:rPr>
+              <w:t>Low, Medium, or High</w:t>
+            </w:r>
+          </w:p>
+        </w:tc>
+      </w:tr>
+      <w:tr>
+        <w:tc>
+          <w:tcPr>
+            <w:tcW w:type="dxa" w:w="5184"/>
+            <w:vAlign w:val="top"/>
+          </w:tcPr>
+          <w:p>
+            <w:r/>
+            <w:r>
+              <w:rPr>
+                <w:b w:val="0"/>
+                <w:sz w:val="17"/>
+              </w:rPr>
+              <w:t>source_filename</w:t>
+            </w:r>
+          </w:p>
+        </w:tc>
+        <w:tc>
+          <w:tcPr>
+            <w:tcW w:type="dxa" w:w="5184"/>
+            <w:vAlign w:val="top"/>
+          </w:tcPr>
+          <w:p>
+            <w:r/>
+            <w:r>
+              <w:rPr>
+                <w:b w:val="0"/>
+                <w:sz w:val="17"/>
+              </w:rPr>
+              <w:t>Original uploaded filename</w:t>
+            </w:r>
+          </w:p>
+        </w:tc>
+      </w:tr>
+      <w:tr>
+        <w:tc>
+          <w:tcPr>
+            <w:tcW w:type="dxa" w:w="5184"/>
+            <w:vAlign w:val="top"/>
+          </w:tcPr>
+          <w:p>
+            <w:r/>
+            <w:r>
+              <w:rPr>
+                <w:b w:val="0"/>
+                <w:sz w:val="17"/>
+              </w:rPr>
+              <w:t>source_type</w:t>
+            </w:r>
+          </w:p>
+        </w:tc>
+        <w:tc>
+          <w:tcPr>
+            <w:tcW w:type="dxa" w:w="5184"/>
+            <w:vAlign w:val="top"/>
+          </w:tcPr>
+          <w:p>
+            <w:r/>
+            <w:r>
+              <w:rPr>
+                <w:b w:val="0"/>
+                <w:sz w:val="17"/>
+              </w:rPr>
+              <w:t>AUD, PDF, IMG, VID, TXT, CSV, or JSON</w:t>
+            </w:r>
+          </w:p>
+        </w:tc>
+      </w:tr>
+      <w:tr>
+        <w:tc>
+          <w:tcPr>
+            <w:tcW w:type="dxa" w:w="5184"/>
+            <w:vAlign w:val="top"/>
+          </w:tcPr>
+          <w:p>
+            <w:r/>
+            <w:r>
+              <w:rPr>
+                <w:b w:val="0"/>
+                <w:sz w:val="17"/>
+              </w:rPr>
+              <w:t>confidence</w:t>
+            </w:r>
+          </w:p>
+        </w:tc>
+        <w:tc>
+          <w:tcPr>
+            <w:tcW w:type="dxa" w:w="5184"/>
+            <w:vAlign w:val="top"/>
+          </w:tcPr>
+          <w:p>
+            <w:r/>
+            <w:r>
+              <w:rPr>
+                <w:b w:val="0"/>
+                <w:sz w:val="17"/>
+              </w:rPr>
+              <w:t>Normalized confidence score</w:t>
+            </w:r>
+          </w:p>
+        </w:tc>
+      </w:tr>
+      <w:tr>
+        <w:tc>
+          <w:tcPr>
+            <w:tcW w:type="dxa" w:w="5184"/>
+            <w:vAlign w:val="top"/>
+          </w:tcPr>
+          <w:p>
+            <w:r/>
+            <w:r>
+              <w:rPr>
+                <w:b w:val="0"/>
+                <w:sz w:val="17"/>
+              </w:rPr>
+              <w:t>raw_text</w:t>
+            </w:r>
+          </w:p>
+        </w:tc>
+        <w:tc>
+          <w:tcPr>
+            <w:tcW w:type="dxa" w:w="5184"/>
+            <w:vAlign w:val="top"/>
+          </w:tcPr>
+          <w:p>
+            <w:r/>
+            <w:r>
+              <w:rPr>
+                <w:b w:val="0"/>
+                <w:sz w:val="17"/>
+              </w:rPr>
+              <w:t>Raw or cleaned extracted context for debugging and summary</w:t>
+            </w:r>
+          </w:p>
+        </w:tc>
+      </w:tr>
+      <w:tr>
+        <w:tc>
+          <w:tcPr>
+            <w:tcW w:type="dxa" w:w="5184"/>
+            <w:vAlign w:val="top"/>
+          </w:tcPr>
+          <w:p>
+            <w:r/>
+            <w:r>
+              <w:rPr>
+                <w:b w:val="0"/>
+                <w:sz w:val="17"/>
+              </w:rPr>
+              <w:t>incident_summary</w:t>
+            </w:r>
+          </w:p>
+        </w:tc>
+        <w:tc>
+          <w:tcPr>
+            <w:tcW w:type="dxa" w:w="5184"/>
+            <w:vAlign w:val="top"/>
+          </w:tcPr>
+          <w:p>
+            <w:r/>
+            <w:r>
+              <w:rPr>
+                <w:b w:val="0"/>
+                <w:sz w:val="17"/>
+              </w:rPr>
+              <w:t>LLM/fallback summary for dashboard display</w:t>
+            </w:r>
+          </w:p>
+        </w:tc>
+      </w:tr>
+      <w:tr>
+        <w:tc>
+          <w:tcPr>
+            <w:tcW w:type="dxa" w:w="5184"/>
+            <w:vAlign w:val="top"/>
+          </w:tcPr>
+          <w:p>
+            <w:r/>
+            <w:r>
+              <w:rPr>
+                <w:b w:val="0"/>
+                <w:sz w:val="17"/>
+              </w:rPr>
+              <w:t>summary_method</w:t>
+            </w:r>
+          </w:p>
+        </w:tc>
+        <w:tc>
+          <w:tcPr>
+            <w:tcW w:type="dxa" w:w="5184"/>
+            <w:vAlign w:val="top"/>
+          </w:tcPr>
+          <w:p>
+            <w:r/>
+            <w:r>
+              <w:rPr>
+                <w:b w:val="0"/>
+                <w:sz w:val="17"/>
+              </w:rPr>
+              <w:t>llm, rule_based, disabled, or error</w:t>
+            </w:r>
+          </w:p>
+        </w:tc>
+      </w:tr>
+      <w:tr>
+        <w:tc>
+          <w:tcPr>
+            <w:tcW w:type="dxa" w:w="5184"/>
+            <w:vAlign w:val="top"/>
+          </w:tcPr>
+          <w:p>
+            <w:r/>
+            <w:r>
+              <w:rPr>
+                <w:b w:val="0"/>
+                <w:sz w:val="17"/>
+              </w:rPr>
+              <w:t>summary_model</w:t>
+            </w:r>
+          </w:p>
+        </w:tc>
+        <w:tc>
+          <w:tcPr>
+            <w:tcW w:type="dxa" w:w="5184"/>
+            <w:vAlign w:val="top"/>
+          </w:tcPr>
+          <w:p>
+            <w:r/>
+            <w:r>
+              <w:rPr>
+                <w:b w:val="0"/>
+                <w:sz w:val="17"/>
+              </w:rPr>
+              <w:t>Name/label of model or fallback method</w:t>
+            </w:r>
+          </w:p>
+        </w:tc>
+      </w:tr>
+      <w:tr>
+        <w:tc>
+          <w:tcPr>
+            <w:tcW w:type="dxa" w:w="5184"/>
+            <w:vAlign w:val="top"/>
+          </w:tcPr>
+          <w:p>
+            <w:r/>
+            <w:r>
+              <w:rPr>
+                <w:b w:val="0"/>
+                <w:sz w:val="17"/>
+              </w:rPr>
+              <w:t>created_at</w:t>
+            </w:r>
+          </w:p>
+        </w:tc>
+        <w:tc>
+          <w:tcPr>
+            <w:tcW w:type="dxa" w:w="5184"/>
+            <w:vAlign w:val="top"/>
+          </w:tcPr>
+          <w:p>
+            <w:r/>
+            <w:r>
+              <w:rPr>
+                <w:b w:val="0"/>
+                <w:sz w:val="17"/>
+              </w:rPr>
+              <w:t>Supabase insert timestamp</w:t>
+            </w:r>
+          </w:p>
+        </w:tc>
+      </w:tr>
+    </w:tbl>
+    <w:p/>
+    <w:p>
+      <w:pPr>
+        <w:pStyle w:val="Heading2"/>
+      </w:pPr>
+      <w:r>
+        <w:t>9. Final CSV Export Contract</w:t>
+      </w:r>
+    </w:p>
+    <w:p>
+      <w:pPr>
+        <w:spacing w:after="80"/>
+      </w:pPr>
+      <w:r>
+        <w:t>The final CSV export is generated from Supabase and must contain exactly:</w:t>
+      </w:r>
+    </w:p>
+    <w:p>
+      <w:pPr>
+        <w:spacing w:after="120"/>
+        <w:ind w:left="360"/>
+      </w:pPr>
+      <w:r>
+        <w:rPr>
+          <w:rFonts w:ascii="Courier New" w:hAnsi="Courier New" w:eastAsia="Courier New"/>
+          <w:sz w:val="17"/>
+        </w:rPr>
+        <w:t>Incident_ID, Source, Event, Location, Time, Severity</w:t>
+        <w:br/>
+      </w:r>
+    </w:p>
+    <w:p>
+      <w:pPr>
+        <w:spacing w:after="80"/>
+      </w:pPr>
+      <w:r>
+        <w:t>Mapping:</w:t>
+      </w:r>
+    </w:p>
+    <w:tbl>
+      <w:tblPr>
+        <w:tblStyle w:val="TableGrid"/>
+        <w:tblW w:type="auto" w:w="0"/>
+        <w:jc w:val="center"/>
+        <w:tblLook w:firstColumn="1" w:firstRow="1" w:lastColumn="0" w:lastRow="0" w:noHBand="0" w:noVBand="1" w:val="04A0"/>
+      </w:tblPr>
+      <w:tblGrid>
+        <w:gridCol w:w="5184"/>
+        <w:gridCol w:w="5184"/>
+      </w:tblGrid>
+      <w:tr>
+        <w:tc>
+          <w:tcPr>
+            <w:tcW w:type="dxa" w:w="5184"/>
+            <w:shd w:fill="D9EAF7"/>
+            <w:vAlign w:val="center"/>
+          </w:tcPr>
+          <w:p>
+            <w:r/>
+            <w:r>
+              <w:rPr>
+                <w:b/>
+                <w:sz w:val="17"/>
+              </w:rPr>
+              <w:t>CSV Column</w:t>
+            </w:r>
+          </w:p>
+        </w:tc>
+        <w:tc>
+          <w:tcPr>
+            <w:tcW w:type="dxa" w:w="5184"/>
+            <w:shd w:fill="D9EAF7"/>
+            <w:vAlign w:val="center"/>
+          </w:tcPr>
+          <w:p>
+            <w:r/>
+            <w:r>
+              <w:rPr>
+                <w:b/>
+                <w:sz w:val="17"/>
+              </w:rPr>
+              <w:t>Supabase Column</w:t>
+            </w:r>
+          </w:p>
+        </w:tc>
+      </w:tr>
+      <w:tr>
+        <w:tc>
+          <w:tcPr>
+            <w:tcW w:type="dxa" w:w="5184"/>
+            <w:vAlign w:val="top"/>
+          </w:tcPr>
+          <w:p>
+            <w:r/>
+            <w:r>
+              <w:rPr>
+                <w:b w:val="0"/>
+                <w:sz w:val="17"/>
+              </w:rPr>
+              <w:t>Incident_ID</w:t>
+            </w:r>
+          </w:p>
+        </w:tc>
+        <w:tc>
+          <w:tcPr>
+            <w:tcW w:type="dxa" w:w="5184"/>
+            <w:vAlign w:val="top"/>
+          </w:tcPr>
+          <w:p>
+            <w:r/>
+            <w:r>
+              <w:rPr>
+                <w:b w:val="0"/>
+                <w:sz w:val="17"/>
+              </w:rPr>
+              <w:t>incident_id</w:t>
+            </w:r>
+          </w:p>
+        </w:tc>
+      </w:tr>
+      <w:tr>
+        <w:tc>
+          <w:tcPr>
+            <w:tcW w:type="dxa" w:w="5184"/>
+            <w:vAlign w:val="top"/>
+          </w:tcPr>
+          <w:p>
+            <w:r/>
+            <w:r>
+              <w:rPr>
+                <w:b w:val="0"/>
+                <w:sz w:val="17"/>
+              </w:rPr>
+              <w:t>Source</w:t>
+            </w:r>
+          </w:p>
+        </w:tc>
+        <w:tc>
+          <w:tcPr>
+            <w:tcW w:type="dxa" w:w="5184"/>
+            <w:vAlign w:val="top"/>
+          </w:tcPr>
+          <w:p>
+            <w:r/>
+            <w:r>
+              <w:rPr>
+                <w:b w:val="0"/>
+                <w:sz w:val="17"/>
+              </w:rPr>
+              <w:t>source</w:t>
+            </w:r>
+          </w:p>
+        </w:tc>
+      </w:tr>
+      <w:tr>
+        <w:tc>
+          <w:tcPr>
+            <w:tcW w:type="dxa" w:w="5184"/>
+            <w:vAlign w:val="top"/>
+          </w:tcPr>
+          <w:p>
+            <w:r/>
+            <w:r>
+              <w:rPr>
+                <w:b w:val="0"/>
+                <w:sz w:val="17"/>
+              </w:rPr>
+              <w:t>Event</w:t>
+            </w:r>
+          </w:p>
+        </w:tc>
+        <w:tc>
+          <w:tcPr>
+            <w:tcW w:type="dxa" w:w="5184"/>
+            <w:vAlign w:val="top"/>
+          </w:tcPr>
+          <w:p>
+            <w:r/>
+            <w:r>
+              <w:rPr>
+                <w:b w:val="0"/>
+                <w:sz w:val="17"/>
+              </w:rPr>
+              <w:t>event</w:t>
+            </w:r>
+          </w:p>
+        </w:tc>
+      </w:tr>
+      <w:tr>
+        <w:tc>
+          <w:tcPr>
+            <w:tcW w:type="dxa" w:w="5184"/>
+            <w:vAlign w:val="top"/>
+          </w:tcPr>
+          <w:p>
+            <w:r/>
+            <w:r>
+              <w:rPr>
+                <w:b w:val="0"/>
+                <w:sz w:val="17"/>
+              </w:rPr>
+              <w:t>Location</w:t>
+            </w:r>
+          </w:p>
+        </w:tc>
+        <w:tc>
+          <w:tcPr>
+            <w:tcW w:type="dxa" w:w="5184"/>
+            <w:vAlign w:val="top"/>
+          </w:tcPr>
+          <w:p>
+            <w:r/>
+            <w:r>
+              <w:rPr>
+                <w:b w:val="0"/>
+                <w:sz w:val="17"/>
+              </w:rPr>
+              <w:t>location</w:t>
+            </w:r>
+          </w:p>
+        </w:tc>
+      </w:tr>
+      <w:tr>
+        <w:tc>
+          <w:tcPr>
+            <w:tcW w:type="dxa" w:w="5184"/>
+            <w:vAlign w:val="top"/>
+          </w:tcPr>
+          <w:p>
+            <w:r/>
+            <w:r>
+              <w:rPr>
+                <w:b w:val="0"/>
+                <w:sz w:val="17"/>
+              </w:rPr>
+              <w:t>Time</w:t>
+            </w:r>
+          </w:p>
+        </w:tc>
+        <w:tc>
+          <w:tcPr>
+            <w:tcW w:type="dxa" w:w="5184"/>
+            <w:vAlign w:val="top"/>
+          </w:tcPr>
+          <w:p>
+            <w:r/>
+            <w:r>
+              <w:rPr>
+                <w:b w:val="0"/>
+                <w:sz w:val="17"/>
+              </w:rPr>
+              <w:t>time</w:t>
+            </w:r>
+          </w:p>
+        </w:tc>
+      </w:tr>
+      <w:tr>
+        <w:tc>
+          <w:tcPr>
+            <w:tcW w:type="dxa" w:w="5184"/>
+            <w:vAlign w:val="top"/>
+          </w:tcPr>
+          <w:p>
+            <w:r/>
+            <w:r>
+              <w:rPr>
+                <w:b w:val="0"/>
+                <w:sz w:val="17"/>
+              </w:rPr>
+              <w:t>Severity</w:t>
+            </w:r>
+          </w:p>
+        </w:tc>
+        <w:tc>
+          <w:tcPr>
+            <w:tcW w:type="dxa" w:w="5184"/>
+            <w:vAlign w:val="top"/>
+          </w:tcPr>
+          <w:p>
+            <w:r/>
+            <w:r>
+              <w:rPr>
+                <w:b w:val="0"/>
+                <w:sz w:val="17"/>
+              </w:rPr>
+              <w:t>severity</w:t>
+            </w:r>
+          </w:p>
+        </w:tc>
+      </w:tr>
+    </w:tbl>
+    <w:p/>
+    <w:p>
+      <w:pPr>
+        <w:spacing w:after="80"/>
+      </w:pPr>
+      <w:r>
+        <w:rPr>
+          <w:rFonts w:ascii="Courier New" w:hAnsi="Courier New" w:eastAsia="Courier New"/>
+          <w:sz w:val="18"/>
+        </w:rPr>
+        <w:t>incident_summary</w:t>
+      </w:r>
+      <w:r>
+        <w:t xml:space="preserve"> is shown in the dashboard but is not part of the required final CSV export.</w:t>
+      </w:r>
+    </w:p>
+    <w:p>
+      <w:pPr>
+        <w:pStyle w:val="Heading2"/>
+      </w:pPr>
+      <w:r>
+        <w:t>10. Dashboard Specifications</w:t>
+      </w:r>
+    </w:p>
+    <w:p>
+      <w:pPr>
+        <w:spacing w:after="80"/>
+      </w:pPr>
+      <w:r>
+        <w:t>The Streamlit dashboard must:</w:t>
+      </w:r>
+    </w:p>
+    <w:p>
+      <w:pPr>
+        <w:pStyle w:val="ListBullet"/>
+        <w:spacing w:after="40"/>
+      </w:pPr>
+      <w:r>
+        <w:t>Upload exactly one supported file.</w:t>
+      </w:r>
+    </w:p>
+    <w:p>
+      <w:pPr>
+        <w:pStyle w:val="ListBullet"/>
+        <w:spacing w:after="40"/>
+      </w:pPr>
+      <w:r>
+        <w:t>Show processing status and errors.</w:t>
+      </w:r>
+    </w:p>
+    <w:p>
+      <w:pPr>
+        <w:pStyle w:val="ListBullet"/>
+        <w:spacing w:after="40"/>
+      </w:pPr>
+      <w:r>
+        <w:t>Show number of extractor rows and integrated rows.</w:t>
+      </w:r>
+    </w:p>
+    <w:p>
+      <w:pPr>
+        <w:pStyle w:val="ListBullet"/>
+        <w:spacing w:after="40"/>
+      </w:pPr>
+      <w:r>
+        <w:t>Auto insert successful rows into Supabase.</w:t>
+      </w:r>
+    </w:p>
+    <w:p>
+      <w:pPr>
+        <w:pStyle w:val="ListBullet"/>
+        <w:spacing w:after="40"/>
+      </w:pPr>
+      <w:r>
+        <w:t>Display Supabase `incidents` table rows.</w:t>
+      </w:r>
+    </w:p>
+    <w:p>
+      <w:pPr>
+        <w:pStyle w:val="ListBullet"/>
+        <w:spacing w:after="40"/>
+      </w:pPr>
+      <w:r>
+        <w:t>Filter by Incident_ID, Source, Event, Location, Severity, and Source Type.</w:t>
+      </w:r>
+    </w:p>
+    <w:p>
+      <w:pPr>
+        <w:pStyle w:val="ListBullet"/>
+        <w:spacing w:after="40"/>
+      </w:pPr>
+      <w:r>
+        <w:t>Show `incident_summary` for selected rows.</w:t>
+      </w:r>
+    </w:p>
+    <w:p>
+      <w:pPr>
+        <w:pStyle w:val="ListBullet"/>
+        <w:spacing w:after="40"/>
+      </w:pPr>
+      <w:r>
+        <w:t>Export the final six-column CSV from Supabase.</w:t>
+      </w:r>
+    </w:p>
+    <w:p>
+      <w:pPr>
+        <w:pStyle w:val="Heading2"/>
+      </w:pPr>
+      <w:r>
+        <w:t>11. Acceptance Criteria</w:t>
+      </w:r>
+    </w:p>
+    <w:tbl>
+      <w:tblPr>
+        <w:tblStyle w:val="TableGrid"/>
+        <w:tblW w:type="auto" w:w="0"/>
+        <w:jc w:val="center"/>
+        <w:tblLook w:firstColumn="1" w:firstRow="1" w:lastColumn="0" w:lastRow="0" w:noHBand="0" w:noVBand="1" w:val="04A0"/>
+      </w:tblPr>
+      <w:tblGrid>
+        <w:gridCol w:w="3456"/>
+        <w:gridCol w:w="3456"/>
+        <w:gridCol w:w="3456"/>
+      </w:tblGrid>
+      <w:tr>
+        <w:tc>
+          <w:tcPr>
+            <w:tcW w:type="dxa" w:w="3456"/>
+            <w:shd w:fill="D9EAF7"/>
+            <w:vAlign w:val="center"/>
+          </w:tcPr>
+          <w:p>
+            <w:r/>
+            <w:r>
+              <w:rPr>
+                <w:b/>
+                <w:sz w:val="17"/>
+              </w:rPr>
+              <w:t>ID</w:t>
+            </w:r>
+          </w:p>
+        </w:tc>
+        <w:tc>
+          <w:tcPr>
+            <w:tcW w:type="dxa" w:w="3456"/>
+            <w:shd w:fill="D9EAF7"/>
+            <w:vAlign w:val="center"/>
+          </w:tcPr>
+          <w:p>
+            <w:r/>
+            <w:r>
+              <w:rPr>
+                <w:b/>
+                <w:sz w:val="17"/>
+              </w:rPr>
+              <w:t>Scenario</w:t>
+            </w:r>
+          </w:p>
+        </w:tc>
+        <w:tc>
+          <w:tcPr>
+            <w:tcW w:type="dxa" w:w="3456"/>
+            <w:shd w:fill="D9EAF7"/>
+            <w:vAlign w:val="center"/>
+          </w:tcPr>
+          <w:p>
+            <w:r/>
+            <w:r>
+              <w:rPr>
+                <w:b/>
+                <w:sz w:val="17"/>
+              </w:rPr>
+              <w:t>Expected Result</w:t>
+            </w:r>
+          </w:p>
+        </w:tc>
+      </w:tr>
+      <w:tr>
+        <w:tc>
+          <w:tcPr>
+            <w:tcW w:type="dxa" w:w="3456"/>
+            <w:vAlign w:val="top"/>
+          </w:tcPr>
+          <w:p>
+            <w:r/>
+            <w:r>
+              <w:rPr>
+                <w:b w:val="0"/>
+                <w:sz w:val="17"/>
+              </w:rPr>
+              <w:t>AC-001</w:t>
+            </w:r>
+          </w:p>
+        </w:tc>
+        <w:tc>
+          <w:tcPr>
+            <w:tcW w:type="dxa" w:w="3456"/>
+            <w:vAlign w:val="top"/>
+          </w:tcPr>
+          <w:p>
+            <w:r/>
+            <w:r>
+              <w:rPr>
+                <w:b w:val="0"/>
+                <w:sz w:val="17"/>
+              </w:rPr>
+              <w:t>User uploads one supported file</w:t>
+            </w:r>
+          </w:p>
+        </w:tc>
+        <w:tc>
+          <w:tcPr>
+            <w:tcW w:type="dxa" w:w="3456"/>
+            <w:vAlign w:val="top"/>
+          </w:tcPr>
+          <w:p>
+            <w:r/>
+            <w:r>
+              <w:rPr>
+                <w:b w:val="0"/>
+                <w:sz w:val="17"/>
+              </w:rPr>
+              <w:t>Correct extractor route is selected</w:t>
+            </w:r>
+          </w:p>
+        </w:tc>
+      </w:tr>
+      <w:tr>
+        <w:tc>
+          <w:tcPr>
+            <w:tcW w:type="dxa" w:w="3456"/>
+            <w:vAlign w:val="top"/>
+          </w:tcPr>
+          <w:p>
+            <w:r/>
+            <w:r>
+              <w:rPr>
+                <w:b w:val="0"/>
+                <w:sz w:val="17"/>
+              </w:rPr>
+              <w:t>AC-002</w:t>
+            </w:r>
+          </w:p>
+        </w:tc>
+        <w:tc>
+          <w:tcPr>
+            <w:tcW w:type="dxa" w:w="3456"/>
+            <w:vAlign w:val="top"/>
+          </w:tcPr>
+          <w:p>
+            <w:r/>
+            <w:r>
+              <w:rPr>
+                <w:b w:val="0"/>
+                <w:sz w:val="17"/>
+              </w:rPr>
+              <w:t>Audio processor runs</w:t>
+            </w:r>
+          </w:p>
+        </w:tc>
+        <w:tc>
+          <w:tcPr>
+            <w:tcW w:type="dxa" w:w="3456"/>
+            <w:vAlign w:val="top"/>
+          </w:tcPr>
+          <w:p>
+            <w:r/>
+            <w:r>
+              <w:rPr>
+                <w:b w:val="0"/>
+                <w:sz w:val="17"/>
+              </w:rPr>
+              <w:t>Extractor DataFrame is returned or safe Unknown fallback appears</w:t>
+            </w:r>
+          </w:p>
+        </w:tc>
+      </w:tr>
+      <w:tr>
+        <w:tc>
+          <w:tcPr>
+            <w:tcW w:type="dxa" w:w="3456"/>
+            <w:vAlign w:val="top"/>
+          </w:tcPr>
+          <w:p>
+            <w:r/>
+            <w:r>
+              <w:rPr>
+                <w:b w:val="0"/>
+                <w:sz w:val="17"/>
+              </w:rPr>
+              <w:t>AC-003</w:t>
+            </w:r>
+          </w:p>
+        </w:tc>
+        <w:tc>
+          <w:tcPr>
+            <w:tcW w:type="dxa" w:w="3456"/>
+            <w:vAlign w:val="top"/>
+          </w:tcPr>
+          <w:p>
+            <w:r/>
+            <w:r>
+              <w:rPr>
+                <w:b w:val="0"/>
+                <w:sz w:val="17"/>
+              </w:rPr>
+              <w:t>PDF processor runs</w:t>
+            </w:r>
+          </w:p>
+        </w:tc>
+        <w:tc>
+          <w:tcPr>
+            <w:tcW w:type="dxa" w:w="3456"/>
+            <w:vAlign w:val="top"/>
+          </w:tcPr>
+          <w:p>
+            <w:r/>
+            <w:r>
+              <w:rPr>
+                <w:b w:val="0"/>
+                <w:sz w:val="17"/>
+              </w:rPr>
+              <w:t>PDF text/OCR signals map to extractor schema</w:t>
+            </w:r>
+          </w:p>
+        </w:tc>
+      </w:tr>
+      <w:tr>
+        <w:tc>
+          <w:tcPr>
+            <w:tcW w:type="dxa" w:w="3456"/>
+            <w:vAlign w:val="top"/>
+          </w:tcPr>
+          <w:p>
+            <w:r/>
+            <w:r>
+              <w:rPr>
+                <w:b w:val="0"/>
+                <w:sz w:val="17"/>
+              </w:rPr>
+              <w:t>AC-004</w:t>
+            </w:r>
+          </w:p>
+        </w:tc>
+        <w:tc>
+          <w:tcPr>
+            <w:tcW w:type="dxa" w:w="3456"/>
+            <w:vAlign w:val="top"/>
+          </w:tcPr>
+          <w:p>
+            <w:r/>
+            <w:r>
+              <w:rPr>
+                <w:b w:val="0"/>
+                <w:sz w:val="17"/>
+              </w:rPr>
+              <w:t>Image processor runs</w:t>
+            </w:r>
+          </w:p>
+        </w:tc>
+        <w:tc>
+          <w:tcPr>
+            <w:tcW w:type="dxa" w:w="3456"/>
+            <w:vAlign w:val="top"/>
+          </w:tcPr>
+          <w:p>
+            <w:r/>
+            <w:r>
+              <w:rPr>
+                <w:b w:val="0"/>
+                <w:sz w:val="17"/>
+              </w:rPr>
+              <w:t>Image OCR/object signals map to extractor schema</w:t>
+            </w:r>
+          </w:p>
+        </w:tc>
+      </w:tr>
+      <w:tr>
+        <w:tc>
+          <w:tcPr>
+            <w:tcW w:type="dxa" w:w="3456"/>
+            <w:vAlign w:val="top"/>
+          </w:tcPr>
+          <w:p>
+            <w:r/>
+            <w:r>
+              <w:rPr>
+                <w:b w:val="0"/>
+                <w:sz w:val="17"/>
+              </w:rPr>
+              <w:t>AC-005</w:t>
+            </w:r>
+          </w:p>
+        </w:tc>
+        <w:tc>
+          <w:tcPr>
+            <w:tcW w:type="dxa" w:w="3456"/>
+            <w:vAlign w:val="top"/>
+          </w:tcPr>
+          <w:p>
+            <w:r/>
+            <w:r>
+              <w:rPr>
+                <w:b w:val="0"/>
+                <w:sz w:val="17"/>
+              </w:rPr>
+              <w:t>Video processor runs</w:t>
+            </w:r>
+          </w:p>
+        </w:tc>
+        <w:tc>
+          <w:tcPr>
+            <w:tcW w:type="dxa" w:w="3456"/>
+            <w:vAlign w:val="top"/>
+          </w:tcPr>
+          <w:p>
+            <w:r/>
+            <w:r>
+              <w:rPr>
+                <w:b w:val="0"/>
+                <w:sz w:val="17"/>
+              </w:rPr>
+              <w:t>Short video is sampled and can produce multiple incident rows</w:t>
+            </w:r>
+          </w:p>
+        </w:tc>
+      </w:tr>
+      <w:tr>
+        <w:tc>
+          <w:tcPr>
+            <w:tcW w:type="dxa" w:w="3456"/>
+            <w:vAlign w:val="top"/>
+          </w:tcPr>
+          <w:p>
+            <w:r/>
+            <w:r>
+              <w:rPr>
+                <w:b w:val="0"/>
+                <w:sz w:val="17"/>
+              </w:rPr>
+              <w:t>AC-006</w:t>
+            </w:r>
+          </w:p>
+        </w:tc>
+        <w:tc>
+          <w:tcPr>
+            <w:tcW w:type="dxa" w:w="3456"/>
+            <w:vAlign w:val="top"/>
+          </w:tcPr>
+          <w:p>
+            <w:r/>
+            <w:r>
+              <w:rPr>
+                <w:b w:val="0"/>
+                <w:sz w:val="17"/>
+              </w:rPr>
+              <w:t>Text/CSV/JSON processor runs</w:t>
+            </w:r>
+          </w:p>
+        </w:tc>
+        <w:tc>
+          <w:tcPr>
+            <w:tcW w:type="dxa" w:w="3456"/>
+            <w:vAlign w:val="top"/>
+          </w:tcPr>
+          <w:p>
+            <w:r/>
+            <w:r>
+              <w:rPr>
+                <w:b w:val="0"/>
+                <w:sz w:val="17"/>
+              </w:rPr>
+              <w:t>Structured or text content maps to extractor schema</w:t>
+            </w:r>
+          </w:p>
+        </w:tc>
+      </w:tr>
+      <w:tr>
+        <w:tc>
+          <w:tcPr>
+            <w:tcW w:type="dxa" w:w="3456"/>
+            <w:vAlign w:val="top"/>
+          </w:tcPr>
+          <w:p>
+            <w:r/>
+            <w:r>
+              <w:rPr>
+                <w:b w:val="0"/>
+                <w:sz w:val="17"/>
+              </w:rPr>
+              <w:t>AC-007</w:t>
+            </w:r>
+          </w:p>
+        </w:tc>
+        <w:tc>
+          <w:tcPr>
+            <w:tcW w:type="dxa" w:w="3456"/>
+            <w:vAlign w:val="top"/>
+          </w:tcPr>
+          <w:p>
+            <w:r/>
+            <w:r>
+              <w:rPr>
+                <w:b w:val="0"/>
+                <w:sz w:val="17"/>
+              </w:rPr>
+              <w:t>Student 6 integration runs</w:t>
+            </w:r>
+          </w:p>
+        </w:tc>
+        <w:tc>
+          <w:tcPr>
+            <w:tcW w:type="dxa" w:w="3456"/>
+            <w:vAlign w:val="top"/>
+          </w:tcPr>
+          <w:p>
+            <w:r/>
+            <w:r>
+              <w:rPr>
+                <w:b w:val="0"/>
+                <w:sz w:val="17"/>
+              </w:rPr>
+              <w:t>Cleaned DataFrame has required integration columns</w:t>
+            </w:r>
+          </w:p>
+        </w:tc>
+      </w:tr>
+      <w:tr>
+        <w:tc>
+          <w:tcPr>
+            <w:tcW w:type="dxa" w:w="3456"/>
+            <w:vAlign w:val="top"/>
+          </w:tcPr>
+          <w:p>
+            <w:r/>
+            <w:r>
+              <w:rPr>
+                <w:b w:val="0"/>
+                <w:sz w:val="17"/>
+              </w:rPr>
+              <w:t>AC-008</w:t>
+            </w:r>
+          </w:p>
+        </w:tc>
+        <w:tc>
+          <w:tcPr>
+            <w:tcW w:type="dxa" w:w="3456"/>
+            <w:vAlign w:val="top"/>
+          </w:tcPr>
+          <w:p>
+            <w:r/>
+            <w:r>
+              <w:rPr>
+                <w:b w:val="0"/>
+                <w:sz w:val="17"/>
+              </w:rPr>
+              <w:t>LLM summary module runs</w:t>
+            </w:r>
+          </w:p>
+        </w:tc>
+        <w:tc>
+          <w:tcPr>
+            <w:tcW w:type="dxa" w:w="3456"/>
+            <w:vAlign w:val="top"/>
+          </w:tcPr>
+          <w:p>
+            <w:r/>
+            <w:r>
+              <w:rPr>
+                <w:b w:val="0"/>
+                <w:sz w:val="17"/>
+              </w:rPr>
+              <w:t>Each row receives `incident_summary`, with fallback if needed</w:t>
+            </w:r>
+          </w:p>
+        </w:tc>
+      </w:tr>
+      <w:tr>
+        <w:tc>
+          <w:tcPr>
+            <w:tcW w:type="dxa" w:w="3456"/>
+            <w:vAlign w:val="top"/>
+          </w:tcPr>
+          <w:p>
+            <w:r/>
+            <w:r>
+              <w:rPr>
+                <w:b w:val="0"/>
+                <w:sz w:val="17"/>
+              </w:rPr>
+              <w:t>AC-009</w:t>
+            </w:r>
+          </w:p>
+        </w:tc>
+        <w:tc>
+          <w:tcPr>
+            <w:tcW w:type="dxa" w:w="3456"/>
+            <w:vAlign w:val="top"/>
+          </w:tcPr>
+          <w:p>
+            <w:r/>
+            <w:r>
+              <w:rPr>
+                <w:b w:val="0"/>
+                <w:sz w:val="17"/>
+              </w:rPr>
+              <w:t>ID generation runs</w:t>
+            </w:r>
+          </w:p>
+        </w:tc>
+        <w:tc>
+          <w:tcPr>
+            <w:tcW w:type="dxa" w:w="3456"/>
+            <w:vAlign w:val="top"/>
+          </w:tcPr>
+          <w:p>
+            <w:r/>
+            <w:r>
+              <w:rPr>
+                <w:b w:val="0"/>
+                <w:sz w:val="17"/>
+              </w:rPr>
+              <w:t>Each row receives valid `INC_TYPE_NUMBER` ID</w:t>
+            </w:r>
+          </w:p>
+        </w:tc>
+      </w:tr>
+      <w:tr>
+        <w:tc>
+          <w:tcPr>
+            <w:tcW w:type="dxa" w:w="3456"/>
+            <w:vAlign w:val="top"/>
+          </w:tcPr>
+          <w:p>
+            <w:r/>
+            <w:r>
+              <w:rPr>
+                <w:b w:val="0"/>
+                <w:sz w:val="17"/>
+              </w:rPr>
+              <w:t>AC-010</w:t>
+            </w:r>
+          </w:p>
+        </w:tc>
+        <w:tc>
+          <w:tcPr>
+            <w:tcW w:type="dxa" w:w="3456"/>
+            <w:vAlign w:val="top"/>
+          </w:tcPr>
+          <w:p>
+            <w:r/>
+            <w:r>
+              <w:rPr>
+                <w:b w:val="0"/>
+                <w:sz w:val="17"/>
+              </w:rPr>
+              <w:t>Supabase insert runs</w:t>
+            </w:r>
+          </w:p>
+        </w:tc>
+        <w:tc>
+          <w:tcPr>
+            <w:tcW w:type="dxa" w:w="3456"/>
+            <w:vAlign w:val="top"/>
+          </w:tcPr>
+          <w:p>
+            <w:r/>
+            <w:r>
+              <w:rPr>
+                <w:b w:val="0"/>
+                <w:sz w:val="17"/>
+              </w:rPr>
+              <w:t>Rows appear in Supabase `incidents` table automatically</w:t>
+            </w:r>
+          </w:p>
+        </w:tc>
+      </w:tr>
+      <w:tr>
+        <w:tc>
+          <w:tcPr>
+            <w:tcW w:type="dxa" w:w="3456"/>
+            <w:vAlign w:val="top"/>
+          </w:tcPr>
+          <w:p>
+            <w:r/>
+            <w:r>
+              <w:rPr>
+                <w:b w:val="0"/>
+                <w:sz w:val="17"/>
+              </w:rPr>
+              <w:t>AC-011</w:t>
+            </w:r>
+          </w:p>
+        </w:tc>
+        <w:tc>
+          <w:tcPr>
+            <w:tcW w:type="dxa" w:w="3456"/>
+            <w:vAlign w:val="top"/>
+          </w:tcPr>
+          <w:p>
+            <w:r/>
+            <w:r>
+              <w:rPr>
+                <w:b w:val="0"/>
+                <w:sz w:val="17"/>
+              </w:rPr>
+              <w:t>Dashboard launches</w:t>
+            </w:r>
+          </w:p>
+        </w:tc>
+        <w:tc>
+          <w:tcPr>
+            <w:tcW w:type="dxa" w:w="3456"/>
+            <w:vAlign w:val="top"/>
+          </w:tcPr>
+          <w:p>
+            <w:r/>
+            <w:r>
+              <w:rPr>
+                <w:b w:val="0"/>
+                <w:sz w:val="17"/>
+              </w:rPr>
+              <w:t>Dataset table, filters, and summaries appear</w:t>
+            </w:r>
+          </w:p>
+        </w:tc>
+      </w:tr>
+      <w:tr>
+        <w:tc>
+          <w:tcPr>
+            <w:tcW w:type="dxa" w:w="3456"/>
+            <w:vAlign w:val="top"/>
+          </w:tcPr>
+          <w:p>
+            <w:r/>
+            <w:r>
+              <w:rPr>
+                <w:b w:val="0"/>
+                <w:sz w:val="17"/>
+              </w:rPr>
+              <w:t>AC-012</w:t>
+            </w:r>
+          </w:p>
+        </w:tc>
+        <w:tc>
+          <w:tcPr>
+            <w:tcW w:type="dxa" w:w="3456"/>
+            <w:vAlign w:val="top"/>
+          </w:tcPr>
+          <w:p>
+            <w:r/>
+            <w:r>
+              <w:rPr>
+                <w:b w:val="0"/>
+                <w:sz w:val="17"/>
+              </w:rPr>
+              <w:t>Final export runs</w:t>
+            </w:r>
+          </w:p>
+        </w:tc>
+        <w:tc>
+          <w:tcPr>
+            <w:tcW w:type="dxa" w:w="3456"/>
+            <w:vAlign w:val="top"/>
+          </w:tcPr>
+          <w:p>
+            <w:r/>
+            <w:r>
+              <w:rPr>
+                <w:b w:val="0"/>
+                <w:sz w:val="17"/>
+              </w:rPr>
+              <w:t>CSV has exactly six approved columns and no null values</w:t>
+            </w:r>
+          </w:p>
+        </w:tc>
+      </w:tr>
+    </w:tbl>
+    <w:p/>
+    <w:p>
+      <w:pPr>
+        <w:pStyle w:val="Heading2"/>
+      </w:pPr>
+      <w:r>
+        <w:t>12. Edge Cases</w:t>
+      </w:r>
+    </w:p>
+    <w:tbl>
+      <w:tblPr>
+        <w:tblStyle w:val="TableGrid"/>
+        <w:tblW w:type="auto" w:w="0"/>
+        <w:jc w:val="center"/>
+        <w:tblLook w:firstColumn="1" w:firstRow="1" w:lastColumn="0" w:lastRow="0" w:noHBand="0" w:noVBand="1" w:val="04A0"/>
+      </w:tblPr>
+      <w:tblGrid>
+        <w:gridCol w:w="5184"/>
+        <w:gridCol w:w="5184"/>
+      </w:tblGrid>
+      <w:tr>
+        <w:tc>
+          <w:tcPr>
+            <w:tcW w:type="dxa" w:w="5184"/>
+            <w:shd w:fill="D9EAF7"/>
+            <w:vAlign w:val="center"/>
+          </w:tcPr>
+          <w:p>
+            <w:r/>
+            <w:r>
+              <w:rPr>
+                <w:b/>
+                <w:sz w:val="17"/>
               </w:rPr>
               <w:t>Edge Case</w:t>
             </w:r>
@@ -5508,35 +3727,16 @@
         </w:tc>
         <w:tc>
           <w:tcPr>
-            <w:tcW w:type="dxa" w:w="5328"/>
+            <w:tcW w:type="dxa" w:w="5184"/>
+            <w:shd w:fill="D9EAF7"/>
             <w:vAlign w:val="center"/>
-            <w:tcMar>
-              <w:top w:w="85" w:type="dxa"/>
-              <w:start w:w="90" w:type="dxa"/>
-              <w:bottom w:w="85" w:type="dxa"/>
-              <w:end w:w="90" w:type="dxa"/>
-            </w:tcMar>
-            <w:tcBorders>
-              <w:top w:val="single" w:sz="6" w:space="0" w:color="AAB8C5"/>
-              <w:left w:val="single" w:sz="6" w:space="0" w:color="AAB8C5"/>
-              <w:bottom w:val="single" w:sz="6" w:space="0" w:color="AAB8C5"/>
-              <w:right w:val="single" w:sz="6" w:space="0" w:color="AAB8C5"/>
-            </w:tcBorders>
-            <w:shd w:fill="1F4E79"/>
           </w:tcPr>
           <w:p>
-            <w:pPr>
-              <w:spacing w:after="0"/>
-              <w:jc w:val="center"/>
-            </w:pPr>
             <w:r/>
             <w:r>
               <w:rPr>
-                <w:rFonts w:ascii="Times New Roman" w:hAnsi="Times New Roman" w:eastAsia="Times New Roman"/>
                 <w:b/>
-                <w:i w:val="0"/>
-                <w:color w:val="FFFFFF"/>
-                <w:sz w:val="24"/>
+                <w:sz w:val="17"/>
               </w:rPr>
               <w:t>Expected Behavior</w:t>
             </w:r>
@@ -5544,40 +3744,17 @@
         </w:tc>
       </w:tr>
       <w:tr>
-        <w:trPr>
-          <w:cantSplit/>
-        </w:trPr>
         <w:tc>
           <w:tcPr>
-            <w:tcW w:type="dxa" w:w="5328"/>
-            <w:vAlign w:val="center"/>
-            <w:tcMar>
-              <w:top w:w="85" w:type="dxa"/>
-              <w:start w:w="90" w:type="dxa"/>
-              <w:bottom w:w="85" w:type="dxa"/>
-              <w:end w:w="90" w:type="dxa"/>
-            </w:tcMar>
-            <w:tcBorders>
-              <w:top w:val="single" w:sz="6" w:space="0" w:color="D0D7DE"/>
-              <w:left w:val="single" w:sz="6" w:space="0" w:color="D0D7DE"/>
-              <w:bottom w:val="single" w:sz="6" w:space="0" w:color="D0D7DE"/>
-              <w:right w:val="single" w:sz="6" w:space="0" w:color="D0D7DE"/>
-            </w:tcBorders>
-            <w:shd w:fill="FFFFFF"/>
+            <w:tcW w:type="dxa" w:w="5184"/>
+            <w:vAlign w:val="top"/>
           </w:tcPr>
           <w:p>
-            <w:pPr>
-              <w:spacing w:after="0"/>
-              <w:jc w:val="left"/>
-            </w:pPr>
             <w:r/>
             <w:r>
               <w:rPr>
-                <w:rFonts w:ascii="Times New Roman" w:hAnsi="Times New Roman" w:eastAsia="Times New Roman"/>
                 <w:b w:val="0"/>
-                <w:i w:val="0"/>
-                <w:color w:val="1F1F1F"/>
-                <w:sz w:val="24"/>
+                <w:sz w:val="17"/>
               </w:rPr>
               <w:t>PDF has no extractable text</w:t>
             </w:r>
@@ -5585,76 +3762,33 @@
         </w:tc>
         <w:tc>
           <w:tcPr>
-            <w:tcW w:type="dxa" w:w="5328"/>
-            <w:vAlign w:val="center"/>
-            <w:tcMar>
-              <w:top w:w="85" w:type="dxa"/>
-              <w:start w:w="90" w:type="dxa"/>
-              <w:bottom w:w="85" w:type="dxa"/>
-              <w:end w:w="90" w:type="dxa"/>
-            </w:tcMar>
-            <w:tcBorders>
-              <w:top w:val="single" w:sz="6" w:space="0" w:color="D0D7DE"/>
-              <w:left w:val="single" w:sz="6" w:space="0" w:color="D0D7DE"/>
-              <w:bottom w:val="single" w:sz="6" w:space="0" w:color="D0D7DE"/>
-              <w:right w:val="single" w:sz="6" w:space="0" w:color="D0D7DE"/>
-            </w:tcBorders>
-            <w:shd w:fill="FFFFFF"/>
+            <w:tcW w:type="dxa" w:w="5184"/>
+            <w:vAlign w:val="top"/>
           </w:tcPr>
           <w:p>
-            <w:pPr>
-              <w:spacing w:after="0"/>
-              <w:jc w:val="left"/>
-            </w:pPr>
             <w:r/>
             <w:r>
               <w:rPr>
-                <w:rFonts w:ascii="Times New Roman" w:hAnsi="Times New Roman" w:eastAsia="Times New Roman"/>
                 <w:b w:val="0"/>
-                <w:i w:val="0"/>
-                <w:color w:val="1F1F1F"/>
-                <w:sz w:val="24"/>
+                <w:sz w:val="17"/>
               </w:rPr>
-              <w:t>Attempt OCR; if failed, output Unknown</w:t>
+              <w:t>Attempt OCR if enabled; otherwise Unknown</w:t>
             </w:r>
           </w:p>
         </w:tc>
       </w:tr>
       <w:tr>
-        <w:trPr>
-          <w:cantSplit/>
-        </w:trPr>
         <w:tc>
           <w:tcPr>
-            <w:tcW w:type="dxa" w:w="5328"/>
-            <w:vAlign w:val="center"/>
-            <w:tcMar>
-              <w:top w:w="85" w:type="dxa"/>
-              <w:start w:w="90" w:type="dxa"/>
-              <w:bottom w:w="85" w:type="dxa"/>
-              <w:end w:w="90" w:type="dxa"/>
-            </w:tcMar>
-            <w:tcBorders>
-              <w:top w:val="single" w:sz="6" w:space="0" w:color="D0D7DE"/>
-              <w:left w:val="single" w:sz="6" w:space="0" w:color="D0D7DE"/>
-              <w:bottom w:val="single" w:sz="6" w:space="0" w:color="D0D7DE"/>
-              <w:right w:val="single" w:sz="6" w:space="0" w:color="D0D7DE"/>
-            </w:tcBorders>
-            <w:shd w:fill="F8FAFC"/>
+            <w:tcW w:type="dxa" w:w="5184"/>
+            <w:vAlign w:val="top"/>
           </w:tcPr>
           <w:p>
-            <w:pPr>
-              <w:spacing w:after="0"/>
-              <w:jc w:val="left"/>
-            </w:pPr>
             <w:r/>
             <w:r>
               <w:rPr>
-                <w:rFonts w:ascii="Times New Roman" w:hAnsi="Times New Roman" w:eastAsia="Times New Roman"/>
                 <w:b w:val="0"/>
-                <w:i w:val="0"/>
-                <w:color w:val="1F1F1F"/>
-                <w:sz w:val="24"/>
+                <w:sz w:val="17"/>
               </w:rPr>
               <w:t>Audio transcription fails</w:t>
             </w:r>
@@ -5662,76 +3796,33 @@
         </w:tc>
         <w:tc>
           <w:tcPr>
-            <w:tcW w:type="dxa" w:w="5328"/>
-            <w:vAlign w:val="center"/>
-            <w:tcMar>
-              <w:top w:w="85" w:type="dxa"/>
-              <w:start w:w="90" w:type="dxa"/>
-              <w:bottom w:w="85" w:type="dxa"/>
-              <w:end w:w="90" w:type="dxa"/>
-            </w:tcMar>
-            <w:tcBorders>
-              <w:top w:val="single" w:sz="6" w:space="0" w:color="D0D7DE"/>
-              <w:left w:val="single" w:sz="6" w:space="0" w:color="D0D7DE"/>
-              <w:bottom w:val="single" w:sz="6" w:space="0" w:color="D0D7DE"/>
-              <w:right w:val="single" w:sz="6" w:space="0" w:color="D0D7DE"/>
-            </w:tcBorders>
-            <w:shd w:fill="F8FAFC"/>
+            <w:tcW w:type="dxa" w:w="5184"/>
+            <w:vAlign w:val="top"/>
           </w:tcPr>
           <w:p>
-            <w:pPr>
-              <w:spacing w:after="0"/>
-              <w:jc w:val="left"/>
-            </w:pPr>
             <w:r/>
             <w:r>
               <w:rPr>
-                <w:rFonts w:ascii="Times New Roman" w:hAnsi="Times New Roman" w:eastAsia="Times New Roman"/>
                 <w:b w:val="0"/>
-                <w:i w:val="0"/>
-                <w:color w:val="1F1F1F"/>
-                <w:sz w:val="24"/>
+                <w:sz w:val="17"/>
               </w:rPr>
-              <w:t>Store Unknown transcript-derived fields and continue</w:t>
+              <w:t>Use Unknown transcript-derived fields and continue</w:t>
             </w:r>
           </w:p>
         </w:tc>
       </w:tr>
       <w:tr>
-        <w:trPr>
-          <w:cantSplit/>
-        </w:trPr>
         <w:tc>
           <w:tcPr>
-            <w:tcW w:type="dxa" w:w="5328"/>
-            <w:vAlign w:val="center"/>
-            <w:tcMar>
-              <w:top w:w="85" w:type="dxa"/>
-              <w:start w:w="90" w:type="dxa"/>
-              <w:bottom w:w="85" w:type="dxa"/>
-              <w:end w:w="90" w:type="dxa"/>
-            </w:tcMar>
-            <w:tcBorders>
-              <w:top w:val="single" w:sz="6" w:space="0" w:color="D0D7DE"/>
-              <w:left w:val="single" w:sz="6" w:space="0" w:color="D0D7DE"/>
-              <w:bottom w:val="single" w:sz="6" w:space="0" w:color="D0D7DE"/>
-              <w:right w:val="single" w:sz="6" w:space="0" w:color="D0D7DE"/>
-            </w:tcBorders>
-            <w:shd w:fill="FFFFFF"/>
+            <w:tcW w:type="dxa" w:w="5184"/>
+            <w:vAlign w:val="top"/>
           </w:tcPr>
           <w:p>
-            <w:pPr>
-              <w:spacing w:after="0"/>
-              <w:jc w:val="left"/>
-            </w:pPr>
             <w:r/>
             <w:r>
               <w:rPr>
-                <w:rFonts w:ascii="Times New Roman" w:hAnsi="Times New Roman" w:eastAsia="Times New Roman"/>
                 <w:b w:val="0"/>
-                <w:i w:val="0"/>
-                <w:color w:val="1F1F1F"/>
-                <w:sz w:val="24"/>
+                <w:sz w:val="17"/>
               </w:rPr>
               <w:t>Image model detects no objects</w:t>
             </w:r>
@@ -5739,76 +3830,33 @@
         </w:tc>
         <w:tc>
           <w:tcPr>
-            <w:tcW w:type="dxa" w:w="5328"/>
-            <w:vAlign w:val="center"/>
-            <w:tcMar>
-              <w:top w:w="85" w:type="dxa"/>
-              <w:start w:w="90" w:type="dxa"/>
-              <w:bottom w:w="85" w:type="dxa"/>
-              <w:end w:w="90" w:type="dxa"/>
-            </w:tcMar>
-            <w:tcBorders>
-              <w:top w:val="single" w:sz="6" w:space="0" w:color="D0D7DE"/>
-              <w:left w:val="single" w:sz="6" w:space="0" w:color="D0D7DE"/>
-              <w:bottom w:val="single" w:sz="6" w:space="0" w:color="D0D7DE"/>
-              <w:right w:val="single" w:sz="6" w:space="0" w:color="D0D7DE"/>
-            </w:tcBorders>
-            <w:shd w:fill="FFFFFF"/>
+            <w:tcW w:type="dxa" w:w="5184"/>
+            <w:vAlign w:val="top"/>
           </w:tcPr>
           <w:p>
-            <w:pPr>
-              <w:spacing w:after="0"/>
-              <w:jc w:val="left"/>
-            </w:pPr>
             <w:r/>
             <w:r>
               <w:rPr>
-                <w:rFonts w:ascii="Times New Roman" w:hAnsi="Times New Roman" w:eastAsia="Times New Roman"/>
                 <w:b w:val="0"/>
-                <w:i w:val="0"/>
-                <w:color w:val="1F1F1F"/>
-                <w:sz w:val="24"/>
+                <w:sz w:val="17"/>
               </w:rPr>
-              <w:t>Use OCR or other modality signal; otherwise Unknown</w:t>
+              <w:t>Use OCR or Unknown fields</w:t>
             </w:r>
           </w:p>
         </w:tc>
       </w:tr>
       <w:tr>
-        <w:trPr>
-          <w:cantSplit/>
-        </w:trPr>
         <w:tc>
           <w:tcPr>
-            <w:tcW w:type="dxa" w:w="5328"/>
-            <w:vAlign w:val="center"/>
-            <w:tcMar>
-              <w:top w:w="85" w:type="dxa"/>
-              <w:start w:w="90" w:type="dxa"/>
-              <w:bottom w:w="85" w:type="dxa"/>
-              <w:end w:w="90" w:type="dxa"/>
-            </w:tcMar>
-            <w:tcBorders>
-              <w:top w:val="single" w:sz="6" w:space="0" w:color="D0D7DE"/>
-              <w:left w:val="single" w:sz="6" w:space="0" w:color="D0D7DE"/>
-              <w:bottom w:val="single" w:sz="6" w:space="0" w:color="D0D7DE"/>
-              <w:right w:val="single" w:sz="6" w:space="0" w:color="D0D7DE"/>
-            </w:tcBorders>
-            <w:shd w:fill="F8FAFC"/>
+            <w:tcW w:type="dxa" w:w="5184"/>
+            <w:vAlign w:val="top"/>
           </w:tcPr>
           <w:p>
-            <w:pPr>
-              <w:spacing w:after="0"/>
-              <w:jc w:val="left"/>
-            </w:pPr>
             <w:r/>
             <w:r>
               <w:rPr>
-                <w:rFonts w:ascii="Times New Roman" w:hAnsi="Times New Roman" w:eastAsia="Times New Roman"/>
                 <w:b w:val="0"/>
-                <w:i w:val="0"/>
-                <w:color w:val="1F1F1F"/>
-                <w:sz w:val="24"/>
+                <w:sz w:val="17"/>
               </w:rPr>
               <w:t>Video exceeds 5 minutes</w:t>
             </w:r>
@@ -5816,76 +3864,33 @@
         </w:tc>
         <w:tc>
           <w:tcPr>
-            <w:tcW w:type="dxa" w:w="5328"/>
-            <w:vAlign w:val="center"/>
-            <w:tcMar>
-              <w:top w:w="85" w:type="dxa"/>
-              <w:start w:w="90" w:type="dxa"/>
-              <w:bottom w:w="85" w:type="dxa"/>
-              <w:end w:w="90" w:type="dxa"/>
-            </w:tcMar>
-            <w:tcBorders>
-              <w:top w:val="single" w:sz="6" w:space="0" w:color="D0D7DE"/>
-              <w:left w:val="single" w:sz="6" w:space="0" w:color="D0D7DE"/>
-              <w:bottom w:val="single" w:sz="6" w:space="0" w:color="D0D7DE"/>
-              <w:right w:val="single" w:sz="6" w:space="0" w:color="D0D7DE"/>
-            </w:tcBorders>
-            <w:shd w:fill="F8FAFC"/>
+            <w:tcW w:type="dxa" w:w="5184"/>
+            <w:vAlign w:val="top"/>
           </w:tcPr>
           <w:p>
-            <w:pPr>
-              <w:spacing w:after="0"/>
-              <w:jc w:val="left"/>
-            </w:pPr>
             <w:r/>
             <w:r>
               <w:rPr>
-                <w:rFonts w:ascii="Times New Roman" w:hAnsi="Times New Roman" w:eastAsia="Times New Roman"/>
                 <w:b w:val="0"/>
-                <w:i w:val="0"/>
-                <w:color w:val="1F1F1F"/>
-                <w:sz w:val="24"/>
+                <w:sz w:val="17"/>
               </w:rPr>
-              <w:t>Reject with clear message</w:t>
+              <w:t>Reject with clear message and no insert</w:t>
             </w:r>
           </w:p>
         </w:tc>
       </w:tr>
       <w:tr>
-        <w:trPr>
-          <w:cantSplit/>
-        </w:trPr>
         <w:tc>
           <w:tcPr>
-            <w:tcW w:type="dxa" w:w="5328"/>
-            <w:vAlign w:val="center"/>
-            <w:tcMar>
-              <w:top w:w="85" w:type="dxa"/>
-              <w:start w:w="90" w:type="dxa"/>
-              <w:bottom w:w="85" w:type="dxa"/>
-              <w:end w:w="90" w:type="dxa"/>
-            </w:tcMar>
-            <w:tcBorders>
-              <w:top w:val="single" w:sz="6" w:space="0" w:color="D0D7DE"/>
-              <w:left w:val="single" w:sz="6" w:space="0" w:color="D0D7DE"/>
-              <w:bottom w:val="single" w:sz="6" w:space="0" w:color="D0D7DE"/>
-              <w:right w:val="single" w:sz="6" w:space="0" w:color="D0D7DE"/>
-            </w:tcBorders>
-            <w:shd w:fill="FFFFFF"/>
+            <w:tcW w:type="dxa" w:w="5184"/>
+            <w:vAlign w:val="top"/>
           </w:tcPr>
           <w:p>
-            <w:pPr>
-              <w:spacing w:after="0"/>
-              <w:jc w:val="left"/>
-            </w:pPr>
             <w:r/>
             <w:r>
               <w:rPr>
-                <w:rFonts w:ascii="Times New Roman" w:hAnsi="Times New Roman" w:eastAsia="Times New Roman"/>
                 <w:b w:val="0"/>
-                <w:i w:val="0"/>
-                <w:color w:val="1F1F1F"/>
-                <w:sz w:val="24"/>
+                <w:sz w:val="17"/>
               </w:rPr>
               <w:t>Text has no location</w:t>
             </w:r>
@@ -5893,35 +3898,15 @@
         </w:tc>
         <w:tc>
           <w:tcPr>
-            <w:tcW w:type="dxa" w:w="5328"/>
-            <w:vAlign w:val="center"/>
-            <w:tcMar>
-              <w:top w:w="85" w:type="dxa"/>
-              <w:start w:w="90" w:type="dxa"/>
-              <w:bottom w:w="85" w:type="dxa"/>
-              <w:end w:w="90" w:type="dxa"/>
-            </w:tcMar>
-            <w:tcBorders>
-              <w:top w:val="single" w:sz="6" w:space="0" w:color="D0D7DE"/>
-              <w:left w:val="single" w:sz="6" w:space="0" w:color="D0D7DE"/>
-              <w:bottom w:val="single" w:sz="6" w:space="0" w:color="D0D7DE"/>
-              <w:right w:val="single" w:sz="6" w:space="0" w:color="D0D7DE"/>
-            </w:tcBorders>
-            <w:shd w:fill="FFFFFF"/>
+            <w:tcW w:type="dxa" w:w="5184"/>
+            <w:vAlign w:val="top"/>
           </w:tcPr>
           <w:p>
-            <w:pPr>
-              <w:spacing w:after="0"/>
-              <w:jc w:val="left"/>
-            </w:pPr>
             <w:r/>
             <w:r>
               <w:rPr>
-                <w:rFonts w:ascii="Times New Roman" w:hAnsi="Times New Roman" w:eastAsia="Times New Roman"/>
                 <w:b w:val="0"/>
-                <w:i w:val="0"/>
-                <w:color w:val="1F1F1F"/>
-                <w:sz w:val="24"/>
+                <w:sz w:val="17"/>
               </w:rPr>
               <w:t>Set Location = Unknown</w:t>
             </w:r>
@@ -5929,232 +3914,137 @@
         </w:tc>
       </w:tr>
       <w:tr>
-        <w:trPr>
-          <w:cantSplit/>
-        </w:trPr>
         <w:tc>
           <w:tcPr>
-            <w:tcW w:type="dxa" w:w="5328"/>
-            <w:vAlign w:val="center"/>
-            <w:tcMar>
-              <w:top w:w="85" w:type="dxa"/>
-              <w:start w:w="90" w:type="dxa"/>
-              <w:bottom w:w="85" w:type="dxa"/>
-              <w:end w:w="90" w:type="dxa"/>
-            </w:tcMar>
-            <w:tcBorders>
-              <w:top w:val="single" w:sz="6" w:space="0" w:color="D0D7DE"/>
-              <w:left w:val="single" w:sz="6" w:space="0" w:color="D0D7DE"/>
-              <w:bottom w:val="single" w:sz="6" w:space="0" w:color="D0D7DE"/>
-              <w:right w:val="single" w:sz="6" w:space="0" w:color="D0D7DE"/>
-            </w:tcBorders>
-            <w:shd w:fill="F8FAFC"/>
+            <w:tcW w:type="dxa" w:w="5184"/>
+            <w:vAlign w:val="top"/>
           </w:tcPr>
           <w:p>
-            <w:pPr>
-              <w:spacing w:after="0"/>
-              <w:jc w:val="left"/>
-            </w:pPr>
             <w:r/>
             <w:r>
               <w:rPr>
-                <w:rFonts w:ascii="Times New Roman" w:hAnsi="Times New Roman" w:eastAsia="Times New Roman"/>
                 <w:b w:val="0"/>
-                <w:i w:val="0"/>
-                <w:color w:val="1F1F1F"/>
-                <w:sz w:val="24"/>
+                <w:sz w:val="17"/>
               </w:rPr>
-              <w:t>Multiple modalities disagree</w:t>
+              <w:t>CSV/JSON contains many rows</w:t>
             </w:r>
           </w:p>
         </w:tc>
         <w:tc>
           <w:tcPr>
-            <w:tcW w:type="dxa" w:w="5328"/>
-            <w:vAlign w:val="center"/>
-            <w:tcMar>
-              <w:top w:w="85" w:type="dxa"/>
-              <w:start w:w="90" w:type="dxa"/>
-              <w:bottom w:w="85" w:type="dxa"/>
-              <w:end w:w="90" w:type="dxa"/>
-            </w:tcMar>
-            <w:tcBorders>
-              <w:top w:val="single" w:sz="6" w:space="0" w:color="D0D7DE"/>
-              <w:left w:val="single" w:sz="6" w:space="0" w:color="D0D7DE"/>
-              <w:bottom w:val="single" w:sz="6" w:space="0" w:color="D0D7DE"/>
-              <w:right w:val="single" w:sz="6" w:space="0" w:color="D0D7DE"/>
-            </w:tcBorders>
-            <w:shd w:fill="F8FAFC"/>
+            <w:tcW w:type="dxa" w:w="5184"/>
+            <w:vAlign w:val="top"/>
           </w:tcPr>
           <w:p>
-            <w:pPr>
-              <w:spacing w:after="0"/>
-              <w:jc w:val="left"/>
-            </w:pPr>
             <w:r/>
             <w:r>
               <w:rPr>
-                <w:rFonts w:ascii="Times New Roman" w:hAnsi="Times New Roman" w:eastAsia="Times New Roman"/>
                 <w:b w:val="0"/>
-                <w:i w:val="0"/>
-                <w:color w:val="1F1F1F"/>
-                <w:sz w:val="24"/>
+                <w:sz w:val="17"/>
               </w:rPr>
-              <w:t>Use priority rules from rules.md</w:t>
+              <w:t>One file may produce multiple incident rows</w:t>
             </w:r>
           </w:p>
         </w:tc>
       </w:tr>
       <w:tr>
-        <w:trPr>
-          <w:cantSplit/>
-        </w:trPr>
         <w:tc>
           <w:tcPr>
-            <w:tcW w:type="dxa" w:w="5328"/>
-            <w:vAlign w:val="center"/>
-            <w:tcMar>
-              <w:top w:w="85" w:type="dxa"/>
-              <w:start w:w="90" w:type="dxa"/>
-              <w:bottom w:w="85" w:type="dxa"/>
-              <w:end w:w="90" w:type="dxa"/>
-            </w:tcMar>
-            <w:tcBorders>
-              <w:top w:val="single" w:sz="6" w:space="0" w:color="D0D7DE"/>
-              <w:left w:val="single" w:sz="6" w:space="0" w:color="D0D7DE"/>
-              <w:bottom w:val="single" w:sz="6" w:space="0" w:color="D0D7DE"/>
-              <w:right w:val="single" w:sz="6" w:space="0" w:color="D0D7DE"/>
-            </w:tcBorders>
-            <w:shd w:fill="FFFFFF"/>
+            <w:tcW w:type="dxa" w:w="5184"/>
+            <w:vAlign w:val="top"/>
           </w:tcPr>
           <w:p>
-            <w:pPr>
-              <w:spacing w:after="0"/>
-              <w:jc w:val="left"/>
-            </w:pPr>
             <w:r/>
             <w:r>
               <w:rPr>
-                <w:rFonts w:ascii="Times New Roman" w:hAnsi="Times New Roman" w:eastAsia="Times New Roman"/>
                 <w:b w:val="0"/>
-                <w:i w:val="0"/>
-                <w:color w:val="1F1F1F"/>
-                <w:sz w:val="24"/>
+                <w:sz w:val="17"/>
               </w:rPr>
-              <w:t>Local LLM fails</w:t>
+              <w:t>Student 6 returns empty DataFrame</w:t>
             </w:r>
           </w:p>
         </w:tc>
         <w:tc>
           <w:tcPr>
-            <w:tcW w:type="dxa" w:w="5328"/>
-            <w:vAlign w:val="center"/>
-            <w:tcMar>
-              <w:top w:w="85" w:type="dxa"/>
-              <w:start w:w="90" w:type="dxa"/>
-              <w:bottom w:w="85" w:type="dxa"/>
-              <w:end w:w="90" w:type="dxa"/>
-            </w:tcMar>
-            <w:tcBorders>
-              <w:top w:val="single" w:sz="6" w:space="0" w:color="D0D7DE"/>
-              <w:left w:val="single" w:sz="6" w:space="0" w:color="D0D7DE"/>
-              <w:bottom w:val="single" w:sz="6" w:space="0" w:color="D0D7DE"/>
-              <w:right w:val="single" w:sz="6" w:space="0" w:color="D0D7DE"/>
-            </w:tcBorders>
-            <w:shd w:fill="FFFFFF"/>
+            <w:tcW w:type="dxa" w:w="5184"/>
+            <w:vAlign w:val="top"/>
           </w:tcPr>
           <w:p>
-            <w:pPr>
-              <w:spacing w:after="0"/>
-              <w:jc w:val="left"/>
-            </w:pPr>
             <w:r/>
             <w:r>
               <w:rPr>
-                <w:rFonts w:ascii="Times New Roman" w:hAnsi="Times New Roman" w:eastAsia="Times New Roman"/>
                 <w:b w:val="0"/>
-                <w:i w:val="0"/>
-                <w:color w:val="1F1F1F"/>
-                <w:sz w:val="24"/>
+                <w:sz w:val="17"/>
               </w:rPr>
-              <w:t>Use rule-based summary</w:t>
+              <w:t>Insert nothing and show no incidents found</w:t>
             </w:r>
           </w:p>
         </w:tc>
       </w:tr>
       <w:tr>
-        <w:trPr>
-          <w:cantSplit/>
-        </w:trPr>
         <w:tc>
           <w:tcPr>
-            <w:tcW w:type="dxa" w:w="5328"/>
-            <w:vAlign w:val="center"/>
-            <w:tcMar>
-              <w:top w:w="85" w:type="dxa"/>
-              <w:start w:w="90" w:type="dxa"/>
-              <w:bottom w:w="85" w:type="dxa"/>
-              <w:end w:w="90" w:type="dxa"/>
-            </w:tcMar>
-            <w:tcBorders>
-              <w:top w:val="single" w:sz="6" w:space="0" w:color="D0D7DE"/>
-              <w:left w:val="single" w:sz="6" w:space="0" w:color="D0D7DE"/>
-              <w:bottom w:val="single" w:sz="6" w:space="0" w:color="D0D7DE"/>
-              <w:right w:val="single" w:sz="6" w:space="0" w:color="D0D7DE"/>
-            </w:tcBorders>
-            <w:shd w:fill="F8FAFC"/>
+            <w:tcW w:type="dxa" w:w="5184"/>
+            <w:vAlign w:val="top"/>
           </w:tcPr>
           <w:p>
-            <w:pPr>
-              <w:spacing w:after="0"/>
-              <w:jc w:val="left"/>
-            </w:pPr>
             <w:r/>
             <w:r>
               <w:rPr>
-                <w:rFonts w:ascii="Times New Roman" w:hAnsi="Times New Roman" w:eastAsia="Times New Roman"/>
                 <w:b w:val="0"/>
-                <w:i w:val="0"/>
-                <w:color w:val="1F1F1F"/>
-                <w:sz w:val="24"/>
+                <w:sz w:val="17"/>
               </w:rPr>
-              <w:t>Empty final CSV</w:t>
+              <w:t>LLM unavailable</w:t>
             </w:r>
           </w:p>
         </w:tc>
         <w:tc>
           <w:tcPr>
-            <w:tcW w:type="dxa" w:w="5328"/>
-            <w:vAlign w:val="center"/>
-            <w:tcMar>
-              <w:top w:w="85" w:type="dxa"/>
-              <w:start w:w="90" w:type="dxa"/>
-              <w:bottom w:w="85" w:type="dxa"/>
-              <w:end w:w="90" w:type="dxa"/>
-            </w:tcMar>
-            <w:tcBorders>
-              <w:top w:val="single" w:sz="6" w:space="0" w:color="D0D7DE"/>
-              <w:left w:val="single" w:sz="6" w:space="0" w:color="D0D7DE"/>
-              <w:bottom w:val="single" w:sz="6" w:space="0" w:color="D0D7DE"/>
-              <w:right w:val="single" w:sz="6" w:space="0" w:color="D0D7DE"/>
-            </w:tcBorders>
-            <w:shd w:fill="F8FAFC"/>
+            <w:tcW w:type="dxa" w:w="5184"/>
+            <w:vAlign w:val="top"/>
           </w:tcPr>
           <w:p>
-            <w:pPr>
-              <w:spacing w:after="0"/>
-              <w:jc w:val="left"/>
-            </w:pPr>
             <w:r/>
             <w:r>
               <w:rPr>
-                <w:rFonts w:ascii="Times New Roman" w:hAnsi="Times New Roman" w:eastAsia="Times New Roman"/>
                 <w:b w:val="0"/>
-                <w:i w:val="0"/>
-                <w:color w:val="1F1F1F"/>
-                <w:sz w:val="24"/>
+                <w:sz w:val="17"/>
               </w:rPr>
-              <w:t>Dashboard shows setup guidance</w:t>
+              <w:t>Use rule-based summary and mark `summary_method = rule_based`</w:t>
+            </w:r>
+          </w:p>
+        </w:tc>
+      </w:tr>
+      <w:tr>
+        <w:tc>
+          <w:tcPr>
+            <w:tcW w:type="dxa" w:w="5184"/>
+            <w:vAlign w:val="top"/>
+          </w:tcPr>
+          <w:p>
+            <w:r/>
+            <w:r>
+              <w:rPr>
+                <w:b w:val="0"/>
+                <w:sz w:val="17"/>
+              </w:rPr>
+              <w:t>Supabase insert fails</w:t>
+            </w:r>
+          </w:p>
+        </w:tc>
+        <w:tc>
+          <w:tcPr>
+            <w:tcW w:type="dxa" w:w="5184"/>
+            <w:vAlign w:val="top"/>
+          </w:tcPr>
+          <w:p>
+            <w:r/>
+            <w:r>
+              <w:rPr>
+                <w:b w:val="0"/>
+                <w:sz w:val="17"/>
+              </w:rPr>
+              <w:t>Show error and do not pretend rows were saved</w:t>
             </w:r>
           </w:p>
         </w:tc>
@@ -6162,75 +4052,13 @@
     </w:tbl>
     <w:p/>
     <w:sectPr>
-      <w:headerReference w:type="default" r:id="rId9"/>
-      <w:footerReference w:type="default" r:id="rId10"/>
       <w:pgSz w:w="12240" w:h="15840"/>
-      <w:pgMar w:top="936" w:right="792" w:bottom="936" w:left="792" w:header="720" w:footer="720" w:gutter="0"/>
+      <w:pgMar w:top="936" w:right="936" w:bottom="936" w:left="936" w:header="720" w:footer="720" w:gutter="0"/>
       <w:cols w:space="720"/>
       <w:docGrid w:linePitch="360"/>
     </w:sectPr>
   </w:body>
 </w:document>
-</file>
-
-<file path=word/footer1.xml><?xml version="1.0" encoding="utf-8"?>
-<w:ftr xmlns:m="http://schemas.openxmlformats.org/officeDocument/2006/math" xmlns:mc="http://schemas.openxmlformats.org/markup-compatibility/2006" xmlns:mo="http://schemas.microsoft.com/office/mac/office/2008/main" xmlns:mv="urn:schemas-microsoft-com:mac:vml" xmlns:o="urn:schemas-microsoft-com:office:office" xmlns:r="http://schemas.openxmlformats.org/officeDocument/2006/relationships" xmlns:v="urn:schemas-microsoft-com:vml" xmlns:w10="urn:schemas-microsoft-com:office:word" xmlns:w14="http://schemas.microsoft.com/office/word/2010/wordml" xmlns:w="http://schemas.openxmlformats.org/wordprocessingml/2006/main" xmlns:wne="http://schemas.microsoft.com/office/word/2006/wordml" xmlns:wp14="http://schemas.microsoft.com/office/word/2010/wordprocessingDrawing" xmlns:wp="http://schemas.openxmlformats.org/drawingml/2006/wordprocessingDrawing" xmlns:wpc="http://schemas.microsoft.com/office/word/2010/wordprocessingCanvas" xmlns:wpg="http://schemas.microsoft.com/office/word/2010/wordprocessingGroup" xmlns:wpi="http://schemas.microsoft.com/office/word/2010/wordprocessingInk" xmlns:wps="http://schemas.microsoft.com/office/word/2010/wordprocessingShape" mc:Ignorable="w14 wp14">
-  <w:p>
-    <w:pPr>
-      <w:pStyle w:val="Footer"/>
-      <w:jc w:val="right"/>
-    </w:pPr>
-    <w:r/>
-    <w:r>
-      <w:rPr>
-        <w:rFonts w:ascii="Times New Roman" w:hAnsi="Times New Roman" w:eastAsia="Times New Roman"/>
-        <w:b w:val="0"/>
-        <w:i w:val="0"/>
-        <w:color w:val="666666"/>
-        <w:sz w:val="18"/>
-      </w:rPr>
-      <w:t xml:space="preserve">Group 2 · Class Prototype · Final Submission: June 26, 2026  |  </w:t>
-    </w:r>
-    <w:r>
-      <w:rPr>
-        <w:rFonts w:ascii="Times New Roman" w:hAnsi="Times New Roman" w:eastAsia="Times New Roman"/>
-        <w:b w:val="0"/>
-        <w:i w:val="0"/>
-        <w:color w:val="666666"/>
-        <w:sz w:val="18"/>
-      </w:rPr>
-      <w:t xml:space="preserve">Page </w:t>
-      <w:fldChar w:fldCharType="begin"/>
-      <w:instrText xml:space="preserve">PAGE</w:instrText>
-      <w:fldChar w:fldCharType="end"/>
-    </w:r>
-  </w:p>
-</w:ftr>
-</file>
-
-<file path=word/header1.xml><?xml version="1.0" encoding="utf-8"?>
-<w:hdr xmlns:m="http://schemas.openxmlformats.org/officeDocument/2006/math" xmlns:mc="http://schemas.openxmlformats.org/markup-compatibility/2006" xmlns:mo="http://schemas.microsoft.com/office/mac/office/2008/main" xmlns:mv="urn:schemas-microsoft-com:mac:vml" xmlns:o="urn:schemas-microsoft-com:office:office" xmlns:r="http://schemas.openxmlformats.org/officeDocument/2006/relationships" xmlns:v="urn:schemas-microsoft-com:vml" xmlns:w10="urn:schemas-microsoft-com:office:word" xmlns:w14="http://schemas.microsoft.com/office/word/2010/wordml" xmlns:w="http://schemas.openxmlformats.org/wordprocessingml/2006/main" xmlns:wne="http://schemas.microsoft.com/office/word/2006/wordml" xmlns:wp14="http://schemas.microsoft.com/office/word/2010/wordprocessingDrawing" xmlns:wp="http://schemas.openxmlformats.org/drawingml/2006/wordprocessingDrawing" xmlns:wpc="http://schemas.microsoft.com/office/word/2010/wordprocessingCanvas" xmlns:wpg="http://schemas.microsoft.com/office/word/2010/wordprocessingGroup" xmlns:wpi="http://schemas.microsoft.com/office/word/2010/wordprocessingInk" xmlns:wps="http://schemas.microsoft.com/office/word/2010/wordprocessingShape" mc:Ignorable="w14 wp14">
-  <w:p>
-    <w:pPr>
-      <w:pStyle w:val="Header"/>
-      <w:jc w:val="left"/>
-      <w:pBdr>
-        <w:bottom w:val="single" w:sz="4" w:space="1" w:color="D9DEE3"/>
-      </w:pBdr>
-    </w:pPr>
-    <w:r/>
-    <w:r>
-      <w:rPr>
-        <w:rFonts w:ascii="Times New Roman" w:hAnsi="Times New Roman" w:eastAsia="Times New Roman"/>
-        <w:b w:val="0"/>
-        <w:i w:val="0"/>
-        <w:color w:val="666666"/>
-        <w:sz w:val="19"/>
-      </w:rPr>
-      <w:t>Multimodal Crime / Incident Report Analyzer  |  System Specifications</w:t>
-    </w:r>
-  </w:p>
-</w:hdr>
 </file>
 
 <file path=word/numbering.xml><?xml version="1.0" encoding="utf-8"?>
@@ -6596,13 +4424,9 @@
     <w:name w:val="Normal"/>
     <w:qFormat/>
     <w:rsid w:val="00FC693F"/>
-    <w:pPr>
-      <w:spacing w:after="120" w:line="259" w:lineRule="auto"/>
-    </w:pPr>
     <w:rPr>
-      <w:rFonts w:ascii="Times New Roman" w:hAnsi="Times New Roman" w:eastAsia="Times New Roman"/>
-      <w:color w:val="1F1F1F"/>
-      <w:sz w:val="26"/>
+      <w:rFonts w:ascii="Arial" w:hAnsi="Arial" w:eastAsia="Arial"/>
+      <w:sz w:val="19"/>
     </w:rPr>
   </w:style>
   <w:style w:type="paragraph" w:styleId="Header">
@@ -6660,15 +4484,15 @@
     <w:pPr>
       <w:keepNext/>
       <w:keepLines/>
-      <w:spacing w:before="240" w:after="120"/>
+      <w:spacing w:before="480" w:after="0"/>
       <w:outlineLvl w:val="0"/>
     </w:pPr>
     <w:rPr>
-      <w:rFonts w:asciiTheme="majorHAnsi" w:eastAsiaTheme="majorEastAsia" w:hAnsiTheme="majorHAnsi" w:cstheme="majorBidi" w:ascii="Times New Roman" w:hAnsi="Times New Roman" w:eastAsia="Times New Roman"/>
+      <w:rFonts w:asciiTheme="majorHAnsi" w:eastAsiaTheme="majorEastAsia" w:hAnsiTheme="majorHAnsi" w:cstheme="majorBidi" w:ascii="Arial" w:hAnsi="Arial" w:eastAsia="Arial"/>
       <w:b/>
       <w:bCs/>
-      <w:color w:val="12385B"/>
-      <w:sz w:val="36"/>
+      <w:color w:val="365F91" w:themeColor="accent1" w:themeShade="BF"/>
+      <w:sz w:val="28"/>
       <w:szCs w:val="28"/>
     </w:rPr>
   </w:style>
@@ -6684,15 +4508,15 @@
     <w:pPr>
       <w:keepNext/>
       <w:keepLines/>
-      <w:spacing w:before="240" w:after="120"/>
+      <w:spacing w:before="200" w:after="0"/>
       <w:outlineLvl w:val="1"/>
     </w:pPr>
     <w:rPr>
-      <w:rFonts w:asciiTheme="majorHAnsi" w:eastAsiaTheme="majorEastAsia" w:hAnsiTheme="majorHAnsi" w:cstheme="majorBidi" w:ascii="Times New Roman" w:hAnsi="Times New Roman" w:eastAsia="Times New Roman"/>
+      <w:rFonts w:asciiTheme="majorHAnsi" w:eastAsiaTheme="majorEastAsia" w:hAnsiTheme="majorHAnsi" w:cstheme="majorBidi" w:ascii="Arial" w:hAnsi="Arial" w:eastAsia="Arial"/>
       <w:b/>
       <w:bCs/>
-      <w:color w:val="1F4E79"/>
-      <w:sz w:val="30"/>
+      <w:color w:val="4F81BD" w:themeColor="accent1"/>
+      <w:sz w:val="26"/>
       <w:szCs w:val="26"/>
     </w:rPr>
   </w:style>
@@ -6708,15 +4532,14 @@
     <w:pPr>
       <w:keepNext/>
       <w:keepLines/>
-      <w:spacing w:before="240" w:after="120"/>
+      <w:spacing w:before="200" w:after="0"/>
       <w:outlineLvl w:val="2"/>
     </w:pPr>
     <w:rPr>
-      <w:rFonts w:asciiTheme="majorHAnsi" w:eastAsiaTheme="majorEastAsia" w:hAnsiTheme="majorHAnsi" w:cstheme="majorBidi" w:ascii="Times New Roman" w:hAnsi="Times New Roman" w:eastAsia="Times New Roman"/>
+      <w:rFonts w:asciiTheme="majorHAnsi" w:eastAsiaTheme="majorEastAsia" w:hAnsiTheme="majorHAnsi" w:cstheme="majorBidi" w:ascii="Arial" w:hAnsi="Arial" w:eastAsia="Arial"/>
       <w:b/>
       <w:bCs/>
-      <w:color w:val="12385B"/>
-      <w:sz w:val="27"/>
+      <w:color w:val="4F81BD" w:themeColor="accent1"/>
     </w:rPr>
   </w:style>
   <w:style w:type="paragraph" w:styleId="Heading4">
@@ -7132,13 +4955,8 @@
       <w:numPr>
         <w:numId w:val="1"/>
       </w:numPr>
-      <w:spacing w:after="80"/>
       <w:contextualSpacing/>
     </w:pPr>
-    <w:rPr>
-      <w:rFonts w:ascii="Times New Roman" w:hAnsi="Times New Roman" w:eastAsia="Times New Roman"/>
-      <w:sz w:val="26"/>
-    </w:rPr>
   </w:style>
   <w:style w:type="paragraph" w:styleId="ListBullet2">
     <w:name w:val="List Bullet 2"/>
@@ -7176,13 +4994,8 @@
       <w:numPr>
         <w:numId w:val="5"/>
       </w:numPr>
-      <w:spacing w:after="80"/>
       <w:contextualSpacing/>
     </w:pPr>
-    <w:rPr>
-      <w:rFonts w:ascii="Times New Roman" w:hAnsi="Times New Roman" w:eastAsia="Times New Roman"/>
-      <w:sz w:val="26"/>
-    </w:rPr>
   </w:style>
   <w:style w:type="paragraph" w:styleId="ListNumber2">
     <w:name w:val="List Number 2"/>
